--- a/Documentation/reports/Guide_Technique_DevoTeam_Dashboard.docx
+++ b/Documentation/reports/Guide_Technique_DevoTeam_Dashboard.docx
@@ -893,7 +893,7 @@
               <w:rPr>
                 <w:sz w:val="19"/>
               </w:rPr>
-              <w:t>Suite pytest — 91 tests, aucune dépendance réseau/DB réelle.</w:t>
+              <w:t>Suite pytest — 100 tests, aucune dépendance réseau/DB réelle.</w:t>
             </w:r>
           </w:p>
         </w:tc>
@@ -2193,6 +2193,36 @@
           </w:p>
         </w:tc>
       </w:tr>
+      <w:tr>
+        <w:tc>
+          <w:tcPr>
+            <w:tcW w:type="dxa" w:w="4706"/>
+          </w:tcPr>
+          <w:p>
+            <w:r/>
+            <w:r>
+              <w:rPr>
+                <w:sz w:val="19"/>
+              </w:rPr>
+              <w:t>scheduler_state</w:t>
+            </w:r>
+          </w:p>
+        </w:tc>
+        <w:tc>
+          <w:tcPr>
+            <w:tcW w:type="dxa" w:w="4706"/>
+          </w:tcPr>
+          <w:p>
+            <w:r/>
+            <w:r>
+              <w:rPr>
+                <w:sz w:val="19"/>
+              </w:rPr>
+              <w:t>Une ligne par job planifié (job_name, last_run_date) — permet au digest email quotidien de savoir s'il a déjà tourné aujourd'hui et de rattraper une exécution manquée sans jamais en envoyer deux (section 10.9).</w:t>
+            </w:r>
+          </w:p>
+        </w:tc>
+      </w:tr>
     </w:tbl>
     <w:p/>
     <w:p>
@@ -3065,6 +3095,61 @@
     <w:p>
       <w:pPr>
         <w:keepNext/>
+        <w:spacing w:before="280" w:after="120"/>
+      </w:pPr>
+      <w:r>
+        <w:rPr>
+          <w:b/>
+          <w:color w:val="242422"/>
+          <w:sz w:val="27"/>
+        </w:rPr>
+        <w:t>10.8 Statuts clos exclus des requêtes « urgentes » du chat</w:t>
+      </w:r>
+    </w:p>
+    <w:p>
+      <w:r>
+        <w:rPr>
+          <w:b w:val="0"/>
+          <w:i w:val="0"/>
+        </w:rPr>
+        <w:t>Signalé par l'utilisateur : « liste des opportunités urgentes » pouvait afficher une offre déjà gagnée ou perdue si sa date d'échéance technique tombait dans la fenêtre demandée — incohérent avec les alertes email/bannière (section 10.5), qui excluent bien ces statuts. Plutôt que de dupliquer la liste EXCLUDED_STATUSES, intent_refiner.py::refine_intent() l'importe directement depuis alerts.py et pose intent["exclude_statuses"] dès qu'un filtre days_remaining est présent — jamais piloté par le LLM, uniquement par ce garde-fou déterministe. db_layer.py traduit ce champ en une clause status NOT IN (...), ajoutée à toute requête qui filtre sur l'urgence. Une seule définition de « actif » pour tout le projet, jamais deux listes de statuts qui pourraient diverger avec le temps.</w:t>
+      </w:r>
+    </w:p>
+    <w:p>
+      <w:pPr>
+        <w:keepNext/>
+        <w:spacing w:before="280" w:after="120"/>
+      </w:pPr>
+      <w:r>
+        <w:rPr>
+          <w:b/>
+          <w:color w:val="242422"/>
+          <w:sz w:val="27"/>
+        </w:rPr>
+        <w:t>10.9 Rattrapage du scheduler</w:t>
+      </w:r>
+    </w:p>
+    <w:p>
+      <w:r>
+        <w:rPr>
+          <w:b w:val="0"/>
+          <w:i w:val="0"/>
+        </w:rPr>
+        <w:t>APScheduler ne rattrape pas un job manqué si le processus était entièrement arrêté au moment prévu (contrairement à misfire_grace_time, qui ne couvre qu'un léger retard sur un processus resté actif). Pour le recalcul de days_remaining, ce n'était pas un problème : il est déjà rappelé sans condition à chaque démarrage (section 10.2), et le recalculer plusieurs fois ne fait jamais de mal. Pour l'email quotidien, un rappel sans condition renverrait un doublon si le cron 8h avait déjà tourné le jour même.</w:t>
+      </w:r>
+    </w:p>
+    <w:p>
+      <w:r>
+        <w:rPr>
+          <w:b w:val="0"/>
+          <w:i w:val="0"/>
+        </w:rPr>
+        <w:t>Solution : une table scheduler_state (job_name, last_run_date), auto-créée à la demande — aucune migration à relancer sur un déploiement existant. run_daily_alert_check_if_needed() vérifie d'abord si le job a déjà tourné aujourd'hui ; sinon, elle exécute la vérification puis marque la date. Appelée à la fois par le cron 8h ET au démarrage du serveur : un serveur éteint pile à 8h rattrape l'envoi dès qu'il redémarre, quelle que soit l'heure, sans jamais produire de second email le même jour.</w:t>
+      </w:r>
+    </w:p>
+    <w:p>
+      <w:pPr>
+        <w:keepNext/>
         <w:spacing w:before="400" w:after="200"/>
         <w:pBdr>
           <w:bottom w:val="single" w:sz="18" w:space="4" w:color="D42A45"/>
@@ -3092,7 +3177,7 @@
         <w:pStyle w:val="ListBullet"/>
       </w:pPr>
       <w:r>
-        <w:t>Hooks dédiés : useTheme (clair/sombre), useVegaEmbed (rendu Vega-Lite dans le DOM).</w:t>
+        <w:t>Hooks dédiés : useTheme (clair/sombre), useChatHistory (persistance localStorage), useVegaEmbed (rendu Vega-Lite dans le DOM).</w:t>
       </w:r>
     </w:p>
     <w:p>
@@ -3117,6 +3202,61 @@
       </w:pPr>
       <w:r>
         <w:t>Astuce React : un compteur dashboardKey, incrémenté à chaque nouvelle réponse, est utilisé comme prop key pour forcer le remontage des composants et rejouer les animations d'entrée à chaque nouveau résultat.</w:t>
+      </w:r>
+    </w:p>
+    <w:p>
+      <w:pPr>
+        <w:keepNext/>
+        <w:spacing w:before="280" w:after="120"/>
+      </w:pPr>
+      <w:r>
+        <w:rPr>
+          <w:b/>
+          <w:color w:val="242422"/>
+          <w:sz w:val="27"/>
+        </w:rPr>
+        <w:t>11.1 Historique de conversation persistant (useChatHistory.js)</w:t>
+      </w:r>
+    </w:p>
+    <w:p>
+      <w:r>
+        <w:rPr>
+          <w:b w:val="0"/>
+          <w:i w:val="0"/>
+        </w:rPr>
+        <w:t>Messages, dashboard affiché et contexte multi-tour (previous_intent) sont sérialisés dans localStorage à chaque changement, et restaurés au montage — plafonnés à 100 messages pour ne pas faire grossir indéfiniment le stockage. Le compteur d'identifiants de message (nextIdRef) est réinitialisé au-delà du plus grand id restauré, pour ne jamais entrer en collision avec l'historique repris. Toute erreur (quota dépassé, navigation privée, JSON corrompu) est absorbée silencieusement : la persistance est un confort, jamais une dépendance dont l'absence casserait le chat. Un bouton « Effacer la conversation » (avec confirmation) a été ajouté dans le header, puisqu'un historique qui persiste indéfiniment a besoin d'une porte de sortie explicite.</w:t>
+      </w:r>
+    </w:p>
+    <w:p>
+      <w:pPr>
+        <w:keepNext/>
+        <w:spacing w:before="280" w:after="120"/>
+      </w:pPr>
+      <w:r>
+        <w:rPr>
+          <w:b/>
+          <w:color w:val="242422"/>
+          <w:sz w:val="27"/>
+        </w:rPr>
+        <w:t>11.2 Bug trouvé : header illisible en mode sombre</w:t>
+      </w:r>
+    </w:p>
+    <w:p>
+      <w:r>
+        <w:rPr>
+          <w:b w:val="0"/>
+          <w:i w:val="0"/>
+        </w:rPr>
+        <w:t>Trouvé en relisant le CSS (pas en testant à l'œil — aucun outil de capture d'écran disponible dans cet environnement) : le dégradé du header utilisait linear-gradient(135deg, var(--brand-primary) 0%, var(--text-primary) 68%). --text-primary vaut #0b0b0b (presque noir) en mode clair, mais #ffffff (blanc) en mode sombre — et le texte du header, lui, est en blanc fixe (color: #ffffff). En mode sombre, le dégradé finissait donc en blanc, sous un texte blanc : illisible, tout comme le logo (lui aussi dessiné en blanc).</w:t>
+      </w:r>
+    </w:p>
+    <w:p>
+      <w:r>
+        <w:rPr>
+          <w:b w:val="0"/>
+          <w:i w:val="0"/>
+        </w:rPr>
+        <w:t>Corrigé avec un nouveau jeton --header-ink, fixé à #0b0b0b et jamais réactif au thème — le header porte toujours du texte blanc, donc la fin de son dégradé doit toujours rester sombre, quel que soit le thème actif. Un second bug de même nature affectait le texte « warning » du bandeau d'alerte (color-mix(..., black) littéral, qui suppose un fond clair) : corrigé avec un jeton --warning-ink-mix (black en mode clair, white en mode sombre). Aucune valeur n'a changé en mode clair dans les deux cas — uniquement des ajouts, jamais une modification du rendu déjà validé.</w:t>
       </w:r>
     </w:p>
     <w:p>
@@ -3183,7 +3323,7 @@
           <w:b w:val="0"/>
           <w:i w:val="0"/>
         </w:rPr>
-        <w:t>91 tests pytest, sans dépendance réseau ni base de données réelle : le client Groq et les connexions MySQL sont simulés (monkeypatch) via de faux objets (fake cursor/connection capturant la requête générée pour l'affirmer dans le test). Complétés systématiquement par une vérification en conditions réelles (DB MySQL réelle, appel Groq réel, et compilation par le vrai moteur vega-lite en Node.js) — les tests protègent contre les régressions, la vérification réelle est ce qui a révélé les deux bugs texte/graphique de la section 8.3.</w:t>
+        <w:t>100 tests pytest, sans dépendance réseau ni base de données réelle : le client Groq et les connexions MySQL sont simulés (monkeypatch) via de faux objets (fake cursor/connection capturant la requête générée pour l'affirmer dans le test). Complétés systématiquement par une vérification en conditions réelles (DB MySQL réelle, appel Groq réel, et compilation par le vrai moteur vega-lite en Node.js) — les tests protègent contre les régressions, la vérification réelle est ce qui a révélé les deux bugs texte/graphique de la section 8.3.</w:t>
       </w:r>
     </w:p>
     <w:tbl>
@@ -3276,7 +3416,7 @@
               <w:rPr>
                 <w:sz w:val="19"/>
               </w:rPr>
-              <w:t>25</w:t>
+              <w:t>27</w:t>
             </w:r>
           </w:p>
         </w:tc>
@@ -3290,7 +3430,7 @@
               <w:rPr>
                 <w:sz w:val="19"/>
               </w:rPr>
-              <w:t>Dates relatives, parseur par mots-clés, affinage d'intention, normalisation funnel/heatmap/scatter/days_remaining.</w:t>
+              <w:t>Dates relatives, parseur par mots-clés, affinage d'intention, normalisation funnel/heatmap/scatter/days_remaining/exclude_statuses.</w:t>
             </w:r>
           </w:p>
         </w:tc>
@@ -3458,7 +3598,7 @@
               <w:rPr>
                 <w:sz w:val="19"/>
               </w:rPr>
-              <w:t>11</w:t>
+              <w:t>13</w:t>
             </w:r>
           </w:p>
         </w:tc>
@@ -3472,7 +3612,7 @@
               <w:rPr>
                 <w:sz w:val="19"/>
               </w:rPr>
-              <w:t>Construction des requêtes SQL, choix de vue, clauses IN/BETWEEN, requête 2D du heatmap, chemin brut du scatter.</w:t>
+              <w:t>Construction des requêtes SQL, choix de vue, clauses IN/BETWEEN, requête 2D du heatmap, chemin brut du scatter, exclusion de statuts.</w:t>
             </w:r>
           </w:p>
         </w:tc>
@@ -3504,7 +3644,7 @@
               <w:rPr>
                 <w:sz w:val="19"/>
               </w:rPr>
-              <w:t>7</w:t>
+              <w:t>12</w:t>
             </w:r>
           </w:p>
         </w:tc>
@@ -3519,7 +3659,7 @@
               <w:rPr>
                 <w:sz w:val="19"/>
               </w:rPr>
-              <w:t>Fenêtre de 7 jours en direct, exclusion des statuts clos, envoi email.</w:t>
+              <w:t>Fenêtre de 7 jours en direct, exclusion des statuts clos, envoi email, rattrapage idempotent du scheduler.</w:t>
             </w:r>
           </w:p>
         </w:tc>
@@ -3797,6 +3937,52 @@
     <w:p>
       <w:pPr>
         <w:keepNext/>
+        <w:spacing w:before="200" w:after="80"/>
+      </w:pPr>
+      <w:r>
+        <w:rPr>
+          <w:b/>
+          <w:color w:val="D42A45"/>
+          <w:sz w:val="23"/>
+        </w:rPr>
+        <w:t>Q : Comment garantis-tu qu'un email d'alerte n'est jamais envoyé deux fois le même jour ?</w:t>
+      </w:r>
+    </w:p>
+    <w:p>
+      <w:r>
+        <w:rPr>
+          <w:b w:val="0"/>
+          <w:i w:val="0"/>
+        </w:rPr>
+        <w:t>Une table scheduler_state (job_name, last_run_date) trace la dernière exécution. run_daily_alert_check_if_needed() vérifie cette date avant d'agir, et la met à jour après — appelée à la fois par le cron 8h et au démarrage du serveur, donc un redémarrage tardif rattrape l'envoi manqué sans risquer un doublon si le cron avait déjà tourné plus tôt dans la journée.</w:t>
+      </w:r>
+    </w:p>
+    <w:p>
+      <w:pPr>
+        <w:keepNext/>
+        <w:spacing w:before="200" w:after="80"/>
+      </w:pPr>
+      <w:r>
+        <w:rPr>
+          <w:b/>
+          <w:color w:val="D42A45"/>
+          <w:sz w:val="23"/>
+        </w:rPr>
+        <w:t>Q : Comment as-tu trouvé les bugs de contraste en mode sombre sans navigateur ni capture d'écran ?</w:t>
+      </w:r>
+    </w:p>
+    <w:p>
+      <w:r>
+        <w:rPr>
+          <w:b w:val="0"/>
+          <w:i w:val="0"/>
+        </w:rPr>
+        <w:t>En lisant le CSS ligne par ligne plutôt qu'en devinant : chercher chaque endroit où une couleur qui change avec le thème (var(--text-primary), un color-mix vers un noir/blanc littéral) est combinée avec une couleur de texte fixe. Le header avait un texte blanc fixe sur un dégradé qui finissait par --text-primary — blanc lui aussi en mode sombre. Un raisonnement statique suffit à repérer ce type de bug ; il n'a fallu aucun rendu réel pour le localiser, seulement pour le confirmer visuellement ensuite.</w:t>
+      </w:r>
+    </w:p>
+    <w:p>
+      <w:pPr>
+        <w:keepNext/>
         <w:spacing w:before="400" w:after="200"/>
         <w:pBdr>
           <w:bottom w:val="single" w:sz="18" w:space="4" w:color="D42A45"/>
@@ -3816,7 +4002,7 @@
         <w:pStyle w:val="ListBullet"/>
       </w:pPr>
       <w:r>
-        <w:t>Le scheduler ne tourne que si le processus backend reste démarré en continu — pas de rattrapage si le job planifié tombe pendant un arrêt.</w:t>
+        <w:t>Le mode « sortie structurée stricte » n'est pas supporté par Groq/Llama 3.3 (testé et confirmé) — le filet de sécurité Pydantic + liste blanche reste donc le mécanisme d'application des règles, plutôt qu'une garantie au niveau du schéma du modèle.</w:t>
       </w:r>
     </w:p>
     <w:p>
@@ -3824,7 +4010,7 @@
         <w:pStyle w:val="ListBullet"/>
       </w:pPr>
       <w:r>
-        <w:t>Pas de session de chat persistante côté navigateur (rechargement de page = perte de l'historique de conversation).</w:t>
+        <w:t>L'historique de conversation persistant (localStorage) est par navigateur/appareil, pas partagé entre postes — nécessiterait un compte utilisateur pour ça.</w:t>
       </w:r>
     </w:p>
     <w:p>
@@ -3832,7 +4018,7 @@
         <w:pStyle w:val="ListBullet"/>
       </w:pPr>
       <w:r>
-        <w:t>Le mode « sortie structurée stricte » n'est pas supporté par Groq/Llama 3.3 (testé et confirmé) — le filet de sécurité Pydantic + liste blanche reste donc le mécanisme d'application des règles, plutôt qu'une garantie au niveau du schéma du modèle.</w:t>
+        <w:t>Le nuage de points et la carte de chaleur n'ont pas de garde-fou de cardinalité aussi mûr que bar/pie pour des cas extrêmes (dimension à très forte cardinalité en axe du heatmap au-delà du plafond testé).</w:t>
       </w:r>
     </w:p>
     <w:sectPr>

--- a/Documentation/reports/Guide_Technique_DevoTeam_Dashboard.docx
+++ b/Documentation/reports/Guide_Technique_DevoTeam_Dashboard.docx
@@ -231,6 +231,17 @@
           <w:color w:val="242422"/>
         </w:rPr>
         <w:t>Alertes deadlines (backend/alerts.py, maintenance.py, scheduler)</w:t>
+      </w:r>
+    </w:p>
+    <w:p>
+      <w:pPr>
+        <w:pStyle w:val="ListBullet"/>
+      </w:pPr>
+      <w:r>
+        <w:rPr>
+          <w:color w:val="242422"/>
+        </w:rPr>
+        <w:t>Synchronisation Google Sheets (backend/sheets_sync.py)</w:t>
       </w:r>
     </w:p>
     <w:p>
@@ -816,6 +827,37 @@
               <w:rPr>
                 <w:sz w:val="19"/>
               </w:rPr>
+              <w:t>backend/sheets_sync.py</w:t>
+            </w:r>
+          </w:p>
+        </w:tc>
+        <w:tc>
+          <w:tcPr>
+            <w:tcW w:type="dxa" w:w="4706"/>
+            <w:shd w:fill="FAFAF8"/>
+          </w:tcPr>
+          <w:p>
+            <w:r/>
+            <w:r>
+              <w:rPr>
+                <w:sz w:val="19"/>
+              </w:rPr>
+              <w:t>Synchronisation Google Sheets -&gt; MySQL (table opportunities uniquement).</w:t>
+            </w:r>
+          </w:p>
+        </w:tc>
+      </w:tr>
+      <w:tr>
+        <w:tc>
+          <w:tcPr>
+            <w:tcW w:type="dxa" w:w="4706"/>
+          </w:tcPr>
+          <w:p>
+            <w:r/>
+            <w:r>
+              <w:rPr>
+                <w:sz w:val="19"/>
+              </w:rPr>
               <w:t>backend/db.py</w:t>
             </w:r>
           </w:p>
@@ -823,7 +865,6 @@
         <w:tc>
           <w:tcPr>
             <w:tcW w:type="dxa" w:w="4706"/>
-            <w:shd w:fill="FAFAF8"/>
           </w:tcPr>
           <w:p>
             <w:r/>
@@ -840,6 +881,7 @@
         <w:tc>
           <w:tcPr>
             <w:tcW w:type="dxa" w:w="4706"/>
+            <w:shd w:fill="FAFAF8"/>
           </w:tcPr>
           <w:p>
             <w:r/>
@@ -854,6 +896,7 @@
         <w:tc>
           <w:tcPr>
             <w:tcW w:type="dxa" w:w="4706"/>
+            <w:shd w:fill="FAFAF8"/>
           </w:tcPr>
           <w:p>
             <w:r/>
@@ -870,7 +913,6 @@
         <w:tc>
           <w:tcPr>
             <w:tcW w:type="dxa" w:w="4706"/>
-            <w:shd w:fill="FAFAF8"/>
           </w:tcPr>
           <w:p>
             <w:r/>
@@ -885,7 +927,6 @@
         <w:tc>
           <w:tcPr>
             <w:tcW w:type="dxa" w:w="4706"/>
-            <w:shd w:fill="FAFAF8"/>
           </w:tcPr>
           <w:p>
             <w:r/>
@@ -893,7 +934,7 @@
               <w:rPr>
                 <w:sz w:val="19"/>
               </w:rPr>
-              <w:t>Suite pytest — 100 tests, aucune dépendance réseau/DB réelle.</w:t>
+              <w:t>Suite pytest — 140 tests, aucune dépendance réseau/DB réelle.</w:t>
             </w:r>
           </w:p>
         </w:tc>
@@ -902,6 +943,7 @@
         <w:tc>
           <w:tcPr>
             <w:tcW w:type="dxa" w:w="4706"/>
+            <w:shd w:fill="FAFAF8"/>
           </w:tcPr>
           <w:p>
             <w:r/>
@@ -916,6 +958,7 @@
         <w:tc>
           <w:tcPr>
             <w:tcW w:type="dxa" w:w="4706"/>
+            <w:shd w:fill="FAFAF8"/>
           </w:tcPr>
           <w:p>
             <w:r/>
@@ -932,7 +975,6 @@
         <w:tc>
           <w:tcPr>
             <w:tcW w:type="dxa" w:w="4706"/>
-            <w:shd w:fill="FAFAF8"/>
           </w:tcPr>
           <w:p>
             <w:r/>
@@ -947,7 +989,6 @@
         <w:tc>
           <w:tcPr>
             <w:tcW w:type="dxa" w:w="4706"/>
-            <w:shd w:fill="FAFAF8"/>
           </w:tcPr>
           <w:p>
             <w:r/>
@@ -964,6 +1005,7 @@
         <w:tc>
           <w:tcPr>
             <w:tcW w:type="dxa" w:w="4706"/>
+            <w:shd w:fill="FAFAF8"/>
           </w:tcPr>
           <w:p>
             <w:r/>
@@ -978,6 +1020,7 @@
         <w:tc>
           <w:tcPr>
             <w:tcW w:type="dxa" w:w="4706"/>
+            <w:shd w:fill="FAFAF8"/>
           </w:tcPr>
           <w:p>
             <w:r/>
@@ -3089,7 +3132,7 @@
           <w:b w:val="0"/>
           <w:i w:val="0"/>
         </w:rPr>
-        <w:t>Le troisième niveau est le plus important pédagogiquement : une instruction de prompt n'est jamais une garantie (le LLM l'a déjà ignorée une fois pour le scatter, voir section 14), donc la correction réellement fiable est celle qui ne dépend pas du LLM pour se déclencher. Le tableau affiche aussi désormais « Échéance dépassée depuis N jours » plutôt qu'un nombre négatif brut, pour les cas où une deadline passée reste légitimement visible (ex: une liste non filtrée par date).</w:t>
+        <w:t>Le troisième niveau est le plus important pédagogiquement : une instruction de prompt n'est jamais une garantie (le LLM l'a déjà ignorée une fois pour le scatter, voir section 15), donc la correction réellement fiable est celle qui ne dépend pas du LLM pour se déclencher. Le tableau affiche aussi désormais « Échéance dépassée depuis N jours » plutôt qu'un nombre négatif brut, pour les cas où une deadline passée reste légitimement visible (ex: une liste non filtrée par date).</w:t>
       </w:r>
     </w:p>
     <w:p>
@@ -3161,7 +3204,217 @@
           <w:color w:val="F2405A"/>
           <w:sz w:val="36"/>
         </w:rPr>
-        <w:t>11. Frontend (Vite + React)</w:t>
+        <w:t>11. Synchronisation Google Sheets -&gt; MySQL</w:t>
+      </w:r>
+    </w:p>
+    <w:p>
+      <w:r>
+        <w:rPr>
+          <w:b w:val="0"/>
+          <w:i w:val="0"/>
+        </w:rPr>
+        <w:t>backend/sheets_sync.py. Le Sheet devient un formulaire d'ajout/modification d'opportunités, plus simple à éditer au quotidien qu'une base de données directement — l'application continue de LIRE depuis MySQL comme avant (chat, graphiques, alertes) ; ce module importe uniquement les changements du Sheet vers la base, jamais l'inverse.</w:t>
+      </w:r>
+    </w:p>
+    <w:p>
+      <w:pPr>
+        <w:keepNext/>
+        <w:spacing w:before="280" w:after="120"/>
+      </w:pPr>
+      <w:r>
+        <w:rPr>
+          <w:b/>
+          <w:color w:val="242422"/>
+          <w:sz w:val="27"/>
+        </w:rPr>
+        <w:t>11.1 Authentification par compte de service, pas une simple clé API</w:t>
+      </w:r>
+    </w:p>
+    <w:p>
+      <w:r>
+        <w:rPr>
+          <w:b w:val="0"/>
+          <w:i w:val="0"/>
+        </w:rPr>
+        <w:t>La synchro doit pouvoir ÉCRIRE dans le Sheet (réinjecter l'id MySQL généré pour chaque nouvelle ligne, condition de son idempotence — voir 11.3), ce qu'une clé API seule ne permet pas (lecture seule). Authentification par compte de service Google (fichier JSON, ajouté en Éditeur sur le Sheet cible) via gspread.service_account().</w:t>
+      </w:r>
+    </w:p>
+    <w:p>
+      <w:pPr>
+        <w:keepNext/>
+        <w:spacing w:before="280" w:after="120"/>
+      </w:pPr>
+      <w:r>
+        <w:rPr>
+          <w:b/>
+          <w:color w:val="242422"/>
+          <w:sz w:val="27"/>
+        </w:rPr>
+        <w:t>11.2 Champs toujours recalculés, jamais lus depuis le Sheet</w:t>
+      </w:r>
+    </w:p>
+    <w:p>
+      <w:r>
+        <w:rPr>
+          <w:b w:val="0"/>
+          <w:i w:val="0"/>
+        </w:rPr>
+        <w:t>deadline_month, deadline_year, days_remaining et weighted_amount sont toujours dérivés des colonnes brutes (deadline, financial_offer, win_probability) au moment de la synchro, même s'ils figurent en colonne dans le Sheet — même principe que days_remaining ailleurs dans le projet (section 10.1) : une donnée calculable ne doit jamais dépendre d'une saisie externe qui pourrait diverger.</w:t>
+      </w:r>
+    </w:p>
+    <w:p>
+      <w:pPr>
+        <w:keepNext/>
+        <w:spacing w:before="280" w:after="120"/>
+      </w:pPr>
+      <w:r>
+        <w:rPr>
+          <w:b/>
+          <w:color w:val="242422"/>
+          <w:sz w:val="27"/>
+        </w:rPr>
+        <w:t>11.3 Idempotence de l'insertion — réécriture de l'id dans le Sheet</w:t>
+      </w:r>
+    </w:p>
+    <w:p>
+      <w:r>
+        <w:rPr>
+          <w:b w:val="0"/>
+          <w:i w:val="0"/>
+        </w:rPr>
+        <w:t>Une ligne sans id = nouvelle opportunité. Après l'INSERT MySQL, l'id généré (cur.lastrowid) est immédiatement réécrit dans la cellule id du Sheet — sans quoi la synchro suivante (15 minutes plus tard) réinsérerait la même ligne en double, faute de moyen de la reconnaître comme déjà traitée. Si cette réécriture échoue (ligne insérée mais Sheet non mis à jour), l'erreur est journalisée bruyamment plutôt que silencieusement absorbée — l'insertion MySQL, elle, reste acquise.</w:t>
+      </w:r>
+    </w:p>
+    <w:p>
+      <w:pPr>
+        <w:keepNext/>
+        <w:spacing w:before="280" w:after="120"/>
+      </w:pPr>
+      <w:r>
+        <w:rPr>
+          <w:b/>
+          <w:color w:val="242422"/>
+          <w:sz w:val="27"/>
+        </w:rPr>
+        <w:t>11.4 Validation par ligne, jamais bloquante</w:t>
+      </w:r>
+    </w:p>
+    <w:p>
+      <w:r>
+        <w:rPr>
+          <w:b w:val="0"/>
+          <w:i w:val="0"/>
+        </w:rPr>
+        <w:t>Chaque ligne est validée indépendamment (dates aux deux formats acceptés, nombres avec virgule décimale, probabilité en fraction ou en pourcentage, practice/opp_type/status contre la liste blanche déjà utilisée par le chat) — une ligne invalide est journalisée et sautée, sans jamais empêcher l'import des autres. Les littéraux "NULL"/"N/A" laissés par l'export CSV -&gt; Sheets sont normalisés en valeur vide plutôt que stockés tels quels comme texte.</w:t>
+      </w:r>
+    </w:p>
+    <w:p>
+      <w:pPr>
+        <w:keepNext/>
+        <w:spacing w:before="280" w:after="120"/>
+      </w:pPr>
+      <w:r>
+        <w:rPr>
+          <w:b/>
+          <w:color w:val="242422"/>
+          <w:sz w:val="27"/>
+        </w:rPr>
+        <w:t>11.5 Bug trouvé en conditions réelles — cursor.rowcount ne veut pas dire ce qu'on croit</w:t>
+      </w:r>
+    </w:p>
+    <w:p>
+      <w:r>
+        <w:rPr>
+          <w:b w:val="0"/>
+          <w:i w:val="0"/>
+        </w:rPr>
+        <w:t>Premier test en direct (pas seulement avec des mocks) : la synchro rapportait 1 ligne mise à jour et 359 ignorées pour « id introuvable », alors que ces ids existaient bel et bien en base. Cause : la détection « id existant vs nouveau » se fiait à cursor.rowcount après un UPDATE — or PyMySQL (sans CLIENT_FOUND_ROWS) renvoie le nombre de lignes réellement MODIFIÉES, pas trouvées. Le Sheet étant un export frais de la base, la quasi-totalité des UPDATE ne changeaient aucune valeur, donc rowcount valait 0 même sur un id existant. Corrigé en préchargeant une fois l'ensemble des ids existants (SELECT id FROM opportunities) plutôt que de déduire l'existence du résultat de l'UPDATE. Vérifié après correction : 348 lignes mises à jour, 12 sautées à raison — révélant un vrai problème de qualité de données préexistant (des valeurs opp_type comme "DP"/"AMI" saisies par erreur dans la colonne status).</w:t>
+      </w:r>
+    </w:p>
+    <w:p>
+      <w:pPr>
+        <w:keepNext/>
+        <w:spacing w:before="280" w:after="120"/>
+      </w:pPr>
+      <w:r>
+        <w:rPr>
+          <w:b/>
+          <w:color w:val="242422"/>
+          <w:sz w:val="27"/>
+        </w:rPr>
+        <w:t>11.6 Décision volontaire : pas de suppression automatique</w:t>
+      </w:r>
+    </w:p>
+    <w:p>
+      <w:r>
+        <w:rPr>
+          <w:b w:val="0"/>
+          <w:i w:val="0"/>
+        </w:rPr>
+        <w:t>Retirer une ligne du Sheet ne supprime jamais l'opportunité correspondante en base. Une synchro automatique et non surveillée, qui tourne indéfiniment toutes les 15 minutes, est le mauvais endroit pour une opération destructive et irréversible : une lecture partielle, un mauvais onglet ou un Sheet vidé par erreur pourrait effacer de vraies données sans que personne ne le voie venir avant le prochain passage. Ajout et modification seulement — un choix de prudence assumé plutôt qu'un oubli.</w:t>
+      </w:r>
+    </w:p>
+    <w:p>
+      <w:pPr>
+        <w:keepNext/>
+        <w:spacing w:before="280" w:after="120"/>
+      </w:pPr>
+      <w:r>
+        <w:rPr>
+          <w:b/>
+          <w:color w:val="242422"/>
+          <w:sz w:val="27"/>
+        </w:rPr>
+        <w:t>11.7 Optimisation — mettre en cache la résolution du Sheet, pas seulement le client</w:t>
+      </w:r>
+    </w:p>
+    <w:p>
+      <w:r>
+        <w:rPr>
+          <w:b w:val="0"/>
+          <w:i w:val="0"/>
+        </w:rPr>
+        <w:t>Profilage demandé après coup, pour vérifier l'absence de régression de performance : le coût réel n'était pas les écritures MySQL (360 UPDATE séquentiels mesurés à 0.032s au total) mais open_by_key() + worksheet(), deux allers-retours réseau vers l'API Google Sheets (1.6s mesurés à eux deux) — rejoués à chaque appel de sync_sheet_to_mysql() alors que le client gspread authentifié, lui, était déjà mis en cache. Corrigé en mettant aussi en cache l'objet Worksheet résolu : un appel répété passe de 1.6s à 0s, et une synchro complète de ~1.1s à ~0.4s une fois le cache chaud — un gain qui se répète indéfiniment, toutes les 15 minutes. Les trois tâches de démarrage (recalcul days_remaining, vérification d'alerte, synchro Sheets) bloquaient aussi le démarrage du serveur (exécutées avant que FastAPI n'accepte une seule requête HTTP, dans lifespan()) ; elles tournent désormais comme jobs « une fois immédiatement » sur le thread du scheduler, sans retarder la disponibilité du serveur.</w:t>
+      </w:r>
+    </w:p>
+    <w:p>
+      <w:pPr>
+        <w:keepNext/>
+        <w:spacing w:before="280" w:after="120"/>
+      </w:pPr>
+      <w:r>
+        <w:rPr>
+          <w:b/>
+          <w:color w:val="242422"/>
+          <w:sz w:val="27"/>
+        </w:rPr>
+        <w:t>11.8 Déclenchement</w:t>
+      </w:r>
+    </w:p>
+    <w:p>
+      <w:r>
+        <w:rPr>
+          <w:b w:val="0"/>
+          <w:i w:val="0"/>
+        </w:rPr>
+        <w:t>Trois déclencheurs : toutes les 15 minutes (APScheduler, job sheets_sync_periodic), une fois au démarrage du serveur, et à la demande via POST /sheets/sync — utile pour forcer un import sans attendre le prochain cycle.</w:t>
+      </w:r>
+    </w:p>
+    <w:p>
+      <w:pPr>
+        <w:keepNext/>
+        <w:spacing w:before="400" w:after="200"/>
+        <w:pBdr>
+          <w:bottom w:val="single" w:sz="18" w:space="4" w:color="D42A45"/>
+        </w:pBdr>
+      </w:pPr>
+      <w:r>
+        <w:rPr>
+          <w:b/>
+          <w:color w:val="F2405A"/>
+          <w:sz w:val="36"/>
+        </w:rPr>
+        <w:t>12. Frontend (Vite + React)</w:t>
       </w:r>
     </w:p>
     <w:p>
@@ -3215,7 +3468,7 @@
           <w:color w:val="242422"/>
           <w:sz w:val="27"/>
         </w:rPr>
-        <w:t>11.1 Historique de conversation persistant (useChatHistory.js)</w:t>
+        <w:t>12.1 Historique de conversation persistant (useChatHistory.js)</w:t>
       </w:r>
     </w:p>
     <w:p>
@@ -3238,7 +3491,7 @@
           <w:color w:val="242422"/>
           <w:sz w:val="27"/>
         </w:rPr>
-        <w:t>11.2 Bug trouvé : header illisible en mode sombre</w:t>
+        <w:t>12.2 Bug trouvé : header illisible en mode sombre</w:t>
       </w:r>
     </w:p>
     <w:p>
@@ -3273,7 +3526,7 @@
           <w:color w:val="F2405A"/>
           <w:sz w:val="36"/>
         </w:rPr>
-        <w:t>12. Sécurité</w:t>
+        <w:t>13. Sécurité</w:t>
       </w:r>
     </w:p>
     <w:p>
@@ -3302,6 +3555,14 @@
     </w:p>
     <w:p>
       <w:pPr>
+        <w:pStyle w:val="ListBullet"/>
+      </w:pPr>
+      <w:r>
+        <w:t>credentials/ (clé de compte de service Google, section 11.1) est gitignoré au niveau du dossier entier — jamais de fichier JSON de credentials commité, quel que soit son nom.</w:t>
+      </w:r>
+    </w:p>
+    <w:p>
+      <w:pPr>
         <w:keepNext/>
         <w:spacing w:before="400" w:after="200"/>
         <w:pBdr>
@@ -3314,7 +3575,7 @@
           <w:color w:val="F2405A"/>
           <w:sz w:val="36"/>
         </w:rPr>
-        <w:t>13. Tests automatisés</w:t>
+        <w:t>14. Tests automatisés</w:t>
       </w:r>
     </w:p>
     <w:p>
@@ -3323,7 +3584,7 @@
           <w:b w:val="0"/>
           <w:i w:val="0"/>
         </w:rPr>
-        <w:t>100 tests pytest, sans dépendance réseau ni base de données réelle : le client Groq et les connexions MySQL sont simulés (monkeypatch) via de faux objets (fake cursor/connection capturant la requête générée pour l'affirmer dans le test). Complétés systématiquement par une vérification en conditions réelles (DB MySQL réelle, appel Groq réel, et compilation par le vrai moteur vega-lite en Node.js) — les tests protègent contre les régressions, la vérification réelle est ce qui a révélé les deux bugs texte/graphique de la section 8.3.</w:t>
+        <w:t>140 tests pytest, sans dépendance réseau ni base de données réelle : le client Groq, les connexions MySQL et le client Google Sheets (gspread) sont simulés (monkeypatch) via de faux objets (fake cursor/connection capturant la requête générée pour l'affirmer dans le test). Complétés systématiquement par une vérification en conditions réelles (DB MySQL réelle, appel Groq réel, et compilation par le vrai moteur vega-lite en Node.js) — les tests protègent contre les régressions, la vérification réelle est ce qui a révélé les deux bugs texte/graphique de la section 8.3.</w:t>
       </w:r>
     </w:p>
     <w:tbl>
@@ -3708,6 +3969,53 @@
           </w:p>
         </w:tc>
       </w:tr>
+      <w:tr>
+        <w:tc>
+          <w:tcPr>
+            <w:tcW w:type="dxa" w:w="3137"/>
+            <w:shd w:fill="FAFAF8"/>
+          </w:tcPr>
+          <w:p>
+            <w:r/>
+            <w:r>
+              <w:rPr>
+                <w:sz w:val="19"/>
+              </w:rPr>
+              <w:t>test_sheets_sync.py</w:t>
+            </w:r>
+          </w:p>
+        </w:tc>
+        <w:tc>
+          <w:tcPr>
+            <w:tcW w:type="dxa" w:w="3137"/>
+            <w:shd w:fill="FAFAF8"/>
+          </w:tcPr>
+          <w:p>
+            <w:r/>
+            <w:r>
+              <w:rPr>
+                <w:sz w:val="19"/>
+              </w:rPr>
+              <w:t>30</w:t>
+            </w:r>
+          </w:p>
+        </w:tc>
+        <w:tc>
+          <w:tcPr>
+            <w:tcW w:type="dxa" w:w="3137"/>
+            <w:shd w:fill="FAFAF8"/>
+          </w:tcPr>
+          <w:p>
+            <w:r/>
+            <w:r>
+              <w:rPr>
+                <w:sz w:val="19"/>
+              </w:rPr>
+              <w:t>Parsing/validation par ligne, littéraux NULL, insertion + réécriture d'id, détection id existant/inconnu, ligne invalide sautée sans bloquer les autres, résilience à une panne de lecture du Sheet.</w:t>
+            </w:r>
+          </w:p>
+        </w:tc>
+      </w:tr>
     </w:tbl>
     <w:p/>
     <w:p>
@@ -3724,7 +4032,7 @@
           <w:color w:val="F2405A"/>
           <w:sz w:val="36"/>
         </w:rPr>
-        <w:t>14. Questions d'entretien probables</w:t>
+        <w:t>15. Questions d'entretien probables</w:t>
       </w:r>
     </w:p>
     <w:p>
@@ -3983,6 +4291,52 @@
     <w:p>
       <w:pPr>
         <w:keepNext/>
+        <w:spacing w:before="200" w:after="80"/>
+      </w:pPr>
+      <w:r>
+        <w:rPr>
+          <w:b/>
+          <w:color w:val="D42A45"/>
+          <w:sz w:val="23"/>
+        </w:rPr>
+        <w:t>Q : Pourquoi ne pas synchroniser aussi les suppressions (Sheet -&gt; base) ?</w:t>
+      </w:r>
+    </w:p>
+    <w:p>
+      <w:r>
+        <w:rPr>
+          <w:b w:val="0"/>
+          <w:i w:val="0"/>
+        </w:rPr>
+        <w:t>Choix de prudence délibéré, pas un oubli : la synchro tourne toutes les 15 minutes sans supervision humaine. Une suppression automatique y est le pire endroit possible pour une opération destructive et irréversible — une lecture partielle, un mauvais onglet ou un Sheet vidé par erreur effacerait de vraies données avant que quiconque ne le remarque. Le risque a été explicitement évalué avec le porteur du projet, qui a choisi de garantir seulement l'ajout et la modification plutôt que la fonctionnalité complète.</w:t>
+      </w:r>
+    </w:p>
+    <w:p>
+      <w:pPr>
+        <w:keepNext/>
+        <w:spacing w:before="200" w:after="80"/>
+      </w:pPr>
+      <w:r>
+        <w:rPr>
+          <w:b/>
+          <w:color w:val="D42A45"/>
+          <w:sz w:val="23"/>
+        </w:rPr>
+        <w:t>Q : Un test avec des mocks peut-il garantir qu'une intégration externe (Google Sheets, MySQL) fonctionne réellement ?</w:t>
+      </w:r>
+    </w:p>
+    <w:p>
+      <w:r>
+        <w:rPr>
+          <w:b w:val="0"/>
+          <w:i w:val="0"/>
+        </w:rPr>
+        <w:t>Non — exemple concret rencontré sur ce projet : tous les tests mockés de la synchro Sheets passaient, mais le premier essai en conditions réelles rapportait 359 lignes sur 360 comme « id introuvable » alors qu'elles existaient toutes en base. La cause (cursor.rowcount qui compte les lignes modifiées, pas trouvées) n'était visible qu'avec de vraies données où la plupart des UPDATE ne changent rien. Les mocks avaient simulé le comportement qu'on attendait de rowcount, pas son vrai comportement — la leçon : les mocks valident la logique connue, seule une vérification en conditions réelles révèle ce qu'on n'avait pas anticipé.</w:t>
+      </w:r>
+    </w:p>
+    <w:p>
+      <w:pPr>
+        <w:keepNext/>
         <w:spacing w:before="400" w:after="200"/>
         <w:pBdr>
           <w:bottom w:val="single" w:sz="18" w:space="4" w:color="D42A45"/>
@@ -3994,7 +4348,7 @@
           <w:color w:val="F2405A"/>
           <w:sz w:val="36"/>
         </w:rPr>
-        <w:t>15. Limites connues</w:t>
+        <w:t>16. Limites connues</w:t>
       </w:r>
     </w:p>
     <w:p>
@@ -4019,6 +4373,22 @@
       </w:pPr>
       <w:r>
         <w:t>Le nuage de points et la carte de chaleur n'ont pas de garde-fou de cardinalité aussi mûr que bar/pie pour des cas extrêmes (dimension à très forte cardinalité en axe du heatmap au-delà du plafond testé).</w:t>
+      </w:r>
+    </w:p>
+    <w:p>
+      <w:pPr>
+        <w:pStyle w:val="ListBullet"/>
+      </w:pPr>
+      <w:r>
+        <w:t>La synchro Google Sheets ne détecte pas les suppressions (section 11.6, choix délibéré) et retraite chaque ligne à chaque passage plutôt que de ne toucher que les lignes changées — sans impact réel à l'échelle actuelle (360 lignes/15 min), mais à reconsidérer si le Sheet grossissait beaucoup.</w:t>
+      </w:r>
+    </w:p>
+    <w:p>
+      <w:pPr>
+        <w:pStyle w:val="ListBullet"/>
+      </w:pPr>
+      <w:r>
+        <w:t>12 opportunités en base ont un status invalide, présent avant même la synchro Sheets et jamais détecté faute de validation stricte à l'écriture d'origine (section 11.5) — à corriger manuellement ou à ajouter à la liste blanche si ce sont des statuts légitimes.</w:t>
       </w:r>
     </w:p>
     <w:sectPr>

--- a/Documentation/reports/Guide_Technique_DevoTeam_Dashboard.docx
+++ b/Documentation/reports/Guide_Technique_DevoTeam_Dashboard.docx
@@ -355,7 +355,7 @@
         <w:br/>
         <w:t>backend/llm.py :: parse_user_query()</w:t>
         <w:br/>
-        <w:t xml:space="preserve">   │  parseur rapide (mots-clés) OU appel Groq + validation Pydantic</w:t>
+        <w:t xml:space="preserve">   │  parseur rapide (mots-clés) OU appel Gemini + validation Pydantic</w:t>
         <w:br/>
         <w:t xml:space="preserve">   │  résolution des filtres (fuzzy match) contre les données réelles</w:t>
         <w:br/>
@@ -438,7 +438,7 @@
           <w:color w:val="242422"/>
           <w:sz w:val="27"/>
         </w:rPr>
-        <w:t>2.2 Pourquoi Groq (Llama 3.3) plutôt qu'un modèle propriétaire</w:t>
+        <w:t>2.2 Groq → Google Gemini (migration forcée en cours de projet)</w:t>
       </w:r>
     </w:p>
     <w:p>
@@ -447,7 +447,7 @@
           <w:b w:val="0"/>
           <w:i w:val="0"/>
         </w:rPr>
-        <w:t>Le mandat du projet imposait un modèle open source à faible latence. Groq sert Llama 3.3 70B avec un `response_format: json_object` qui garantit une sortie JSON syntaxiquement valide. Limite connue et documentée : ce mode ne garantit pas le respect d'un schéma strict (contrairement à un mode « structured outputs » complet) — d'où l'importance de la couche de validation Pydantic + liste blanche placée juste après (section 6).</w:t>
+        <w:t>Le mandat initial imposait un modèle open source à faible latence : Groq servait Llama 3.3 70B avec un `response_format: json_object` garantissant une sortie JSON syntaxiquement valide, mais pas le respect d'un schéma strict (contrairement à un mode « structured outputs » complet) — d'où l'importance de la couche de validation Pydantic + liste blanche placée juste après (section 6). Ce modèle a depuis été retiré du service par Groq (erreur 404 modèle introuvable, confirmée avec deux clés API différentes — pas un problème d'accès mais une dépréciation réelle), cassant toute question ne passant pas par le chemin rapide par mots-clés. Migration vers Google Gemini (`gemini-flash-latest` — un alias plutôt qu'une version épinglée, pour ne pas revivre le même type de panne si Google fait tourner sa gamme) en gardant volontairement la même architecture (JSON libre + validation Pydantic + réparation heuristique) plutôt que d'adopter les sorties structurées strictes de Gemini (vérifiées disponibles à cette occasion) — changer de fournisseur ET d'architecture en même temps aurait ajouté un risque inutile sous pression.</w:t>
       </w:r>
     </w:p>
     <w:p>
@@ -934,7 +934,7 @@
               <w:rPr>
                 <w:sz w:val="19"/>
               </w:rPr>
-              <w:t>Suite pytest — 140 tests, aucune dépendance réseau/DB réelle.</w:t>
+              <w:t>Suite pytest — 143 tests, aucune dépendance réseau/DB réelle.</w:t>
             </w:r>
           </w:p>
         </w:tc>
@@ -2394,7 +2394,7 @@
           <w:b w:val="0"/>
           <w:i w:val="0"/>
         </w:rPr>
-        <w:t>try_rule_based_parse() (intent_refiner.py) reconnaît par mots-clés fixes les cas simples (practice, statut, métrique, dimension). Il n'est utilisé que s'il n'y a pas de contexte de conversation précédent, et seulement après passage par _augment_rule_based_result(), qui refuse de lui faire confiance dès qu'une comparaison ou plusieurs pays sont mentionnés (retour à None → bascule vers le LLM). Dans tous les autres cas, l'appel Groq (llm.py) prend le relais, avec le contexte multi-tour injecté dans le prompt système.</w:t>
+        <w:t>try_rule_based_parse() (intent_refiner.py) reconnaît par mots-clés fixes les cas simples (practice, statut, métrique, dimension). Il n'est utilisé que s'il n'y a pas de contexte de conversation précédent, et seulement après passage par _augment_rule_based_result(), qui refuse de lui faire confiance dès qu'une comparaison ou plusieurs pays sont mentionnés (retour à None → bascule vers le LLM). Dans tous les autres cas, l'appel Gemini (llm.py) prend le relais, avec le contexte multi-tour injecté dans le prompt système.</w:t>
       </w:r>
     </w:p>
     <w:p>
@@ -3584,7 +3584,7 @@
           <w:b w:val="0"/>
           <w:i w:val="0"/>
         </w:rPr>
-        <w:t>140 tests pytest, sans dépendance réseau ni base de données réelle : le client Groq, les connexions MySQL et le client Google Sheets (gspread) sont simulés (monkeypatch) via de faux objets (fake cursor/connection capturant la requête générée pour l'affirmer dans le test). Complétés systématiquement par une vérification en conditions réelles (DB MySQL réelle, appel Groq réel, et compilation par le vrai moteur vega-lite en Node.js) — les tests protègent contre les régressions, la vérification réelle est ce qui a révélé les deux bugs texte/graphique de la section 8.3.</w:t>
+        <w:t>143 tests pytest, sans dépendance réseau ni base de données réelle : le client Gemini, les connexions MySQL et le client Google Sheets (gspread) sont simulés (monkeypatch) via de faux objets (fake cursor/connection capturant la requête générée pour l'affirmer dans le test). Complétés systématiquement par une vérification en conditions réelles (DB MySQL réelle, appel Gemini réel, et compilation par le vrai moteur vega-lite en Node.js) — les tests protègent contre les régressions, la vérification réelle est ce qui a révélé les deux bugs texte/graphique de la section 8.3.</w:t>
       </w:r>
     </w:p>
     <w:tbl>
@@ -3677,7 +3677,7 @@
               <w:rPr>
                 <w:sz w:val="19"/>
               </w:rPr>
-              <w:t>27</w:t>
+              <w:t>37</w:t>
             </w:r>
           </w:p>
         </w:tc>
@@ -3996,7 +3996,7 @@
               <w:rPr>
                 <w:sz w:val="19"/>
               </w:rPr>
-              <w:t>30</w:t>
+              <w:t>33</w:t>
             </w:r>
           </w:p>
         </w:tc>
@@ -4011,7 +4011,7 @@
               <w:rPr>
                 <w:sz w:val="19"/>
               </w:rPr>
-              <w:t>Parsing/validation par ligne, littéraux NULL, insertion + réécriture d'id, détection id existant/inconnu, ligne invalide sautée sans bloquer les autres, résilience à une panne de lecture du Sheet.</w:t>
+              <w:t>Parsing/validation par ligne, littéraux NULL, insertion + réécriture d'id et des colonnes calculées, détection id existant/inconnu, ligne invalide sautée sans bloquer les autres, résilience à une panne de lecture du Sheet.</w:t>
             </w:r>
           </w:p>
         </w:tc>
@@ -4356,7 +4356,7 @@
         <w:pStyle w:val="ListBullet"/>
       </w:pPr>
       <w:r>
-        <w:t>Le mode « sortie structurée stricte » n'est pas supporté par Groq/Llama 3.3 (testé et confirmé) — le filet de sécurité Pydantic + liste blanche reste donc le mécanisme d'application des règles, plutôt qu'une garantie au niveau du schéma du modèle.</w:t>
+        <w:t>Google Gemini (fournisseur actuel depuis la migration forcée, section 2.2) supporte en fait les sorties structurées strictes (vérifié empiriquement), mais l'app garde volontairement l'architecture JSON libre héritée de Groq — le filet de sécurité Pydantic + liste blanche reste donc le mécanisme d'application des règles, plutôt qu'une garantie au niveau du schéma du modèle. Adopter le mode strict resterait une amélioration possible.</w:t>
       </w:r>
     </w:p>
     <w:p>

--- a/Documentation/reports/Guide_Technique_DevoTeam_Dashboard.docx
+++ b/Documentation/reports/Guide_Technique_DevoTeam_Dashboard.docx
@@ -447,7 +447,7 @@
           <w:b w:val="0"/>
           <w:i w:val="0"/>
         </w:rPr>
-        <w:t>Le mandat initial imposait un modèle open source à faible latence : Groq servait Llama 3.3 70B avec un `response_format: json_object` garantissant une sortie JSON syntaxiquement valide, mais pas le respect d'un schéma strict (contrairement à un mode « structured outputs » complet) — d'où l'importance de la couche de validation Pydantic + liste blanche placée juste après (section 6). Ce modèle a depuis été retiré du service par Groq (erreur 404 modèle introuvable, confirmée avec deux clés API différentes — pas un problème d'accès mais une dépréciation réelle), cassant toute question ne passant pas par le chemin rapide par mots-clés. Migration vers Google Gemini (`gemini-flash-latest` — un alias plutôt qu'une version épinglée, pour ne pas revivre le même type de panne si Google fait tourner sa gamme) en gardant volontairement la même architecture (JSON libre + validation Pydantic + réparation heuristique) plutôt que d'adopter les sorties structurées strictes de Gemini (vérifiées disponibles à cette occasion) — changer de fournisseur ET d'architecture en même temps aurait ajouté un risque inutile sous pression.</w:t>
+        <w:t>Le mandat initial imposait un modèle open source à faible latence : Groq servait Llama 3.3 70B avec un `response_format: json_object` garantissant une sortie JSON syntaxiquement valide, mais pas le respect d'un schéma strict (contrairement à un mode « structured outputs » complet) — d'où l'importance de la couche de validation Pydantic + liste blanche placée juste après (section 6). Ce modèle a depuis été retiré du service par Groq (erreur 404 modèle introuvable, confirmée avec deux clés API différentes — pas un problème d'accès mais une dépréciation réelle), cassant toute question ne passant pas par le chemin rapide par mots-clés. Migration vers Google Gemini (`gemini-flash-lite-latest` — un alias plutôt qu'une version épinglée, pour ne pas revivre le même type de panne si Google fait tourner sa gamme) en gardant volontairement la même architecture (JSON libre + validation Pydantic + réparation heuristique) plutôt que d'adopter les sorties structurées strictes de Gemini (vérifiées disponibles à cette occasion) — changer de fournisseur ET d'architecture en même temps aurait ajouté un risque inutile sous pression. Deuxième surprise trouvée juste après, en conditions réelles : le premier modèle essayé (`gemini-flash-latest`) a un quota gratuit de seulement 5 requêtes/minute, épuisé en quelques messages de chat — la variante « lite » tient ~16 requêtes/minute pour une qualité d'extraction équivalente sur les mêmes tests, puisque c'est le schéma + Pydantic qui garantissent la précision, pas la taille du modèle. Un quota épuisé (429) et une surcharge transitoire (503, avec deux tentatives automatiques avant abandon) reçoivent maintenant chacun un message distinct plutôt que la même erreur générique.</w:t>
       </w:r>
     </w:p>
     <w:p>

--- a/Documentation/reports/Guide_Technique_DevoTeam_Dashboard.docx
+++ b/Documentation/reports/Guide_Technique_DevoTeam_Dashboard.docx
@@ -164,7 +164,7 @@
         <w:rPr>
           <w:color w:val="242422"/>
         </w:rPr>
-        <w:t>Base de données</w:t>
+        <w:t>Source de données (backend/data_store.py)</w:t>
       </w:r>
     </w:p>
     <w:p>
@@ -197,7 +197,7 @@
         <w:rPr>
           <w:color w:val="242422"/>
         </w:rPr>
-        <w:t>Couche SQL sécurisée (backend/db_layer.py, schema_and_whitelist.py)</w:t>
+        <w:t>Couche de requêtage pandas (backend/db_layer.py, schema_and_whitelist.py)</w:t>
       </w:r>
     </w:p>
     <w:p>
@@ -208,7 +208,7 @@
         <w:rPr>
           <w:color w:val="242422"/>
         </w:rPr>
-        <w:t>Génération des graphiques (backend/vega_generator.py)</w:t>
+        <w:t>Tableaux de bord as code (backend/dac_composer.py, sql_builder.py)</w:t>
       </w:r>
     </w:p>
     <w:p>
@@ -230,7 +230,7 @@
         <w:rPr>
           <w:color w:val="242422"/>
         </w:rPr>
-        <w:t>Alertes deadlines (backend/alerts.py, maintenance.py, scheduler)</w:t>
+        <w:t>Alertes deadlines (backend/alerts.py, scheduler)</w:t>
       </w:r>
     </w:p>
     <w:p>
@@ -241,7 +241,7 @@
         <w:rPr>
           <w:color w:val="242422"/>
         </w:rPr>
-        <w:t>Synchronisation Google Sheets (backend/sheets_sync.py)</w:t>
+        <w:t>Le pont DuckDB (backend/duckdb_export.py)</w:t>
       </w:r>
     </w:p>
     <w:p>
@@ -327,7 +327,7 @@
           <w:b w:val="0"/>
           <w:i w:val="0"/>
         </w:rPr>
-        <w:t>L'application suit un pipeline linéaire, chaque étape gérée par un module backend dédié. Le principe directeur : le LLM ne produit jamais directement un graphique ni du SQL — il produit uniquement un JSON intermédiaire strictement validé, que du code déterministe transforme ensuite en requête puis en visualisation.</w:t>
+        <w:t>L'application suit un pipeline linéaire, chaque étape gérée par un module backend dédié. Le principe directeur : le LLM ne produit jamais directement un graphique, une requête ni un chiffre — il produit uniquement un JSON intermédiaire strictement validé, que du code déterministe transforme ensuite en requêtes puis en tableau de bord.</w:t>
       </w:r>
     </w:p>
     <w:p>
@@ -347,6 +347,23 @@
           <w:color w:val="242422"/>
           <w:sz w:val="18"/>
         </w:rPr>
+        <w:t>Google Sheet (source de vérité)</w:t>
+        <w:br/>
+        <w:t xml:space="preserve">   │  toutes les 15 min (+ démarrage + à la demande)</w:t>
+        <w:br/>
+        <w:t xml:space="preserve">   ▼</w:t>
+        <w:br/>
+        <w:t>backend/data_store.py  →  DataFrame pandas (en mémoire)</w:t>
+        <w:br/>
+        <w:t xml:space="preserve">   │                              │</w:t>
+        <w:br/>
+        <w:t xml:space="preserve">   │ duckdb_export.py             └─→ chat &amp; alertes</w:t>
+        <w:br/>
+        <w:t xml:space="preserve">   ▼ (projection lecture seule)</w:t>
+        <w:br/>
+        <w:t>dac/data/devoteam.db  ←──────────── interrogé par Bruin DAC</w:t>
+        <w:br/>
+        <w:br/>
         <w:t>Utilisateur (chat React)</w:t>
         <w:br/>
         <w:t xml:space="preserve">   │  POST /dashboard { query, previous_intent }</w:t>
@@ -359,23 +376,23 @@
         <w:br/>
         <w:t xml:space="preserve">   │  résolution des filtres (fuzzy match) contre les données réelles</w:t>
         <w:br/>
-        <w:t xml:space="preserve">   ▼  intent = {metric, dimension, filters, chart_type, aggregation, ...}</w:t>
+        <w:t xml:space="preserve">   ▼  intent = {metric, dimension, filters, chart_type, ...}</w:t>
         <w:br/>
-        <w:t>backend/db_layer.py :: build_and_execute_query(intent)</w:t>
+        <w:t>backend/db_layer.py (pandas)  →  response_builder.py  →  message texte</w:t>
         <w:br/>
-        <w:t xml:space="preserve">   │  requête SQL paramétrée sur une liste blanche de tables/colonnes</w:t>
+        <w:t xml:space="preserve">   │</w:t>
         <w:br/>
-        <w:t xml:space="preserve">   ▼  data = [ {...}, {...} ]</w:t>
+        <w:t>backend/dac_composer.py</w:t>
         <w:br/>
-        <w:t>backend/vega_generator.py + response_builder.py</w:t>
+        <w:t xml:space="preserve">   │  compose 5-7 widgets par règles déterministes</w:t>
         <w:br/>
-        <w:t xml:space="preserve">   │  spec Vega-Lite (ou carte KPI / table) + message texte calculé</w:t>
+        <w:t xml:space="preserve">   │  sql_builder.py génère le SQL de chacun</w:t>
         <w:br/>
-        <w:t xml:space="preserve">   ▼</w:t>
+        <w:t xml:space="preserve">   ▼  écrit dac/dashboards/_analyse.yml</w:t>
         <w:br/>
-        <w:t>Frontend React :: DashboardPanel + vega-embed</w:t>
+        <w:t>Frontend React :: iframe → Bruin DAC (port 8321)</w:t>
         <w:br/>
-        <w:t xml:space="preserve">   affichage du graphique / KPI / tableau</w:t>
+        <w:t xml:space="preserve">   exécute le SQL sur DuckDB et affiche le tableau de bord</w:t>
       </w:r>
     </w:p>
     <w:p>
@@ -384,7 +401,16 @@
           <w:b w:val="0"/>
           <w:i w:val="0"/>
         </w:rPr>
-        <w:t>En parallèle, un scheduler (APScheduler) exécute deux tâches quotidiennes indépendantes du chat : le recalcul de « jours restants » à minuit, et la vérification des échéances proches à 8h (voir section 10).</w:t>
+        <w:t>En parallèle, un scheduler (APScheduler) exécute deux tâches indépendantes du chat : le rafraîchissement des données depuis le Sheet toutes les 15 minutes, et la vérification des échéances proches à 8h (voir section 10).</w:t>
+      </w:r>
+    </w:p>
+    <w:p>
+      <w:r>
+        <w:rPr>
+          <w:b w:val="0"/>
+          <w:i w:val="0"/>
+        </w:rPr>
+        <w:t>Trois processus tournent donc en local : l'API FastAPI (port 8000), le serveur de tableaux de bord DAC (port 8321) et le frontend Vite (port 5173). scripts/start_dev.bat les lance ensemble.</w:t>
       </w:r>
     </w:p>
     <w:p>
@@ -415,7 +441,7 @@
           <w:color w:val="242422"/>
           <w:sz w:val="27"/>
         </w:rPr>
-        <w:t>2.1 Pourquoi MySQL plutôt que SQLite (prévu dans le brief initial)</w:t>
+        <w:t>2.1 De SQLite à MySQL, puis plus de base du tout</w:t>
       </w:r>
     </w:p>
     <w:p>
@@ -424,7 +450,25 @@
           <w:b w:val="0"/>
           <w:i w:val="0"/>
         </w:rPr>
-        <w:t>Le document de cadrage initial du projet envisageait SQLite pour sa simplicité. Le choix final s'est porté sur MySQL/MariaDB via XAMPP : accès concurrent plus robuste pour un backend FastAPI multi-requêtes, support natif des vues SQL pré-agrégées par dimension (utilisées pour accélérer les requêtes fréquentes comme « budget par pays »), et un pool de connexions (DBUtils PooledDB) adapté à ce moteur. Le schéma reste simple (une table principale `opportunities` + des vues), donc le coût de complexité supplémentaire par rapport à SQLite reste faible.</w:t>
+        <w:t>Le cadrage initial envisageait SQLite ; le projet est d'abord passé à MySQL/MariaDB via XAMPP (accès concurrent, vues SQL pré-agrégées par dimension, pool de connexions). Une fois le Google Sheet devenu l'outil de saisie des équipes, cette base n'était plus qu'un intermédiaire : les données y étaient recopiées depuis le Sheet toutes les 15 minutes, pour être relues juste après. La base a donc été supprimée — le Sheet est désormais lu directement et chargé dans un DataFrame pandas en mémoire.</w:t>
+      </w:r>
+    </w:p>
+    <w:p>
+      <w:r>
+        <w:rPr>
+          <w:b w:val="0"/>
+          <w:i w:val="0"/>
+        </w:rPr>
+        <w:t>Ce que ça a réellement simplifié, au-delà de la suppression de XAMPP des prérequis : toute la machinerie de vues pré-agrégées a disparu avec elle. La couche SQL devait choisir la bonne vue selon la dimension demandée, vérifier que cette vue supportait bien les filtres et la métrique, puis retomber sur un GROUP BY brut quand ce n'était pas le cas. pandas groupe uniformément, quelle que soit la combinaison — trois mécanismes de repli en moins.</w:t>
+      </w:r>
+    </w:p>
+    <w:p>
+      <w:r>
+        <w:rPr>
+          <w:b w:val="0"/>
+          <w:i w:val="0"/>
+        </w:rPr>
+        <w:t>Le raisonnement tient à l'échelle des données : environ 350 lignes et 18 colonnes tiennent en mémoire sans effort. Ce choix serait à revoir si le portefeuille changeait d'ordre de grandeur (dizaines de milliers de lignes), ou s'il fallait des écritures concurrentes depuis plusieurs postes.</w:t>
       </w:r>
     </w:p>
     <w:p>
@@ -461,7 +505,7 @@
           <w:color w:val="242422"/>
           <w:sz w:val="27"/>
         </w:rPr>
-        <w:t>2.3 Pourquoi APScheduler plutôt qu'une tâche planifiée externe (cron/Task Scheduler)</w:t>
+        <w:t>2.3 Vega-Lite → Bruin DAC (tableaux de bord as code)</w:t>
       </w:r>
     </w:p>
     <w:p>
@@ -470,7 +514,80 @@
           <w:b w:val="0"/>
           <w:i w:val="0"/>
         </w:rPr>
-        <w:t>L'application est un processus unique en local (`uvicorn`). APScheduler tourne dans ce même processus (`BackgroundScheduler`), démarré/arrêté via le cycle de vie FastAPI (`lifespan`) — aucune dépendance à un ordonnanceur système externe, ce qui simplifie le déploiement local. Limite assumée : si le processus est arrêté au moment précis d'une exécution planifiée, elle est manquée (pas de rattrapage automatique en cours de journée).</w:t>
+        <w:t>Le rendu était assuré par Vega-Lite : le backend générait une spécification JSON par question, affichée par un composant React. Ça fonctionnait pour un graphique isolé, mais chaque type de graphique demandait sa propre logique de construction — l'entonnoir de vente, par exemple, exigeait de précalculer une géométrie symétrique en Python parce que Vega-Lite ne sait pas produire cette forme nativement.</w:t>
+      </w:r>
+    </w:p>
+    <w:p>
+      <w:r>
+        <w:rPr>
+          <w:b w:val="0"/>
+          <w:i w:val="0"/>
+        </w:rPr>
+        <w:t>Bruin DAC renverse l'approche : un tableau de bord est un fichier YAML versionné décrivant des widgets (grille 12 colonnes, 21 types de graphiques, filtres interactifs), rendu par un binaire dédié. Trois bénéfices concrets : les tableaux de bord passent en revue comme du code et se comparent d'une version à l'autre ; l'entonnoir, la carte de chaleur et le nuage de points sont natifs ; et surtout DAC est explicitement conçu pour que des agents IA écrivent les tableaux de bord — ce qui correspond exactement à l'usage visé ici, où le chat en génère un par question.</w:t>
+      </w:r>
+    </w:p>
+    <w:p>
+      <w:r>
+        <w:rPr>
+          <w:b w:val="0"/>
+          <w:i w:val="0"/>
+        </w:rPr>
+        <w:t>Contrepartie assumée : DAC sert sa propre interface web (port 8321), qu'on ne peut pas rendre comme un composant React. L'application l'affiche donc en iframe, ce qui signifie que la zone tableau de bord n'utilise pas le thème Devoteam ni le mode sombre du reste de l'interface. C'est le prix payé pour récupérer un moteur de rendu complet plutôt que de le réécrire.</w:t>
+      </w:r>
+    </w:p>
+    <w:p>
+      <w:pPr>
+        <w:keepNext/>
+        <w:spacing w:before="280" w:after="120"/>
+      </w:pPr>
+      <w:r>
+        <w:rPr>
+          <w:b/>
+          <w:color w:val="242422"/>
+          <w:sz w:val="27"/>
+        </w:rPr>
+        <w:t>2.4 Pourquoi un fichier DuckDB alors qu'il n'y a plus de base</w:t>
+      </w:r>
+    </w:p>
+    <w:p>
+      <w:r>
+        <w:rPr>
+          <w:b w:val="0"/>
+          <w:i w:val="0"/>
+        </w:rPr>
+        <w:t>DAC ne sait interroger que des connexions SQL. Comme les données vivent désormais dans un DataFrame en mémoire, un pont était nécessaire : `backend/duckdb_export.py` réécrit ce DataFrame dans un fichier DuckDB local à chaque rafraîchissement. Ce n'est pas un retour à une base de données — c'est une projection en lecture seule, régénérée, que rien d'autre ne lit. pandas reste la source de vérité pour le chat et les alertes, ce qui garantit que les deux moteurs affichent les mêmes chiffres.</w:t>
+      </w:r>
+    </w:p>
+    <w:p>
+      <w:r>
+        <w:rPr>
+          <w:b w:val="0"/>
+          <w:i w:val="0"/>
+        </w:rPr>
+        <w:t>Un piège de concurrence a dû être traité : DuckDB autorise plusieurs lecteurs OU un seul écrivain, jamais les deux. Une lecture DAC pendant une écriture échouerait donc. La connexion DAC est déclarée en lecture seule, et l'écriture réessaie quelques fois à intervalle court — vérifié sous charge avec trois rafraîchissements concurrents contre vingt-sept requêtes de widgets.</w:t>
+      </w:r>
+    </w:p>
+    <w:p>
+      <w:pPr>
+        <w:keepNext/>
+        <w:spacing w:before="280" w:after="120"/>
+      </w:pPr>
+      <w:r>
+        <w:rPr>
+          <w:b/>
+          <w:color w:val="242422"/>
+          <w:sz w:val="27"/>
+        </w:rPr>
+        <w:t>2.5 Pourquoi APScheduler plutôt qu'une tâche planifiée externe (cron/Task Scheduler)</w:t>
+      </w:r>
+    </w:p>
+    <w:p>
+      <w:r>
+        <w:rPr>
+          <w:b w:val="0"/>
+          <w:i w:val="0"/>
+        </w:rPr>
+        <w:t>Le backend est un processus unique en local (`uvicorn`). APScheduler tourne dans ce même processus (`BackgroundScheduler`), démarré/arrêté via le cycle de vie FastAPI (`lifespan`) — aucune dépendance à un ordonnanceur système externe, ce qui simplifie le déploiement local. Les tâches de démarrage sont enregistrées comme des jobs « une fois, immédiatement » plutôt qu'exécutées avant le `yield` : le serveur accepte donc les requêtes dès que la boucle est prête, sans attendre le premier chargement du Sheet. Limite assumée : si le processus est arrêté au moment précis d'une exécution planifiée, elle est manquée — d'où le mécanisme de rattrapage décrit en section 10.</w:t>
       </w:r>
     </w:p>
     <w:p>
@@ -579,6 +696,37 @@
               <w:rPr>
                 <w:sz w:val="19"/>
               </w:rPr>
+              <w:t>backend/data_store.py</w:t>
+            </w:r>
+          </w:p>
+        </w:tc>
+        <w:tc>
+          <w:tcPr>
+            <w:tcW w:type="dxa" w:w="4706"/>
+            <w:shd w:fill="FAFAF8"/>
+          </w:tcPr>
+          <w:p>
+            <w:r/>
+            <w:r>
+              <w:rPr>
+                <w:sz w:val="19"/>
+              </w:rPr>
+              <w:t>Chargement du Google Sheet vers un DataFrame pandas (source de vérité).</w:t>
+            </w:r>
+          </w:p>
+        </w:tc>
+      </w:tr>
+      <w:tr>
+        <w:tc>
+          <w:tcPr>
+            <w:tcW w:type="dxa" w:w="4706"/>
+          </w:tcPr>
+          <w:p>
+            <w:r/>
+            <w:r>
+              <w:rPr>
+                <w:sz w:val="19"/>
+              </w:rPr>
               <w:t>backend/llm.py</w:t>
             </w:r>
           </w:p>
@@ -586,7 +734,6 @@
         <w:tc>
           <w:tcPr>
             <w:tcW w:type="dxa" w:w="4706"/>
-            <w:shd w:fill="FAFAF8"/>
           </w:tcPr>
           <w:p>
             <w:r/>
@@ -603,6 +750,7 @@
         <w:tc>
           <w:tcPr>
             <w:tcW w:type="dxa" w:w="4706"/>
+            <w:shd w:fill="FAFAF8"/>
           </w:tcPr>
           <w:p>
             <w:r/>
@@ -617,6 +765,7 @@
         <w:tc>
           <w:tcPr>
             <w:tcW w:type="dxa" w:w="4706"/>
+            <w:shd w:fill="FAFAF8"/>
           </w:tcPr>
           <w:p>
             <w:r/>
@@ -633,7 +782,6 @@
         <w:tc>
           <w:tcPr>
             <w:tcW w:type="dxa" w:w="4706"/>
-            <w:shd w:fill="FAFAF8"/>
           </w:tcPr>
           <w:p>
             <w:r/>
@@ -648,6 +796,22 @@
         <w:tc>
           <w:tcPr>
             <w:tcW w:type="dxa" w:w="4706"/>
+          </w:tcPr>
+          <w:p>
+            <w:r/>
+            <w:r>
+              <w:rPr>
+                <w:sz w:val="19"/>
+              </w:rPr>
+              <w:t>Requêtage pandas du DataFrame (données du message texte).</w:t>
+            </w:r>
+          </w:p>
+        </w:tc>
+      </w:tr>
+      <w:tr>
+        <w:tc>
+          <w:tcPr>
+            <w:tcW w:type="dxa" w:w="4706"/>
             <w:shd w:fill="FAFAF8"/>
           </w:tcPr>
           <w:p>
@@ -656,7 +820,22 @@
               <w:rPr>
                 <w:sz w:val="19"/>
               </w:rPr>
-              <w:t>Construction et exécution des requêtes SQL paramétrées.</w:t>
+              <w:t>backend/schema_and_whitelist.py</w:t>
+            </w:r>
+          </w:p>
+        </w:tc>
+        <w:tc>
+          <w:tcPr>
+            <w:tcW w:type="dxa" w:w="4706"/>
+            <w:shd w:fill="FAFAF8"/>
+          </w:tcPr>
+          <w:p>
+            <w:r/>
+            <w:r>
+              <w:rPr>
+                <w:sz w:val="19"/>
+              </w:rPr>
+              <w:t>Source unique de vérité : métriques/dimensions/filtres autorisés.</w:t>
             </w:r>
           </w:p>
         </w:tc>
@@ -672,7 +851,7 @@
               <w:rPr>
                 <w:sz w:val="19"/>
               </w:rPr>
-              <w:t>backend/schema_and_whitelist.py</w:t>
+              <w:t>backend/sql_builder.py</w:t>
             </w:r>
           </w:p>
         </w:tc>
@@ -686,7 +865,131 @@
               <w:rPr>
                 <w:sz w:val="19"/>
               </w:rPr>
-              <w:t>Source unique de vérité : tables/colonnes autorisées, valeurs connues.</w:t>
+              <w:t>Intention validée -&gt; SQL DuckDB. Jamais écrit par le LLM.</w:t>
+            </w:r>
+          </w:p>
+        </w:tc>
+      </w:tr>
+      <w:tr>
+        <w:tc>
+          <w:tcPr>
+            <w:tcW w:type="dxa" w:w="4706"/>
+            <w:shd w:fill="FAFAF8"/>
+          </w:tcPr>
+          <w:p>
+            <w:r/>
+            <w:r>
+              <w:rPr>
+                <w:sz w:val="19"/>
+              </w:rPr>
+              <w:t>backend/dac_composer.py</w:t>
+            </w:r>
+          </w:p>
+        </w:tc>
+        <w:tc>
+          <w:tcPr>
+            <w:tcW w:type="dxa" w:w="4706"/>
+            <w:shd w:fill="FAFAF8"/>
+          </w:tcPr>
+          <w:p>
+            <w:r/>
+            <w:r>
+              <w:rPr>
+                <w:sz w:val="19"/>
+              </w:rPr>
+              <w:t>Composition du tableau de bord multi-widgets, écriture du YAML.</w:t>
+            </w:r>
+          </w:p>
+        </w:tc>
+      </w:tr>
+      <w:tr>
+        <w:tc>
+          <w:tcPr>
+            <w:tcW w:type="dxa" w:w="4706"/>
+          </w:tcPr>
+          <w:p>
+            <w:r/>
+            <w:r>
+              <w:rPr>
+                <w:sz w:val="19"/>
+              </w:rPr>
+              <w:t>backend/duckdb_export.py</w:t>
+            </w:r>
+          </w:p>
+        </w:tc>
+        <w:tc>
+          <w:tcPr>
+            <w:tcW w:type="dxa" w:w="4706"/>
+          </w:tcPr>
+          <w:p>
+            <w:r/>
+            <w:r>
+              <w:rPr>
+                <w:sz w:val="19"/>
+              </w:rPr>
+              <w:t>Projection du DataFrame vers le fichier DuckDB interrogé par DAC.</w:t>
+            </w:r>
+          </w:p>
+        </w:tc>
+      </w:tr>
+      <w:tr>
+        <w:tc>
+          <w:tcPr>
+            <w:tcW w:type="dxa" w:w="4706"/>
+            <w:shd w:fill="FAFAF8"/>
+          </w:tcPr>
+          <w:p>
+            <w:r/>
+            <w:r>
+              <w:rPr>
+                <w:sz w:val="19"/>
+              </w:rPr>
+              <w:t>backend/response_builder.py</w:t>
+            </w:r>
+          </w:p>
+        </w:tc>
+        <w:tc>
+          <w:tcPr>
+            <w:tcW w:type="dxa" w:w="4706"/>
+            <w:shd w:fill="FAFAF8"/>
+          </w:tcPr>
+          <w:p>
+            <w:r/>
+            <w:r>
+              <w:rPr>
+                <w:sz w:val="19"/>
+              </w:rPr>
+              <w:t>Messages texte déterministes (jamais générés par le LLM).</w:t>
+            </w:r>
+          </w:p>
+        </w:tc>
+      </w:tr>
+      <w:tr>
+        <w:tc>
+          <w:tcPr>
+            <w:tcW w:type="dxa" w:w="4706"/>
+          </w:tcPr>
+          <w:p>
+            <w:r/>
+            <w:r>
+              <w:rPr>
+                <w:sz w:val="19"/>
+              </w:rPr>
+              <w:t>backend/alerts.py</w:t>
+            </w:r>
+          </w:p>
+        </w:tc>
+        <w:tc>
+          <w:tcPr>
+            <w:tcW w:type="dxa" w:w="4706"/>
+          </w:tcPr>
+          <w:p>
+            <w:r/>
+            <w:r>
+              <w:rPr>
+                <w:sz w:val="19"/>
+              </w:rPr>
+              <w:t>Opportunités à échéance proche, envoi de l'email d'alerte.</w:t>
             </w:r>
           </w:p>
         </w:tc>
@@ -718,7 +1021,7 @@
               <w:rPr>
                 <w:sz w:val="19"/>
               </w:rPr>
-              <w:t>Génération des spécifications Vega-Lite.</w:t>
+              <w:t>Héritage Vega-Lite — plus utilisé par l'interface (voir section 16).</w:t>
             </w:r>
           </w:p>
         </w:tc>
@@ -734,7 +1037,7 @@
               <w:rPr>
                 <w:sz w:val="19"/>
               </w:rPr>
-              <w:t>backend/response_builder.py</w:t>
+              <w:t>dac/.bruin.yml</w:t>
             </w:r>
           </w:p>
         </w:tc>
@@ -748,7 +1051,7 @@
               <w:rPr>
                 <w:sz w:val="19"/>
               </w:rPr>
-              <w:t>Messages texte déterministes (jamais générés par le LLM).</w:t>
+              <w:t>Connexion DuckDB de DAC (aucun identifiant, versionnée volontairement).</w:t>
             </w:r>
           </w:p>
         </w:tc>
@@ -765,7 +1068,7 @@
               <w:rPr>
                 <w:sz w:val="19"/>
               </w:rPr>
-              <w:t>backend/alerts.py</w:t>
+              <w:t>dac/dashboards/accueil.yml</w:t>
             </w:r>
           </w:p>
         </w:tc>
@@ -780,7 +1083,7 @@
               <w:rPr>
                 <w:sz w:val="19"/>
               </w:rPr>
-              <w:t>Requête des opportunités à échéance proche, envoi de l'email d'alerte.</w:t>
+              <w:t>Vue d'ensemble écrite à la main, versionnée et relue en revue.</w:t>
             </w:r>
           </w:p>
         </w:tc>
@@ -796,7 +1099,7 @@
               <w:rPr>
                 <w:sz w:val="19"/>
               </w:rPr>
-              <w:t>backend/maintenance.py</w:t>
+              <w:t>dac/dashboards/_analyse.yml</w:t>
             </w:r>
           </w:p>
         </w:tc>
@@ -810,69 +1113,7 @@
               <w:rPr>
                 <w:sz w:val="19"/>
               </w:rPr>
-              <w:t>Recalcul quotidien de days_remaining.</w:t>
-            </w:r>
-          </w:p>
-        </w:tc>
-      </w:tr>
-      <w:tr>
-        <w:tc>
-          <w:tcPr>
-            <w:tcW w:type="dxa" w:w="4706"/>
-            <w:shd w:fill="FAFAF8"/>
-          </w:tcPr>
-          <w:p>
-            <w:r/>
-            <w:r>
-              <w:rPr>
-                <w:sz w:val="19"/>
-              </w:rPr>
-              <w:t>backend/sheets_sync.py</w:t>
-            </w:r>
-          </w:p>
-        </w:tc>
-        <w:tc>
-          <w:tcPr>
-            <w:tcW w:type="dxa" w:w="4706"/>
-            <w:shd w:fill="FAFAF8"/>
-          </w:tcPr>
-          <w:p>
-            <w:r/>
-            <w:r>
-              <w:rPr>
-                <w:sz w:val="19"/>
-              </w:rPr>
-              <w:t>Synchronisation Google Sheets -&gt; MySQL (table opportunities uniquement).</w:t>
-            </w:r>
-          </w:p>
-        </w:tc>
-      </w:tr>
-      <w:tr>
-        <w:tc>
-          <w:tcPr>
-            <w:tcW w:type="dxa" w:w="4706"/>
-          </w:tcPr>
-          <w:p>
-            <w:r/>
-            <w:r>
-              <w:rPr>
-                <w:sz w:val="19"/>
-              </w:rPr>
-              <w:t>backend/db.py</w:t>
-            </w:r>
-          </w:p>
-        </w:tc>
-        <w:tc>
-          <w:tcPr>
-            <w:tcW w:type="dxa" w:w="4706"/>
-          </w:tcPr>
-          <w:p>
-            <w:r/>
-            <w:r>
-              <w:rPr>
-                <w:sz w:val="19"/>
-              </w:rPr>
-              <w:t>Pool de connexions MySQL (DBUtils PooledDB), paresseux.</w:t>
+              <w:t>Tableau de bord généré par question (éphémère, hors suivi git).</w:t>
             </w:r>
           </w:p>
         </w:tc>
@@ -904,7 +1145,7 @@
               <w:rPr>
                 <w:sz w:val="19"/>
               </w:rPr>
-              <w:t>Application Vite + React (composants, hooks, styles).</w:t>
+              <w:t>Application Vite + React (chat, iframe DAC, hooks, styles).</w:t>
             </w:r>
           </w:p>
         </w:tc>
@@ -934,7 +1175,7 @@
               <w:rPr>
                 <w:sz w:val="19"/>
               </w:rPr>
-              <w:t>Suite pytest — 143 tests, aucune dépendance réseau/DB réelle.</w:t>
+              <w:t>Suite pytest — 152 tests, aucune dépendance réseau ni données réelles.</w:t>
             </w:r>
           </w:p>
         </w:tc>
@@ -951,7 +1192,7 @@
               <w:rPr>
                 <w:sz w:val="19"/>
               </w:rPr>
-              <w:t>data/devoteam_dashboard_mysql.sql</w:t>
+              <w:t>Documentation/WORKFLOW.md</w:t>
             </w:r>
           </w:p>
         </w:tc>
@@ -966,7 +1207,7 @@
               <w:rPr>
                 <w:sz w:val="19"/>
               </w:rPr>
-              <w:t>Dump SQL de référence (schéma + données).</w:t>
+              <w:t>Traçage d'une question, du prompt au tableau de bord affiché.</w:t>
             </w:r>
           </w:p>
         </w:tc>
@@ -996,7 +1237,7 @@
               <w:rPr>
                 <w:sz w:val="19"/>
               </w:rPr>
-              <w:t>Ce rapport, le guide technique et leur générateur (generate_docs.py).</w:t>
+              <w:t>Ce guide, le rapport et leur générateur (generate_docs.py).</w:t>
             </w:r>
           </w:p>
         </w:tc>
@@ -1049,7 +1290,7 @@
           <w:color w:val="F2405A"/>
           <w:sz w:val="36"/>
         </w:rPr>
-        <w:t>4. Base de données</w:t>
+        <w:t>4. Source de données (backend/data_store.py)</w:t>
       </w:r>
     </w:p>
     <w:p>
@@ -1058,7 +1299,7 @@
           <w:b w:val="0"/>
           <w:i w:val="0"/>
         </w:rPr>
-        <w:t>Moteur MySQL/MariaDB (XAMPP en local, utilisateur root sans mot de passe par défaut). Le schéma tient volontairement en peu de tables : une table de faits, six vues de lecture pré-agrégées, et deux tables techniques pour le cache et l'historique.</w:t>
+        <w:t>Il n'y a plus de base de données. Le Google Sheet est la source de vérité : `data_store.py` le lit via l'API Google (gspread), valide chaque ligne, et construit un DataFrame pandas conservé en mémoire. Ce DataFrame est rafraîchi toutes les 15 minutes, au démarrage, et à la demande via POST /sheets/sync.</w:t>
       </w:r>
     </w:p>
     <w:p>
@@ -1072,7 +1313,7 @@
           <w:color w:val="242422"/>
           <w:sz w:val="27"/>
         </w:rPr>
-        <w:t>4.1 Table de faits — opportunities</w:t>
+        <w:t>4.1 Les colonnes</w:t>
       </w:r>
     </w:p>
     <w:p>
@@ -1081,7 +1322,7 @@
           <w:b w:val="0"/>
           <w:i w:val="0"/>
         </w:rPr>
-        <w:t>360 lignes au moment de la rédaction. Chaque ligne représente une opportunité commerciale ; c'est la seule table sur laquelle des écritures ont lieu (mise à jour quotidienne de days_remaining).</w:t>
+        <w:t>Environ 350 lignes, 18 colonnes. Les quatre dernières sont CALCULÉES à chaque chargement et jamais lues depuis le Sheet, même si elles y figurent : une donnée dérivable ne doit jamais pouvoir diverger de ce dont elle dérive.</w:t>
       </w:r>
     </w:p>
     <w:tbl>
@@ -1174,7 +1415,7 @@
               <w:rPr>
                 <w:sz w:val="19"/>
               </w:rPr>
-              <w:t>INT, clé primaire</w:t>
+              <w:t>entier</w:t>
             </w:r>
           </w:p>
         </w:tc>
@@ -1188,7 +1429,7 @@
               <w:rPr>
                 <w:sz w:val="19"/>
               </w:rPr>
-              <w:t>Identifiant unique.</w:t>
+              <w:t>Identifiant ; attribué automatiquement (max + 1) et réécrit dans le Sheet si la ligne n'en a pas.</w:t>
             </w:r>
           </w:p>
         </w:tc>
@@ -1220,7 +1461,7 @@
               <w:rPr>
                 <w:sz w:val="19"/>
               </w:rPr>
-              <w:t>VARCHAR(100)</w:t>
+              <w:t>texte</w:t>
             </w:r>
           </w:p>
         </w:tc>
@@ -1235,7 +1476,7 @@
               <w:rPr>
                 <w:sz w:val="19"/>
               </w:rPr>
-              <w:t>Pays de l'opportunité (indexé).</w:t>
+              <w:t>Pays de l'opportunité.</w:t>
             </w:r>
           </w:p>
         </w:tc>
@@ -1251,7 +1492,7 @@
               <w:rPr>
                 <w:sz w:val="19"/>
               </w:rPr>
-              <w:t>created_date</w:t>
+              <w:t>created_date / deadline</w:t>
             </w:r>
           </w:p>
         </w:tc>
@@ -1265,7 +1506,7 @@
               <w:rPr>
                 <w:sz w:val="19"/>
               </w:rPr>
-              <w:t>DATE</w:t>
+              <w:t>date</w:t>
             </w:r>
           </w:p>
         </w:tc>
@@ -1279,7 +1520,7 @@
               <w:rPr>
                 <w:sz w:val="19"/>
               </w:rPr>
-              <w:t>Date de création de l'opportunité.</w:t>
+              <w:t>Dates de création et d'échéance. La deadline est la source de vérité de toute notion d'urgence.</w:t>
             </w:r>
           </w:p>
         </w:tc>
@@ -1296,7 +1537,7 @@
               <w:rPr>
                 <w:sz w:val="19"/>
               </w:rPr>
-              <w:t>deadline</w:t>
+              <w:t>practice</w:t>
             </w:r>
           </w:p>
         </w:tc>
@@ -1311,7 +1552,7 @@
               <w:rPr>
                 <w:sz w:val="19"/>
               </w:rPr>
-              <w:t>DATE</w:t>
+              <w:t>texte</w:t>
             </w:r>
           </w:p>
         </w:tc>
@@ -1326,7 +1567,280 @@
               <w:rPr>
                 <w:sz w:val="19"/>
               </w:rPr>
-              <w:t>Date limite de remise — source de vérité pour toute notion d'urgence (jamais une valeur mise en cache).</w:t>
+              <w:t>Digital Transformation / Risk Advisory / Data Management.</w:t>
+            </w:r>
+          </w:p>
+        </w:tc>
+      </w:tr>
+      <w:tr>
+        <w:tc>
+          <w:tcPr>
+            <w:tcW w:type="dxa" w:w="3137"/>
+          </w:tcPr>
+          <w:p>
+            <w:r/>
+            <w:r>
+              <w:rPr>
+                <w:sz w:val="19"/>
+              </w:rPr>
+              <w:t>description, buyer, partner</w:t>
+            </w:r>
+          </w:p>
+        </w:tc>
+        <w:tc>
+          <w:tcPr>
+            <w:tcW w:type="dxa" w:w="3137"/>
+          </w:tcPr>
+          <w:p>
+            <w:r/>
+            <w:r>
+              <w:rPr>
+                <w:sz w:val="19"/>
+              </w:rPr>
+              <w:t>texte</w:t>
+            </w:r>
+          </w:p>
+        </w:tc>
+        <w:tc>
+          <w:tcPr>
+            <w:tcW w:type="dxa" w:w="3137"/>
+          </w:tcPr>
+          <w:p>
+            <w:r/>
+            <w:r>
+              <w:rPr>
+                <w:sz w:val="19"/>
+              </w:rPr>
+              <w:t>Informations descriptives libres.</w:t>
+            </w:r>
+          </w:p>
+        </w:tc>
+      </w:tr>
+      <w:tr>
+        <w:tc>
+          <w:tcPr>
+            <w:tcW w:type="dxa" w:w="3137"/>
+            <w:shd w:fill="FAFAF8"/>
+          </w:tcPr>
+          <w:p>
+            <w:r/>
+            <w:r>
+              <w:rPr>
+                <w:sz w:val="19"/>
+              </w:rPr>
+              <w:t>opp_type</w:t>
+            </w:r>
+          </w:p>
+        </w:tc>
+        <w:tc>
+          <w:tcPr>
+            <w:tcW w:type="dxa" w:w="3137"/>
+            <w:shd w:fill="FAFAF8"/>
+          </w:tcPr>
+          <w:p>
+            <w:r/>
+            <w:r>
+              <w:rPr>
+                <w:sz w:val="19"/>
+              </w:rPr>
+              <w:t>texte</w:t>
+            </w:r>
+          </w:p>
+        </w:tc>
+        <w:tc>
+          <w:tcPr>
+            <w:tcW w:type="dxa" w:w="3137"/>
+            <w:shd w:fill="FAFAF8"/>
+          </w:tcPr>
+          <w:p>
+            <w:r/>
+            <w:r>
+              <w:rPr>
+                <w:sz w:val="19"/>
+              </w:rPr>
+              <w:t>AO, DP, AMI, Consultation, Prospection, Gré à gré, Avant-vente.</w:t>
+            </w:r>
+          </w:p>
+        </w:tc>
+      </w:tr>
+      <w:tr>
+        <w:tc>
+          <w:tcPr>
+            <w:tcW w:type="dxa" w:w="3137"/>
+          </w:tcPr>
+          <w:p>
+            <w:r/>
+            <w:r>
+              <w:rPr>
+                <w:sz w:val="19"/>
+              </w:rPr>
+              <w:t>status</w:t>
+            </w:r>
+          </w:p>
+        </w:tc>
+        <w:tc>
+          <w:tcPr>
+            <w:tcW w:type="dxa" w:w="3137"/>
+          </w:tcPr>
+          <w:p>
+            <w:r/>
+            <w:r>
+              <w:rPr>
+                <w:sz w:val="19"/>
+              </w:rPr>
+              <w:t>texte</w:t>
+            </w:r>
+          </w:p>
+        </w:tc>
+        <w:tc>
+          <w:tcPr>
+            <w:tcW w:type="dxa" w:w="3137"/>
+          </w:tcPr>
+          <w:p>
+            <w:r/>
+            <w:r>
+              <w:rPr>
+                <w:sz w:val="19"/>
+              </w:rPr>
+              <w:t>Statut du cycle de vente — 16 valeurs, dont 7 statuts « clos » exclus des alertes.</w:t>
+            </w:r>
+          </w:p>
+        </w:tc>
+      </w:tr>
+      <w:tr>
+        <w:tc>
+          <w:tcPr>
+            <w:tcW w:type="dxa" w:w="3137"/>
+            <w:shd w:fill="FAFAF8"/>
+          </w:tcPr>
+          <w:p>
+            <w:r/>
+            <w:r>
+              <w:rPr>
+                <w:sz w:val="19"/>
+              </w:rPr>
+              <w:t>budget, financial_offer</w:t>
+            </w:r>
+          </w:p>
+        </w:tc>
+        <w:tc>
+          <w:tcPr>
+            <w:tcW w:type="dxa" w:w="3137"/>
+            <w:shd w:fill="FAFAF8"/>
+          </w:tcPr>
+          <w:p>
+            <w:r/>
+            <w:r>
+              <w:rPr>
+                <w:sz w:val="19"/>
+              </w:rPr>
+              <w:t>décimal</w:t>
+            </w:r>
+          </w:p>
+        </w:tc>
+        <w:tc>
+          <w:tcPr>
+            <w:tcW w:type="dxa" w:w="3137"/>
+            <w:shd w:fill="FAFAF8"/>
+          </w:tcPr>
+          <w:p>
+            <w:r/>
+            <w:r>
+              <w:rPr>
+                <w:sz w:val="19"/>
+              </w:rPr>
+              <w:t>Montants en euros.</w:t>
+            </w:r>
+          </w:p>
+        </w:tc>
+      </w:tr>
+      <w:tr>
+        <w:tc>
+          <w:tcPr>
+            <w:tcW w:type="dxa" w:w="3137"/>
+          </w:tcPr>
+          <w:p>
+            <w:r/>
+            <w:r>
+              <w:rPr>
+                <w:sz w:val="19"/>
+              </w:rPr>
+              <w:t>funding_source</w:t>
+            </w:r>
+          </w:p>
+        </w:tc>
+        <w:tc>
+          <w:tcPr>
+            <w:tcW w:type="dxa" w:w="3137"/>
+          </w:tcPr>
+          <w:p>
+            <w:r/>
+            <w:r>
+              <w:rPr>
+                <w:sz w:val="19"/>
+              </w:rPr>
+              <w:t>texte</w:t>
+            </w:r>
+          </w:p>
+        </w:tc>
+        <w:tc>
+          <w:tcPr>
+            <w:tcW w:type="dxa" w:w="3137"/>
+          </w:tcPr>
+          <w:p>
+            <w:r/>
+            <w:r>
+              <w:rPr>
+                <w:sz w:val="19"/>
+              </w:rPr>
+              <w:t>Source de financement.</w:t>
+            </w:r>
+          </w:p>
+        </w:tc>
+      </w:tr>
+      <w:tr>
+        <w:tc>
+          <w:tcPr>
+            <w:tcW w:type="dxa" w:w="3137"/>
+            <w:shd w:fill="FAFAF8"/>
+          </w:tcPr>
+          <w:p>
+            <w:r/>
+            <w:r>
+              <w:rPr>
+                <w:sz w:val="19"/>
+              </w:rPr>
+              <w:t>win_probability</w:t>
+            </w:r>
+          </w:p>
+        </w:tc>
+        <w:tc>
+          <w:tcPr>
+            <w:tcW w:type="dxa" w:w="3137"/>
+            <w:shd w:fill="FAFAF8"/>
+          </w:tcPr>
+          <w:p>
+            <w:r/>
+            <w:r>
+              <w:rPr>
+                <w:sz w:val="19"/>
+              </w:rPr>
+              <w:t>décimal</w:t>
+            </w:r>
+          </w:p>
+        </w:tc>
+        <w:tc>
+          <w:tcPr>
+            <w:tcW w:type="dxa" w:w="3137"/>
+            <w:shd w:fill="FAFAF8"/>
+          </w:tcPr>
+          <w:p>
+            <w:r/>
+            <w:r>
+              <w:rPr>
+                <w:sz w:val="19"/>
+              </w:rPr>
+              <w:t>Fraction 0–1 (0.74 = 74 %), jamais stockée déjà multipliée par 100 — voir response_builder.py.</w:t>
             </w:r>
           </w:p>
         </w:tc>
@@ -1356,7 +1870,7 @@
               <w:rPr>
                 <w:sz w:val="19"/>
               </w:rPr>
-              <w:t>VARCHAR(7) / INT</w:t>
+              <w:t>CALCULÉES</w:t>
             </w:r>
           </w:p>
         </w:tc>
@@ -1370,7 +1884,7 @@
               <w:rPr>
                 <w:sz w:val="19"/>
               </w:rPr>
-              <w:t>Dérivées de deadline, utilisées comme dimensions d'analyse (indexées).</w:t>
+              <w:t>Dérivées de deadline, utilisées comme dimensions d'analyse.</w:t>
             </w:r>
           </w:p>
         </w:tc>
@@ -1402,7 +1916,7 @@
               <w:rPr>
                 <w:sz w:val="19"/>
               </w:rPr>
-              <w:t>INT, nullable</w:t>
+              <w:t>CALCULÉE</w:t>
             </w:r>
           </w:p>
         </w:tc>
@@ -1417,7 +1931,7 @@
               <w:rPr>
                 <w:sz w:val="19"/>
               </w:rPr>
-              <w:t>Jours restants — recalculée chaque nuit depuis deadline (voir section 10.1), jamais la source de vérité elle-même.</w:t>
+              <w:t>deadline moins la date du jour, recalculée à chaque chargement — donc jamais obsolète.</w:t>
             </w:r>
           </w:p>
         </w:tc>
@@ -1433,7 +1947,7 @@
               <w:rPr>
                 <w:sz w:val="19"/>
               </w:rPr>
-              <w:t>practice</w:t>
+              <w:t>weighted_amount</w:t>
             </w:r>
           </w:p>
         </w:tc>
@@ -1447,7 +1961,7 @@
               <w:rPr>
                 <w:sz w:val="19"/>
               </w:rPr>
-              <w:t>VARCHAR(100)</w:t>
+              <w:t>CALCULÉE</w:t>
             </w:r>
           </w:p>
         </w:tc>
@@ -1461,280 +1975,7 @@
               <w:rPr>
                 <w:sz w:val="19"/>
               </w:rPr>
-              <w:t>Digital Transformation / Risk Advisory / Data Management (indexé).</w:t>
-            </w:r>
-          </w:p>
-        </w:tc>
-      </w:tr>
-      <w:tr>
-        <w:tc>
-          <w:tcPr>
-            <w:tcW w:type="dxa" w:w="3137"/>
-            <w:shd w:fill="FAFAF8"/>
-          </w:tcPr>
-          <w:p>
-            <w:r/>
-            <w:r>
-              <w:rPr>
-                <w:sz w:val="19"/>
-              </w:rPr>
-              <w:t>description, buyer, partner</w:t>
-            </w:r>
-          </w:p>
-        </w:tc>
-        <w:tc>
-          <w:tcPr>
-            <w:tcW w:type="dxa" w:w="3137"/>
-            <w:shd w:fill="FAFAF8"/>
-          </w:tcPr>
-          <w:p>
-            <w:r/>
-            <w:r>
-              <w:rPr>
-                <w:sz w:val="19"/>
-              </w:rPr>
-              <w:t>TEXT / VARCHAR</w:t>
-            </w:r>
-          </w:p>
-        </w:tc>
-        <w:tc>
-          <w:tcPr>
-            <w:tcW w:type="dxa" w:w="3137"/>
-            <w:shd w:fill="FAFAF8"/>
-          </w:tcPr>
-          <w:p>
-            <w:r/>
-            <w:r>
-              <w:rPr>
-                <w:sz w:val="19"/>
-              </w:rPr>
-              <w:t>Informations descriptives libres.</w:t>
-            </w:r>
-          </w:p>
-        </w:tc>
-      </w:tr>
-      <w:tr>
-        <w:tc>
-          <w:tcPr>
-            <w:tcW w:type="dxa" w:w="3137"/>
-          </w:tcPr>
-          <w:p>
-            <w:r/>
-            <w:r>
-              <w:rPr>
-                <w:sz w:val="19"/>
-              </w:rPr>
-              <w:t>opp_type</w:t>
-            </w:r>
-          </w:p>
-        </w:tc>
-        <w:tc>
-          <w:tcPr>
-            <w:tcW w:type="dxa" w:w="3137"/>
-          </w:tcPr>
-          <w:p>
-            <w:r/>
-            <w:r>
-              <w:rPr>
-                <w:sz w:val="19"/>
-              </w:rPr>
-              <w:t>VARCHAR(50)</w:t>
-            </w:r>
-          </w:p>
-        </w:tc>
-        <w:tc>
-          <w:tcPr>
-            <w:tcW w:type="dxa" w:w="3137"/>
-          </w:tcPr>
-          <w:p>
-            <w:r/>
-            <w:r>
-              <w:rPr>
-                <w:sz w:val="19"/>
-              </w:rPr>
-              <w:t>AO, DP, AMI, Consultation, Prospection…</w:t>
-            </w:r>
-          </w:p>
-        </w:tc>
-      </w:tr>
-      <w:tr>
-        <w:tc>
-          <w:tcPr>
-            <w:tcW w:type="dxa" w:w="3137"/>
-            <w:shd w:fill="FAFAF8"/>
-          </w:tcPr>
-          <w:p>
-            <w:r/>
-            <w:r>
-              <w:rPr>
-                <w:sz w:val="19"/>
-              </w:rPr>
-              <w:t>status</w:t>
-            </w:r>
-          </w:p>
-        </w:tc>
-        <w:tc>
-          <w:tcPr>
-            <w:tcW w:type="dxa" w:w="3137"/>
-            <w:shd w:fill="FAFAF8"/>
-          </w:tcPr>
-          <w:p>
-            <w:r/>
-            <w:r>
-              <w:rPr>
-                <w:sz w:val="19"/>
-              </w:rPr>
-              <w:t>VARCHAR(100)</w:t>
-            </w:r>
-          </w:p>
-        </w:tc>
-        <w:tc>
-          <w:tcPr>
-            <w:tcW w:type="dxa" w:w="3137"/>
-            <w:shd w:fill="FAFAF8"/>
-          </w:tcPr>
-          <w:p>
-            <w:r/>
-            <w:r>
-              <w:rPr>
-                <w:sz w:val="19"/>
-              </w:rPr>
-              <w:t>Statut du cycle de vente (indexé) — 16 valeurs possibles, dont les 7 statuts « clos » exclus des alertes.</w:t>
-            </w:r>
-          </w:p>
-        </w:tc>
-      </w:tr>
-      <w:tr>
-        <w:tc>
-          <w:tcPr>
-            <w:tcW w:type="dxa" w:w="3137"/>
-          </w:tcPr>
-          <w:p>
-            <w:r/>
-            <w:r>
-              <w:rPr>
-                <w:sz w:val="19"/>
-              </w:rPr>
-              <w:t>budget, financial_offer, weighted_amount</w:t>
-            </w:r>
-          </w:p>
-        </w:tc>
-        <w:tc>
-          <w:tcPr>
-            <w:tcW w:type="dxa" w:w="3137"/>
-          </w:tcPr>
-          <w:p>
-            <w:r/>
-            <w:r>
-              <w:rPr>
-                <w:sz w:val="19"/>
-              </w:rPr>
-              <w:t>DOUBLE, nullable</w:t>
-            </w:r>
-          </w:p>
-        </w:tc>
-        <w:tc>
-          <w:tcPr>
-            <w:tcW w:type="dxa" w:w="3137"/>
-          </w:tcPr>
-          <w:p>
-            <w:r/>
-            <w:r>
-              <w:rPr>
-                <w:sz w:val="19"/>
-              </w:rPr>
-              <w:t>Montants en euros ; weighted_amount ~47% NULL (offres sans probabilité assignée).</w:t>
-            </w:r>
-          </w:p>
-        </w:tc>
-      </w:tr>
-      <w:tr>
-        <w:tc>
-          <w:tcPr>
-            <w:tcW w:type="dxa" w:w="3137"/>
-            <w:shd w:fill="FAFAF8"/>
-          </w:tcPr>
-          <w:p>
-            <w:r/>
-            <w:r>
-              <w:rPr>
-                <w:sz w:val="19"/>
-              </w:rPr>
-              <w:t>funding_source</w:t>
-            </w:r>
-          </w:p>
-        </w:tc>
-        <w:tc>
-          <w:tcPr>
-            <w:tcW w:type="dxa" w:w="3137"/>
-            <w:shd w:fill="FAFAF8"/>
-          </w:tcPr>
-          <w:p>
-            <w:r/>
-            <w:r>
-              <w:rPr>
-                <w:sz w:val="19"/>
-              </w:rPr>
-              <w:t>VARCHAR(100), nullable</w:t>
-            </w:r>
-          </w:p>
-        </w:tc>
-        <w:tc>
-          <w:tcPr>
-            <w:tcW w:type="dxa" w:w="3137"/>
-            <w:shd w:fill="FAFAF8"/>
-          </w:tcPr>
-          <w:p>
-            <w:r/>
-            <w:r>
-              <w:rPr>
-                <w:sz w:val="19"/>
-              </w:rPr>
-              <w:t>Source de financement (indexée).</w:t>
-            </w:r>
-          </w:p>
-        </w:tc>
-      </w:tr>
-      <w:tr>
-        <w:tc>
-          <w:tcPr>
-            <w:tcW w:type="dxa" w:w="3137"/>
-          </w:tcPr>
-          <w:p>
-            <w:r/>
-            <w:r>
-              <w:rPr>
-                <w:sz w:val="19"/>
-              </w:rPr>
-              <w:t>win_probability</w:t>
-            </w:r>
-          </w:p>
-        </w:tc>
-        <w:tc>
-          <w:tcPr>
-            <w:tcW w:type="dxa" w:w="3137"/>
-          </w:tcPr>
-          <w:p>
-            <w:r/>
-            <w:r>
-              <w:rPr>
-                <w:sz w:val="19"/>
-              </w:rPr>
-              <w:t>DOUBLE, nullable</w:t>
-            </w:r>
-          </w:p>
-        </w:tc>
-        <w:tc>
-          <w:tcPr>
-            <w:tcW w:type="dxa" w:w="3137"/>
-          </w:tcPr>
-          <w:p>
-            <w:r/>
-            <w:r>
-              <w:rPr>
-                <w:sz w:val="19"/>
-              </w:rPr>
-              <w:t>Fraction 0–1 (0.74 = 74%), jamais stockée déjà multipliée par 100 — voir response_builder.py.</w:t>
+              <w:t>financial_offer × win_probability.</w:t>
             </w:r>
           </w:p>
         </w:tc>
@@ -1752,7 +1993,7 @@
           <w:color w:val="242422"/>
           <w:sz w:val="27"/>
         </w:rPr>
-        <w:t>4.2 Vues pré-agrégées (lecture seule)</w:t>
+        <w:t>4.2 Validation ligne par ligne</w:t>
       </w:r>
     </w:p>
     <w:p>
@@ -1761,356 +2002,16 @@
           <w:b w:val="0"/>
           <w:i w:val="0"/>
         </w:rPr>
-        <w:t>Chacune est un simple GROUP BY sur opportunities (recalculée à la demande par MySQL, pas matérialisée) — elles existent pour donner au LLM des noms de colonnes déjà agrégés et simples plutôt que de lui faire recalculer une agrégation à chaque requête, et pour que db_layer.py puisse choisir la bonne source selon la dimension demandée (voir section 7).</w:t>
+        <w:t>Chaque ligne est validée indépendamment : dates acceptées dans deux formats, nombres à virgule décimale, probabilité tolérée en fraction (0.8) comme en pourcentage (80), et practice/opp_type/status vérifiés contre la liste blanche de schema_and_whitelist.py. Une ligne invalide est journalisée et sautée — jamais bloquante pour les autres.</w:t>
       </w:r>
     </w:p>
-    <w:tbl>
-      <w:tblPr>
-        <w:tblStyle w:val="TableGrid"/>
-        <w:tblW w:type="auto" w:w="0"/>
-        <w:jc w:val="center"/>
-        <w:tblLook w:firstColumn="1" w:firstRow="1" w:lastColumn="0" w:lastRow="0" w:noHBand="0" w:noVBand="1" w:val="04A0"/>
-      </w:tblPr>
-      <w:tblGrid>
-        <w:gridCol w:w="3137"/>
-        <w:gridCol w:w="3137"/>
-        <w:gridCol w:w="3137"/>
-      </w:tblGrid>
-      <w:tr>
-        <w:tc>
-          <w:tcPr>
-            <w:tcW w:type="dxa" w:w="3137"/>
-            <w:shd w:fill="F2405A"/>
-          </w:tcPr>
-          <w:p>
-            <w:r/>
-            <w:r>
-              <w:rPr>
-                <w:b/>
-                <w:color w:val="FFFFFF"/>
-                <w:sz w:val="19"/>
-              </w:rPr>
-              <w:t>Vue</w:t>
-            </w:r>
-          </w:p>
-        </w:tc>
-        <w:tc>
-          <w:tcPr>
-            <w:tcW w:type="dxa" w:w="3137"/>
-            <w:shd w:fill="F2405A"/>
-          </w:tcPr>
-          <w:p>
-            <w:r/>
-            <w:r>
-              <w:rPr>
-                <w:b/>
-                <w:color w:val="FFFFFF"/>
-                <w:sz w:val="19"/>
-              </w:rPr>
-              <w:t>Regroupée par</w:t>
-            </w:r>
-          </w:p>
-        </w:tc>
-        <w:tc>
-          <w:tcPr>
-            <w:tcW w:type="dxa" w:w="3137"/>
-            <w:shd w:fill="F2405A"/>
-          </w:tcPr>
-          <w:p>
-            <w:r/>
-            <w:r>
-              <w:rPr>
-                <w:b/>
-                <w:color w:val="FFFFFF"/>
-                <w:sz w:val="19"/>
-              </w:rPr>
-              <w:t>Colonnes agrégées</w:t>
-            </w:r>
-          </w:p>
-        </w:tc>
-      </w:tr>
-      <w:tr>
-        <w:tc>
-          <w:tcPr>
-            <w:tcW w:type="dxa" w:w="3137"/>
-          </w:tcPr>
-          <w:p>
-            <w:r/>
-            <w:r>
-              <w:rPr>
-                <w:sz w:val="19"/>
-              </w:rPr>
-              <w:t>v_by_country</w:t>
-            </w:r>
-          </w:p>
-        </w:tc>
-        <w:tc>
-          <w:tcPr>
-            <w:tcW w:type="dxa" w:w="3137"/>
-          </w:tcPr>
-          <w:p>
-            <w:r/>
-            <w:r>
-              <w:rPr>
-                <w:sz w:val="19"/>
-              </w:rPr>
-              <w:t>country</w:t>
-            </w:r>
-          </w:p>
-        </w:tc>
-        <w:tc>
-          <w:tcPr>
-            <w:tcW w:type="dxa" w:w="3137"/>
-          </w:tcPr>
-          <w:p>
-            <w:r/>
-            <w:r>
-              <w:rPr>
-                <w:sz w:val="19"/>
-              </w:rPr>
-              <w:t>nb_opportunities, total_budget, total_offer, total_weighted</w:t>
-            </w:r>
-          </w:p>
-        </w:tc>
-      </w:tr>
-      <w:tr>
-        <w:tc>
-          <w:tcPr>
-            <w:tcW w:type="dxa" w:w="3137"/>
-            <w:shd w:fill="FAFAF8"/>
-          </w:tcPr>
-          <w:p>
-            <w:r/>
-            <w:r>
-              <w:rPr>
-                <w:sz w:val="19"/>
-              </w:rPr>
-              <w:t>v_by_practice</w:t>
-            </w:r>
-          </w:p>
-        </w:tc>
-        <w:tc>
-          <w:tcPr>
-            <w:tcW w:type="dxa" w:w="3137"/>
-            <w:shd w:fill="FAFAF8"/>
-          </w:tcPr>
-          <w:p>
-            <w:r/>
-            <w:r>
-              <w:rPr>
-                <w:sz w:val="19"/>
-              </w:rPr>
-              <w:t>practice</w:t>
-            </w:r>
-          </w:p>
-        </w:tc>
-        <w:tc>
-          <w:tcPr>
-            <w:tcW w:type="dxa" w:w="3137"/>
-            <w:shd w:fill="FAFAF8"/>
-          </w:tcPr>
-          <w:p>
-            <w:r/>
-            <w:r>
-              <w:rPr>
-                <w:sz w:val="19"/>
-              </w:rPr>
-              <w:t>nb_opportunities, total_budget, total_offer, total_weighted</w:t>
-            </w:r>
-          </w:p>
-        </w:tc>
-      </w:tr>
-      <w:tr>
-        <w:tc>
-          <w:tcPr>
-            <w:tcW w:type="dxa" w:w="3137"/>
-          </w:tcPr>
-          <w:p>
-            <w:r/>
-            <w:r>
-              <w:rPr>
-                <w:sz w:val="19"/>
-              </w:rPr>
-              <w:t>v_by_status</w:t>
-            </w:r>
-          </w:p>
-        </w:tc>
-        <w:tc>
-          <w:tcPr>
-            <w:tcW w:type="dxa" w:w="3137"/>
-          </w:tcPr>
-          <w:p>
-            <w:r/>
-            <w:r>
-              <w:rPr>
-                <w:sz w:val="19"/>
-              </w:rPr>
-              <w:t>status</w:t>
-            </w:r>
-          </w:p>
-        </w:tc>
-        <w:tc>
-          <w:tcPr>
-            <w:tcW w:type="dxa" w:w="3137"/>
-          </w:tcPr>
-          <w:p>
-            <w:r/>
-            <w:r>
-              <w:rPr>
-                <w:sz w:val="19"/>
-              </w:rPr>
-              <w:t>nb_opportunities, total_budget, total_offer</w:t>
-            </w:r>
-          </w:p>
-        </w:tc>
-      </w:tr>
-      <w:tr>
-        <w:tc>
-          <w:tcPr>
-            <w:tcW w:type="dxa" w:w="3137"/>
-            <w:shd w:fill="FAFAF8"/>
-          </w:tcPr>
-          <w:p>
-            <w:r/>
-            <w:r>
-              <w:rPr>
-                <w:sz w:val="19"/>
-              </w:rPr>
-              <w:t>v_by_month</w:t>
-            </w:r>
-          </w:p>
-        </w:tc>
-        <w:tc>
-          <w:tcPr>
-            <w:tcW w:type="dxa" w:w="3137"/>
-            <w:shd w:fill="FAFAF8"/>
-          </w:tcPr>
-          <w:p>
-            <w:r/>
-            <w:r>
-              <w:rPr>
-                <w:sz w:val="19"/>
-              </w:rPr>
-              <w:t>deadline_month</w:t>
-            </w:r>
-          </w:p>
-        </w:tc>
-        <w:tc>
-          <w:tcPr>
-            <w:tcW w:type="dxa" w:w="3137"/>
-            <w:shd w:fill="FAFAF8"/>
-          </w:tcPr>
-          <w:p>
-            <w:r/>
-            <w:r>
-              <w:rPr>
-                <w:sz w:val="19"/>
-              </w:rPr>
-              <w:t>nb_opportunities, total_budget, total_offer, total_weighted</w:t>
-            </w:r>
-          </w:p>
-        </w:tc>
-      </w:tr>
-      <w:tr>
-        <w:tc>
-          <w:tcPr>
-            <w:tcW w:type="dxa" w:w="3137"/>
-          </w:tcPr>
-          <w:p>
-            <w:r/>
-            <w:r>
-              <w:rPr>
-                <w:sz w:val="19"/>
-              </w:rPr>
-              <w:t>v_by_funding_source</w:t>
-            </w:r>
-          </w:p>
-        </w:tc>
-        <w:tc>
-          <w:tcPr>
-            <w:tcW w:type="dxa" w:w="3137"/>
-          </w:tcPr>
-          <w:p>
-            <w:r/>
-            <w:r>
-              <w:rPr>
-                <w:sz w:val="19"/>
-              </w:rPr>
-              <w:t>funding_source</w:t>
-            </w:r>
-          </w:p>
-        </w:tc>
-        <w:tc>
-          <w:tcPr>
-            <w:tcW w:type="dxa" w:w="3137"/>
-          </w:tcPr>
-          <w:p>
-            <w:r/>
-            <w:r>
-              <w:rPr>
-                <w:sz w:val="19"/>
-              </w:rPr>
-              <w:t>nb_opportunities, total_budget</w:t>
-            </w:r>
-          </w:p>
-        </w:tc>
-      </w:tr>
-      <w:tr>
-        <w:tc>
-          <w:tcPr>
-            <w:tcW w:type="dxa" w:w="3137"/>
-            <w:shd w:fill="FAFAF8"/>
-          </w:tcPr>
-          <w:p>
-            <w:r/>
-            <w:r>
-              <w:rPr>
-                <w:sz w:val="19"/>
-              </w:rPr>
-              <w:t>v_by_country_practice</w:t>
-            </w:r>
-          </w:p>
-        </w:tc>
-        <w:tc>
-          <w:tcPr>
-            <w:tcW w:type="dxa" w:w="3137"/>
-            <w:shd w:fill="FAFAF8"/>
-          </w:tcPr>
-          <w:p>
-            <w:r/>
-            <w:r>
-              <w:rPr>
-                <w:sz w:val="19"/>
-              </w:rPr>
-              <w:t>country, practice</w:t>
-            </w:r>
-          </w:p>
-        </w:tc>
-        <w:tc>
-          <w:tcPr>
-            <w:tcW w:type="dxa" w:w="3137"/>
-            <w:shd w:fill="FAFAF8"/>
-          </w:tcPr>
-          <w:p>
-            <w:r/>
-            <w:r>
-              <w:rPr>
-                <w:sz w:val="19"/>
-              </w:rPr>
-              <w:t>nb_opportunities, total_budget, total_weighted</w:t>
-            </w:r>
-          </w:p>
-        </w:tc>
-      </w:tr>
-    </w:tbl>
-    <w:p/>
     <w:p>
       <w:r>
         <w:rPr>
           <w:b w:val="0"/>
           <w:i w:val="0"/>
         </w:rPr>
-        <w:t>Une vue qui ne couvre pas la métrique demandée (ex. weighted_amount sur v_by_status) déclenche un repli automatique vers un GROUP BY à la volée sur opportunities plutôt qu'une erreur (voir section 7).</w:t>
+        <w:t>Détail qui a compté en pratique : l'export CSV vers Sheets écrit parfois les valeurs vides comme le texte littéral « NULL ». Sans normalisation explicite, un partenaire se serait appelé « NULL ». C'est aussi cette validation qui a révélé douze opportunités au statut invalide, présentes de longue date et jamais détectées faute de contrôle à l'écriture.</w:t>
       </w:r>
     </w:p>
     <w:p>
@@ -2124,150 +2025,27 @@
           <w:color w:val="242422"/>
           <w:sz w:val="27"/>
         </w:rPr>
-        <w:t>4.3 Tables techniques</w:t>
+        <w:t>4.3 Écriture retour dans le Sheet</w:t>
       </w:r>
     </w:p>
-    <w:tbl>
-      <w:tblPr>
-        <w:tblStyle w:val="TableGrid"/>
-        <w:tblW w:type="auto" w:w="0"/>
-        <w:jc w:val="center"/>
-        <w:tblLook w:firstColumn="1" w:firstRow="1" w:lastColumn="0" w:lastRow="0" w:noHBand="0" w:noVBand="1" w:val="04A0"/>
-      </w:tblPr>
-      <w:tblGrid>
-        <w:gridCol w:w="4706"/>
-        <w:gridCol w:w="4706"/>
-      </w:tblGrid>
-      <w:tr>
-        <w:tc>
-          <w:tcPr>
-            <w:tcW w:type="dxa" w:w="4706"/>
-            <w:shd w:fill="F2405A"/>
-          </w:tcPr>
-          <w:p>
-            <w:r/>
-            <w:r>
-              <w:rPr>
-                <w:b/>
-                <w:color w:val="FFFFFF"/>
-                <w:sz w:val="19"/>
-              </w:rPr>
-              <w:t>Table</w:t>
-            </w:r>
-          </w:p>
-        </w:tc>
-        <w:tc>
-          <w:tcPr>
-            <w:tcW w:type="dxa" w:w="4706"/>
-            <w:shd w:fill="F2405A"/>
-          </w:tcPr>
-          <w:p>
-            <w:r/>
-            <w:r>
-              <w:rPr>
-                <w:b/>
-                <w:color w:val="FFFFFF"/>
-                <w:sz w:val="19"/>
-              </w:rPr>
-              <w:t>Rôle</w:t>
-            </w:r>
-          </w:p>
-        </w:tc>
-      </w:tr>
-      <w:tr>
-        <w:tc>
-          <w:tcPr>
-            <w:tcW w:type="dxa" w:w="4706"/>
-          </w:tcPr>
-          <w:p>
-            <w:r/>
-            <w:r>
-              <w:rPr>
-                <w:sz w:val="19"/>
-              </w:rPr>
-              <w:t>dashboard_requests</w:t>
-            </w:r>
-          </w:p>
-        </w:tc>
-        <w:tc>
-          <w:tcPr>
-            <w:tcW w:type="dxa" w:w="4706"/>
-          </w:tcPr>
-          <w:p>
-            <w:r/>
-            <w:r>
-              <w:rPr>
-                <w:sz w:val="19"/>
-              </w:rPr>
-              <w:t>Historique : chaque question posée au chat, avec l'intention JSON extraite — utile pour l'audit et l'amélioration continue du prompt.</w:t>
-            </w:r>
-          </w:p>
-        </w:tc>
-      </w:tr>
-      <w:tr>
-        <w:tc>
-          <w:tcPr>
-            <w:tcW w:type="dxa" w:w="4706"/>
-            <w:shd w:fill="FAFAF8"/>
-          </w:tcPr>
-          <w:p>
-            <w:r/>
-            <w:r>
-              <w:rPr>
-                <w:sz w:val="19"/>
-              </w:rPr>
-              <w:t>generated_dashboards</w:t>
-            </w:r>
-          </w:p>
-        </w:tc>
-        <w:tc>
-          <w:tcPr>
-            <w:tcW w:type="dxa" w:w="4706"/>
-            <w:shd w:fill="FAFAF8"/>
-          </w:tcPr>
-          <w:p>
-            <w:r/>
-            <w:r>
-              <w:rPr>
-                <w:sz w:val="19"/>
-              </w:rPr>
-              <w:t>Cache des spécifications Vega-Lite déjà générées, indexé par le hash SHA-256 de l'intention — évite de régénérer une spec identique.</w:t>
-            </w:r>
-          </w:p>
-        </w:tc>
-      </w:tr>
-      <w:tr>
-        <w:tc>
-          <w:tcPr>
-            <w:tcW w:type="dxa" w:w="4706"/>
-          </w:tcPr>
-          <w:p>
-            <w:r/>
-            <w:r>
-              <w:rPr>
-                <w:sz w:val="19"/>
-              </w:rPr>
-              <w:t>scheduler_state</w:t>
-            </w:r>
-          </w:p>
-        </w:tc>
-        <w:tc>
-          <w:tcPr>
-            <w:tcW w:type="dxa" w:w="4706"/>
-          </w:tcPr>
-          <w:p>
-            <w:r/>
-            <w:r>
-              <w:rPr>
-                <w:sz w:val="19"/>
-              </w:rPr>
-              <w:t>Une ligne par job planifié (job_name, last_run_date) — permet au digest email quotidien de savoir s'il a déjà tourné aujourd'hui et de rattraper une exécution manquée sans jamais en envoyer deux (section 10.9).</w:t>
-            </w:r>
-          </w:p>
-        </w:tc>
-      </w:tr>
-    </w:tbl>
-    <w:p/>
+    <w:p>
+      <w:r>
+        <w:rPr>
+          <w:b w:val="0"/>
+          <w:i w:val="0"/>
+        </w:rPr>
+        <w:t>Le module écrit dans le Sheet deux choses seulement : l'identifiant des nouvelles lignes, et les quatre colonnes calculées — pour que l'utilisateur voie le résultat sans ouvrir l'application. Toutes ces cellules sont envoyées en un SEUL appel groupé : sur 350 lignes × 4 colonnes, un appel par cellule représenterait plus d'un millier d'allers-retours réseau.</w:t>
+      </w:r>
+    </w:p>
+    <w:p>
+      <w:r>
+        <w:rPr>
+          <w:b w:val="0"/>
+          <w:i w:val="0"/>
+        </w:rPr>
+        <w:t>Volontairement, aucune suppression : retirer une ligne du Sheet la fait simplement disparaître du chargement suivant, et rien n'est jamais effacé ailleurs.</w:t>
+      </w:r>
+    </w:p>
     <w:p>
       <w:pPr>
         <w:keepNext/>
@@ -2279,7 +2057,7 @@
           <w:color w:val="242422"/>
           <w:sz w:val="27"/>
         </w:rPr>
-        <w:t>4.4 Accès depuis le backend</w:t>
+        <w:t>4.4 État local (hors Sheet)</w:t>
       </w:r>
     </w:p>
     <w:p>
@@ -2288,7 +2066,7 @@
           <w:b w:val="0"/>
           <w:i w:val="0"/>
         </w:rPr>
-        <w:t>backend/db.py centralise l'unique point de connexion : un pool (DBUtils PooledDB, 2 à 10 connexions) créé de façon paresseuse — importer les modules backend ne nécessite donc pas que MySQL soit déjà démarré, ce qui permet à la suite de tests de s'exécuter sans base de données réelle.</w:t>
+        <w:t>Deux éléments seulement vivent hors du Sheet, et aucun n'est une base de données : `data/scheduler_state.json` retient la date du dernier envoi de l'alerte quotidienne (anti-doublon, section 10), et le cache des tableaux de bord déjà générés est un simple dictionnaire en mémoire, vidé à chaque rafraîchissement des données puisque celles-ci ont pu changer.</w:t>
       </w:r>
     </w:p>
     <w:p>
@@ -2330,7 +2108,7 @@
         <w:pStyle w:val="ListNumber"/>
       </w:pPr>
       <w:r>
-        <w:t>si l'intention est une conversation générale (salutation, hors sujet) ou reste ambiguë, renvoie directement le message de clarification, sans requête SQL.</w:t>
+        <w:t>si l'intention est une conversation générale (salutation, hors sujet) ou reste ambiguë, renvoie directement le message de clarification, sans rien interroger.</w:t>
       </w:r>
     </w:p>
     <w:p>
@@ -2338,7 +2116,7 @@
         <w:pStyle w:val="ListNumber"/>
       </w:pPr>
       <w:r>
-        <w:t>sinon, exécute build_and_execute_query(intent), puis choisit le format de réponse (table brute, carte KPI, ou graphique Vega-Lite).</w:t>
+        <w:t>sinon, exécute build_and_execute_query(intent) sur le DataFrame pandas, puis compose le message texte à partir des lignes obtenues.</w:t>
       </w:r>
     </w:p>
     <w:p>
@@ -2346,7 +2124,7 @@
         <w:pStyle w:val="ListNumber"/>
       </w:pPr>
       <w:r>
-        <w:t>pour un graphique, un hash de l'intention sert de clé de cache (table generated_dashboards) pour éviter de régénérer une spec déjà connue.</w:t>
+        <w:t>appelle write_generated_dashboard(query, intent) : le tableau de bord multi-widgets est composé puis écrit en YAML, et son nom est renvoyé au frontend qui pointe son iframe dessus.</w:t>
       </w:r>
     </w:p>
     <w:p>
@@ -2354,7 +2132,15 @@
         <w:pStyle w:val="ListNumber"/>
       </w:pPr>
       <w:r>
-        <w:t>chaque requête est aussi journalisée (table dashboard_requests) à des fins d'historique.</w:t>
+        <w:t>cette génération est enveloppée dans un try/except : si elle échoue, la réponse textuelle est renvoyée quand même plutôt que de faire échouer toute la requête.</w:t>
+      </w:r>
+    </w:p>
+    <w:p>
+      <w:pPr>
+        <w:pStyle w:val="ListNumber"/>
+      </w:pPr>
+      <w:r>
+        <w:t>chaque question est journalisée (logger) avec l'intention extraite, à des fins d'audit et d'amélioration du prompt.</w:t>
       </w:r>
     </w:p>
     <w:p>
@@ -2521,7 +2307,7 @@
           <w:color w:val="F2405A"/>
           <w:sz w:val="36"/>
         </w:rPr>
-        <w:t>7. Couche SQL sécurisée</w:t>
+        <w:t>7. Couche de requêtage pandas</w:t>
       </w:r>
     </w:p>
     <w:p>
@@ -2530,7 +2316,7 @@
           <w:b w:val="0"/>
           <w:i w:val="0"/>
         </w:rPr>
-        <w:t>schema_and_whitelist.py est la source unique de vérité : ALLOWED_TABLES définit les tables/vues et leurs colonnes autorisées ; VALID_METRICS, VALID_DIMENSIONS, VALID_FILTERS bornent ce que le LLM peut produire. db_layer.py traduit l'intention validée en requête SQL paramétrée (jamais de concaténation de valeurs utilisateur dans la chaîne SQL).</w:t>
+        <w:t>schema_and_whitelist.py est la source unique de vérité : VALID_METRICS, VALID_DIMENSIONS, VALID_FILTERS et KNOWN_VALUES bornent ce que le LLM peut produire. db_layer.py traduit ensuite l'intention validée en opérations pandas sur le DataFrame en mémoire — ce sont ces données qui alimentent le message texte affiché dans le chat.</w:t>
       </w:r>
     </w:p>
     <w:p>
@@ -2538,7 +2324,7 @@
         <w:pStyle w:val="ListBullet"/>
       </w:pPr>
       <w:r>
-        <w:t>Chaque dimension a une vue pré-agrégée dédiée (ex. v_by_country) ; à défaut, bascule sur un GROUP BY à la volée sur la table opportunities.</w:t>
+        <w:t>Les filtres deviennent des masques booléens ; un filtre à valeurs multiples (comparaison « France et Maroc ») devient un .isin().</w:t>
       </w:r>
     </w:p>
     <w:p>
@@ -2546,7 +2332,7 @@
         <w:pStyle w:val="ListBullet"/>
       </w:pPr>
       <w:r>
-        <w:t>Un filtre à valeurs multiples (comparaison) devient une clause SQL IN (...).</w:t>
+        <w:t>Les filtres numériques (range_filters) supportent &lt;, &gt;, &lt;=, &gt;=, = et between.</w:t>
       </w:r>
     </w:p>
     <w:p>
@@ -2554,7 +2340,7 @@
         <w:pStyle w:val="ListBullet"/>
       </w:pPr>
       <w:r>
-        <w:t>Les filtres numériques (range_filters) supportent &lt;, &gt;, &lt;=, &gt;=, =, et between.</w:t>
+        <w:t>L'agrégation dépend de la métrique elle-même, pas du champ « aggregation » : le budget est toujours sommé, la probabilité de gain toujours moyennée.</w:t>
       </w:r>
     </w:p>
     <w:p>
@@ -2562,7 +2348,16 @@
         <w:pStyle w:val="ListBullet"/>
       </w:pPr>
       <w:r>
-        <w:t>Si une vue ne contient pas la métrique demandée, bascule automatique et cohérente vers un calcul groupé sur la table brute plutôt qu'une erreur.</w:t>
+        <w:t>La sortie reste une liste de dictionnaires — même contrat qu'à l'époque SQL, ce qui a permis de changer de moteur sans toucher response_builder.py.</w:t>
+      </w:r>
+    </w:p>
+    <w:p>
+      <w:r>
+        <w:rPr>
+          <w:b w:val="0"/>
+          <w:i w:val="0"/>
+        </w:rPr>
+        <w:t>Simplification obtenue au passage : la version MySQL devait choisir une vue pré-agrégée selon la dimension, vérifier qu'elle supportait les filtres ET la métrique demandés, puis retomber sur un calcul groupé quand ce n'était pas le cas. pandas groupe uniformément quelle que soit la combinaison — ces trois mécanismes de repli ont disparu avec la base.</w:t>
       </w:r>
     </w:p>
     <w:p>
@@ -2579,7 +2374,16 @@
           <w:color w:val="F2405A"/>
           <w:sz w:val="36"/>
         </w:rPr>
-        <w:t>8. Génération des graphiques (Vega-Lite)</w:t>
+        <w:t>8. Tableaux de bord as code (dac_composer.py, sql_builder.py)</w:t>
+      </w:r>
+    </w:p>
+    <w:p>
+      <w:r>
+        <w:rPr>
+          <w:b w:val="0"/>
+          <w:i w:val="0"/>
+        </w:rPr>
+        <w:t>Une question ne produit pas un graphique mais un tableau de bord entier, écrit en YAML puis rendu par Bruin DAC. Deux modules s'en chargent : dac_composer.py décide QUELS widgets composent le tableau de bord, sql_builder.py produit la requête de chacun.</w:t>
       </w:r>
     </w:p>
     <w:p>
@@ -2593,7 +2397,25 @@
           <w:color w:val="242422"/>
           <w:sz w:val="27"/>
         </w:rPr>
-        <w:t>8.1 Bar / pie / line — règles communes</w:t>
+        <w:t>8.1 Le LLM ne produit jamais le SQL</w:t>
+      </w:r>
+    </w:p>
+    <w:p>
+      <w:r>
+        <w:rPr>
+          <w:b w:val="0"/>
+          <w:i w:val="0"/>
+        </w:rPr>
+        <w:t>C'est la décision structurante de cette partie. Il aurait été tentant de demander directement le SQL au modèle — c'est ce que font beaucoup d'outils de « text-to-SQL ». Ça aurait rouvert exactement la classe de bugs que tout le reste du projet est bâti pour empêcher : colonne inventée, valeur de filtre hallucinée, agrégation silencieusement fausse.</w:t>
+      </w:r>
+    </w:p>
+    <w:p>
+      <w:r>
+        <w:rPr>
+          <w:b w:val="0"/>
+          <w:i w:val="0"/>
+        </w:rPr>
+        <w:t>Le modèle continue donc de ne produire qu'une intention validée contre la liste blanche, et sql_builder.py la traduit. Le coût de ce choix est nul en pratique : le Sheet a 18 colonnes fixes, donc la liste blanche décrit déjà l'intégralité des données interrogeables — il n'existe aucune question légitime qu'elle empêcherait de poser.</w:t>
       </w:r>
     </w:p>
     <w:p>
@@ -2601,7 +2423,7 @@
         <w:pStyle w:val="ListBullet"/>
       </w:pPr>
       <w:r>
-        <w:t>Un camembert de plus de 6 segments bascule automatiquement en barres horizontales (lisibilité) — MAX_PIE_SLICES / MAX_BAR_CATEGORIES.</w:t>
+        <w:t>Les noms de colonnes proviennent toujours de la liste blanche, jamais de texte libre : une métrique ou une dimension inconnue est ignorée et remplacée par le défaut, jamais insérée dans la requête.</w:t>
       </w:r>
     </w:p>
     <w:p>
@@ -2609,23 +2431,7 @@
         <w:pStyle w:val="ListBullet"/>
       </w:pPr>
       <w:r>
-        <w:t>Pour sum/count, la traîne au-delà du seuil est regroupée dans « Autres » ; pour avg (ex. win_probability), simple troncature — une moyenne de moyennes n'aurait pas de sens statistique.</w:t>
-      </w:r>
-    </w:p>
-    <w:p>
-      <w:pPr>
-        <w:pStyle w:val="ListBullet"/>
-      </w:pPr>
-      <w:r>
-        <w:t>Palette catégorielle fixe et validée (contraste daltonisme) pour les camemberts, distincte de la teinte de marque (ACCENT) utilisée pour les graphiques à série unique (barres/courbes) — séparation volontaire pour ne pas perturber la validation CVD de la première en retintant pour le branding.</w:t>
-      </w:r>
-    </w:p>
-    <w:p>
-      <w:pPr>
-        <w:pStyle w:val="ListBullet"/>
-      </w:pPr>
-      <w:r>
-        <w:t>Les valeurs KPI NULL (win_probability/weighted_amount, ~47% des lignes) restent None côté Python et s'affichent « N/A » — jamais silencieusement converties en 0.</w:t>
+        <w:t>Les valeurs de filtre sont échappées (les apostrophes doublées) — les vraies données en contiennent (« Côte d'Ivoire », « Complément d'information »), et sans ce traitement la requête serait syntaxiquement cassée.</w:t>
       </w:r>
     </w:p>
     <w:p>
@@ -2639,7 +2445,7 @@
           <w:color w:val="242422"/>
           <w:sz w:val="27"/>
         </w:rPr>
-        <w:t>8.2 Quatre types supplémentaires (funnel, scatter, heatmap, area)</w:t>
+        <w:t>8.2 Composition par règles déterministes</w:t>
       </w:r>
     </w:p>
     <w:p>
@@ -2648,39 +2454,219 @@
           <w:b w:val="0"/>
           <w:i w:val="0"/>
         </w:rPr>
-        <w:t>Ajoutés après une relecture du skill de data-visualisation (choix de forme par le job de la donnée, palette validée par un script, specs de marks) pour donner plus de façons de raconter la même donnée commerciale sans sortir du cadre CVD-safe déjà en place.</w:t>
+        <w:t>L'intention donne l'angle principal ; des règles fixes l'entourent de widgets complémentaires qui partagent TOUS ses filtres — sans quoi le tableau de bord mélangerait des chiffres qui ne se comparent pas.</w:t>
       </w:r>
     </w:p>
+    <w:tbl>
+      <w:tblPr>
+        <w:tblStyle w:val="TableGrid"/>
+        <w:tblW w:type="auto" w:w="0"/>
+        <w:jc w:val="center"/>
+        <w:tblLook w:firstColumn="1" w:firstRow="1" w:lastColumn="0" w:lastRow="0" w:noHBand="0" w:noVBand="1" w:val="04A0"/>
+      </w:tblPr>
+      <w:tblGrid>
+        <w:gridCol w:w="4706"/>
+        <w:gridCol w:w="4706"/>
+      </w:tblGrid>
+      <w:tr>
+        <w:tc>
+          <w:tcPr>
+            <w:tcW w:type="dxa" w:w="4706"/>
+            <w:shd w:fill="F2405A"/>
+          </w:tcPr>
+          <w:p>
+            <w:r/>
+            <w:r>
+              <w:rPr>
+                <w:b/>
+                <w:color w:val="FFFFFF"/>
+                <w:sz w:val="19"/>
+              </w:rPr>
+              <w:t>Widget</w:t>
+            </w:r>
+          </w:p>
+        </w:tc>
+        <w:tc>
+          <w:tcPr>
+            <w:tcW w:type="dxa" w:w="4706"/>
+            <w:shd w:fill="F2405A"/>
+          </w:tcPr>
+          <w:p>
+            <w:r/>
+            <w:r>
+              <w:rPr>
+                <w:b/>
+                <w:color w:val="FFFFFF"/>
+                <w:sz w:val="19"/>
+              </w:rPr>
+              <w:t>Rôle</w:t>
+            </w:r>
+          </w:p>
+        </w:tc>
+      </w:tr>
+      <w:tr>
+        <w:tc>
+          <w:tcPr>
+            <w:tcW w:type="dxa" w:w="4706"/>
+          </w:tcPr>
+          <w:p>
+            <w:r/>
+            <w:r>
+              <w:rPr>
+                <w:sz w:val="19"/>
+              </w:rPr>
+              <w:t>Totaux du périmètre</w:t>
+            </w:r>
+          </w:p>
+        </w:tc>
+        <w:tc>
+          <w:tcPr>
+            <w:tcW w:type="dxa" w:w="4706"/>
+          </w:tcPr>
+          <w:p>
+            <w:r/>
+            <w:r>
+              <w:rPr>
+                <w:sz w:val="19"/>
+              </w:rPr>
+              <w:t>La métrique demandée, le nombre d'opportunités et le montant pondéré, en cartes chiffrées.</w:t>
+            </w:r>
+          </w:p>
+        </w:tc>
+      </w:tr>
+      <w:tr>
+        <w:tc>
+          <w:tcPr>
+            <w:tcW w:type="dxa" w:w="4706"/>
+            <w:shd w:fill="FAFAF8"/>
+          </w:tcPr>
+          <w:p>
+            <w:r/>
+            <w:r>
+              <w:rPr>
+                <w:sz w:val="19"/>
+              </w:rPr>
+              <w:t>Graphique principal</w:t>
+            </w:r>
+          </w:p>
+        </w:tc>
+        <w:tc>
+          <w:tcPr>
+            <w:tcW w:type="dxa" w:w="4706"/>
+            <w:shd w:fill="FAFAF8"/>
+          </w:tcPr>
+          <w:p>
+            <w:r/>
+            <w:r>
+              <w:rPr>
+                <w:sz w:val="19"/>
+              </w:rPr>
+              <w:t>Répond directement à la question posée.</w:t>
+            </w:r>
+          </w:p>
+        </w:tc>
+      </w:tr>
+      <w:tr>
+        <w:tc>
+          <w:tcPr>
+            <w:tcW w:type="dxa" w:w="4706"/>
+          </w:tcPr>
+          <w:p>
+            <w:r/>
+            <w:r>
+              <w:rPr>
+                <w:sz w:val="19"/>
+              </w:rPr>
+              <w:t>Angle complémentaire</w:t>
+            </w:r>
+          </w:p>
+        </w:tc>
+        <w:tc>
+          <w:tcPr>
+            <w:tcW w:type="dxa" w:w="4706"/>
+          </w:tcPr>
+          <w:p>
+            <w:r/>
+            <w:r>
+              <w:rPr>
+                <w:sz w:val="19"/>
+              </w:rPr>
+              <w:t>La même métrique sur une autre dimension.</w:t>
+            </w:r>
+          </w:p>
+        </w:tc>
+      </w:tr>
+      <w:tr>
+        <w:tc>
+          <w:tcPr>
+            <w:tcW w:type="dxa" w:w="4706"/>
+            <w:shd w:fill="FAFAF8"/>
+          </w:tcPr>
+          <w:p>
+            <w:r/>
+            <w:r>
+              <w:rPr>
+                <w:sz w:val="19"/>
+              </w:rPr>
+              <w:t>Pipeline commercial</w:t>
+            </w:r>
+          </w:p>
+        </w:tc>
+        <w:tc>
+          <w:tcPr>
+            <w:tcW w:type="dxa" w:w="4706"/>
+            <w:shd w:fill="FAFAF8"/>
+          </w:tcPr>
+          <w:p>
+            <w:r/>
+            <w:r>
+              <w:rPr>
+                <w:sz w:val="19"/>
+              </w:rPr>
+              <w:t>L'entonnoir des statuts sur ce périmètre.</w:t>
+            </w:r>
+          </w:p>
+        </w:tc>
+      </w:tr>
+      <w:tr>
+        <w:tc>
+          <w:tcPr>
+            <w:tcW w:type="dxa" w:w="4706"/>
+          </w:tcPr>
+          <w:p>
+            <w:r/>
+            <w:r>
+              <w:rPr>
+                <w:sz w:val="19"/>
+              </w:rPr>
+              <w:t>Détail</w:t>
+            </w:r>
+          </w:p>
+        </w:tc>
+        <w:tc>
+          <w:tcPr>
+            <w:tcW w:type="dxa" w:w="4706"/>
+          </w:tcPr>
+          <w:p>
+            <w:r/>
+            <w:r>
+              <w:rPr>
+                <w:sz w:val="19"/>
+              </w:rPr>
+              <w:t>Les opportunités ligne par ligne, pour vérifier les chiffres.</w:t>
+            </w:r>
+          </w:p>
+        </w:tc>
+      </w:tr>
+    </w:tbl>
+    <w:p/>
     <w:p>
-      <w:pPr>
-        <w:pStyle w:val="ListBullet"/>
-      </w:pPr>
       <w:r>
-        <w:t>Entonnoir (funnel) : dimension forcée à « status » (backend/intent_refiner.py), réordonné selon l'ordre réel du pipeline (FUNNEL_STAGE_ORDER) — jamais trié par valeur, qui donnerait un entonnoir qui ne raconte rien. Les statuts de sortie (perdu, NO GO, infructueux…) sont exclus : ce sont des sorties du pipeline, pas des étapes séquentielles. Géométrie symétrique (x_start/x_end centrés sur 0) précalculée en Python — Vega-Lite ne sait pas produire un entonnoir nativement. Rampe de bleus ordinale (une teinte par étape).</w:t>
-      </w:r>
-    </w:p>
-    <w:p>
-      <w:pPr>
-        <w:pStyle w:val="ListBullet"/>
-      </w:pPr>
-      <w:r>
-        <w:t>Nuage de points (scatter) : budget × probabilité de gain, taille = montant pondéré, couleur = practice. Practice a exactement 3 valeurs fixes — sous le plafond de 3 séries que le skill impose aux formes « toutes paires » (scatter/bubble) pour rester lisible en vision daltonienne.</w:t>
-      </w:r>
-    </w:p>
-    <w:p>
-      <w:pPr>
-        <w:pStyle w:val="ListBullet"/>
-      </w:pPr>
-      <w:r>
-        <w:t>Carte de chaleur (heatmap) : n'importe quelle dimension croisée avec practice, plafonnée aux 15 valeurs les plus fortes (MAX_HEATMAP_ROWS) pour rester lisible — rampe séquentielle (un seul hue, clair → foncé), jamais une palette catégorielle sur un encodage de magnitude.</w:t>
-      </w:r>
-    </w:p>
-    <w:p>
-      <w:pPr>
-        <w:pStyle w:val="ListBullet"/>
-      </w:pPr>
-      <w:r>
-        <w:t>Aire (area) : même donnée qu'une courbe, remplissage en dégradé pour plus d'impact visuel — un principe du skill (« color comes last ») appliqué littéralement : la forme est identique à « line », seul l'habillage change.</w:t>
+        <w:rPr>
+          <w:b w:val="0"/>
+          <w:i w:val="0"/>
+        </w:rPr>
+        <w:t>Pourquoi des règles plutôt qu'un second appel au LLM : la pertinence de ces widgets se déduit entièrement de l'intention principale, et un appel supplémentaire par question consommerait le quota gratuit du modèle (~16 requêtes/minute) pour un gain nul.</w:t>
       </w:r>
     </w:p>
     <w:p>
@@ -2694,7 +2680,37 @@
           <w:color w:val="242422"/>
           <w:sz w:val="27"/>
         </w:rPr>
-        <w:t>8.3 Étude de cas — deux bugs texte/graphique trouvés en vérifiant en conditions réelles</w:t>
+        <w:t>8.3 Deux défauts trouvés en exécutant, pas en relisant</w:t>
+      </w:r>
+    </w:p>
+    <w:p>
+      <w:pPr>
+        <w:pStyle w:val="ListBullet"/>
+      </w:pPr>
+      <w:r>
+        <w:t>Le widget complémentaire pouvait reprendre une dimension DÉJÀ FIGÉE par un filtre : demander « budget par pays pour Risk Advisory » puis afficher « budget par practice » donnait un graphique à une seule barre, sans aucune information. La dimension complémentaire évite désormais toute dimension épinglée par un filtre — défaut invisible en lecture du code, évident dès la première exécution.</w:t>
+      </w:r>
+    </w:p>
+    <w:p>
+      <w:pPr>
+        <w:pStyle w:val="ListBullet"/>
+      </w:pPr>
+      <w:r>
+        <w:t>PyYAML repliait le SQL en style quoté, produisant un YAML correct mais illisible — ce qui ruinait l'intérêt même du « dashboard as code », dont toute la valeur est d'être relu en revue. Un dumper en bloc littéral le garde lisible tel qu'écrit.</w:t>
+      </w:r>
+    </w:p>
+    <w:p>
+      <w:pPr>
+        <w:keepNext/>
+        <w:spacing w:before="280" w:after="120"/>
+      </w:pPr>
+      <w:r>
+        <w:rPr>
+          <w:b/>
+          <w:color w:val="242422"/>
+          <w:sz w:val="27"/>
+        </w:rPr>
+        <w:t>8.4 L'entonnoir de vente</w:t>
       </w:r>
     </w:p>
     <w:p>
@@ -2703,23 +2719,7 @@
           <w:b w:val="0"/>
           <w:i w:val="0"/>
         </w:rPr>
-        <w:t>Les tests automatisés valident la structure des données ; ils ne suffisent pas à garantir que le message texte affiché au-dessus d'un graphique décrit bien ce que ce graphique montre. Deux écarts réels ont été trouvés en interrogeant l'application en direct (pas seulement en pytest) :</w:t>
-      </w:r>
-    </w:p>
-    <w:p>
-      <w:pPr>
-        <w:pStyle w:val="ListBullet"/>
-      </w:pPr>
-      <w:r>
-        <w:t>Le texte de l'entonnoir décrivait les 19 statuts de la base (y compris « Offre perdue ») alors que le graphique n'en affiche que 10 (les étapes du pipeline). Corrigé en appliquant le même filtre de statuts au texte qu'au graphique — jamais deux sources de vérité différentes pour la même réponse.</w:t>
-      </w:r>
-    </w:p>
-    <w:p>
-      <w:pPr>
-        <w:pStyle w:val="ListBullet"/>
-      </w:pPr>
-      <w:r>
-        <w:t>Le texte de la carte de chaleur annonçait 21 pays quand le graphique n'en affiche que 15 (plafond de lisibilité). Même correction : le texte réutilise désormais exactement la fonction de plafonnage du graphique.</w:t>
+        <w:t>Cas le plus instructif. Les étapes sont ordonnées par l'ordre RÉEL du cycle de vente, via un CASE explicite dans la requête — jamais par volume, qui donnerait un entonnoir ne racontant rien du parcours d'une opportunité. Les statuts de sortie (perdu, NO GO, infructueux…) en sont exclus : ce sont des sorties du pipeline, pas des étapes que chaque opportunité traverse.</w:t>
       </w:r>
     </w:p>
     <w:p>
@@ -2728,7 +2728,7 @@
           <w:b w:val="0"/>
           <w:i w:val="0"/>
         </w:rPr>
-        <w:t>Les deux sont couverts par un test de non-régression dédié — la leçon retenue : un test unitaire qui vérifie chaque brique séparément peut rester vert alors que l'assemblage final ment à l'utilisateur ; seule une vérification bout-en-bout, sur de vraies données, le révèle.</w:t>
+        <w:t>À noter : avec Vega-Lite, cette forme exigeait de précalculer en Python une géométrie symétrique (bornes gauche/droite centrées sur zéro) car la bibliothèque ne la produit pas nativement. DAC ayant un type funnel natif, ce contournement a disparu avec la migration.</w:t>
       </w:r>
     </w:p>
     <w:p>
@@ -2785,7 +2785,7 @@
           <w:color w:val="242422"/>
           <w:sz w:val="27"/>
         </w:rPr>
-        <w:t>10.1 Pourquoi ne pas se fier à la colonne days_remaining seule</w:t>
+        <w:t>10.1 Une donnée « jours restants » qui ne peut pas devenir obsolète</w:t>
       </w:r>
     </w:p>
     <w:p>
@@ -2794,7 +2794,16 @@
           <w:b w:val="0"/>
           <w:i w:val="0"/>
         </w:rPr>
-        <w:t>days_remaining est une colonne figée au moment de l'import des données — elle ne diminue pas toute seule au fil des jours. get_upcoming_deadline_opportunities() (alerts.py) calcule donc la fenêtre « échéance ≤ 7 jours » en direct via DATEDIFF(deadline, CURDATE()) côté MySQL, jamais depuis cette colonne. En complément, maintenance.py::refresh_days_remaining() recalcule purement et simplement cette colonne chaque nuit (UPDATE ... SET days_remaining = DATEDIFF(deadline, CURDATE())), pour que sa valeur reste cohérente partout ailleurs dans l'application (tableaux, requêtes « urgentes &lt; 7 jours » posées au chat).</w:t>
+        <w:t>Historiquement, days_remaining était une colonne figée à l'import, qui ne diminuait pas toute seule au fil des jours — il fallait donc un job nocturne pour la recalculer, et se méfier de sa valeur entre deux exécutions. Depuis le passage à une lecture directe du Sheet, le problème disparaît par construction : days_remaining est recalculée à CHAQUE chargement des données (toutes les 15 minutes) depuis la deadline réelle et la date du jour. Il n'y a plus rien à rafraîchir la nuit, et le module de maintenance dédié a été supprimé.</w:t>
+      </w:r>
+    </w:p>
+    <w:p>
+      <w:r>
+        <w:rPr>
+          <w:b w:val="0"/>
+          <w:i w:val="0"/>
+        </w:rPr>
+        <w:t>C'est un bon exemple de simplification obtenue en changeant la structure plutôt qu'en ajoutant du code : le mécanisme le plus fiable est ici celui qu'on a pu retirer.</w:t>
       </w:r>
     </w:p>
     <w:p>
@@ -2808,30 +2817,7 @@
           <w:color w:val="242422"/>
           <w:sz w:val="27"/>
         </w:rPr>
-        <w:t>10.2 Pourquoi recalculer plutôt que décrémenter de 1 chaque jour</w:t>
-      </w:r>
-    </w:p>
-    <w:p>
-      <w:r>
-        <w:rPr>
-          <w:b w:val="0"/>
-          <w:i w:val="0"/>
-        </w:rPr>
-        <w:t>Un simple `days_remaining = days_remaining - 1` accumulerait une dérive silencieuse dès que le job est manqué un jour (serveur éteint, redémarrage) — l'écart resterait indéfiniment. Recalculer depuis la deadline réelle est idempotent et se corrige tout seul à la prochaine exécution, quel que soit le nombre de jours manqués entre-temps.</w:t>
-      </w:r>
-    </w:p>
-    <w:p>
-      <w:pPr>
-        <w:keepNext/>
-        <w:spacing w:before="280" w:after="120"/>
-      </w:pPr>
-      <w:r>
-        <w:rPr>
-          <w:b/>
-          <w:color w:val="242422"/>
-          <w:sz w:val="27"/>
-        </w:rPr>
-        <w:t>10.3 Deux jobs planifiés (APScheduler, backend/main.py)</w:t>
+        <w:t>10.2 Un job planifié (APScheduler, backend/main.py)</w:t>
       </w:r>
     </w:p>
     <w:tbl>
@@ -2860,7 +2846,7 @@
                 <w:color w:val="FFFFFF"/>
                 <w:sz w:val="19"/>
               </w:rPr>
-              <w:t>Heure</w:t>
+              <w:t>Fréquence</w:t>
             </w:r>
           </w:p>
         </w:tc>
@@ -2910,7 +2896,7 @@
               <w:rPr>
                 <w:sz w:val="19"/>
               </w:rPr>
-              <w:t>00:05</w:t>
+              <w:t>Toutes les 15 min</w:t>
             </w:r>
           </w:p>
         </w:tc>
@@ -2924,7 +2910,7 @@
               <w:rPr>
                 <w:sz w:val="19"/>
               </w:rPr>
-              <w:t>refresh_days_remaining</w:t>
+              <w:t>refresh_dataframe</w:t>
             </w:r>
           </w:p>
         </w:tc>
@@ -2938,7 +2924,7 @@
               <w:rPr>
                 <w:sz w:val="19"/>
               </w:rPr>
-              <w:t>Recalcule days_remaining pour toutes les opportunités.</w:t>
+              <w:t>Recharge les données depuis le Sheet et régénère la projection DuckDB. Recalcule au passage days_remaining.</w:t>
             </w:r>
           </w:p>
         </w:tc>
@@ -2970,7 +2956,7 @@
               <w:rPr>
                 <w:sz w:val="19"/>
               </w:rPr>
-              <w:t>run_daily_alert_check</w:t>
+              <w:t>run_daily_alert_check_if_needed</w:t>
             </w:r>
           </w:p>
         </w:tc>
@@ -2985,7 +2971,7 @@
               <w:rPr>
                 <w:sz w:val="19"/>
               </w:rPr>
-              <w:t>Requête les opportunités actives à échéance ≤ 7 jours et envoie l'email récapitulatif si la liste n'est pas vide.</w:t>
+              <w:t>Sélectionne les opportunités actives à échéance ≤ 7 jours et envoie l'email récapitulatif si la liste n'est pas vide.</w:t>
             </w:r>
           </w:p>
         </w:tc>
@@ -2998,7 +2984,7 @@
           <w:b w:val="0"/>
           <w:i w:val="0"/>
         </w:rPr>
-        <w:t>refresh_days_remaining() est aussi appelée une première fois au démarrage du serveur (lifespan), pour rattraper immédiatement une valeur restée figée depuis le dernier arrêt, sans attendre minuit.</w:t>
+        <w:t>Les deux tournent aussi une fois au démarrage, en tâche de fond : le serveur accepte les requêtes immédiatement, sans attendre le premier chargement du Sheet (qui prend une à deux secondes).</w:t>
       </w:r>
     </w:p>
     <w:p>
@@ -3178,7 +3164,7 @@
           <w:b w:val="0"/>
           <w:i w:val="0"/>
         </w:rPr>
-        <w:t>APScheduler ne rattrape pas un job manqué si le processus était entièrement arrêté au moment prévu (contrairement à misfire_grace_time, qui ne couvre qu'un léger retard sur un processus resté actif). Pour le recalcul de days_remaining, ce n'était pas un problème : il est déjà rappelé sans condition à chaque démarrage (section 10.2), et le recalculer plusieurs fois ne fait jamais de mal. Pour l'email quotidien, un rappel sans condition renverrait un doublon si le cron 8h avait déjà tourné le jour même.</w:t>
+        <w:t>APScheduler ne rattrape pas un job manqué si le processus était entièrement arrêté au moment prévu (contrairement à misfire_grace_time, qui ne couvre qu'un léger retard sur un processus resté actif). Pour le rafraîchissement des données, ce n'est pas un problème : il est rappelé sans condition à chaque démarrage, et le refaire ne coûte rien. Pour l'email quotidien, un rappel sans condition renverrait un doublon si le cron de 8h avait déjà tourné le jour même.</w:t>
       </w:r>
     </w:p>
     <w:p>
@@ -3187,7 +3173,16 @@
           <w:b w:val="0"/>
           <w:i w:val="0"/>
         </w:rPr>
-        <w:t>Solution : une table scheduler_state (job_name, last_run_date), auto-créée à la demande — aucune migration à relancer sur un déploiement existant. run_daily_alert_check_if_needed() vérifie d'abord si le job a déjà tourné aujourd'hui ; sinon, elle exécute la vérification puis marque la date. Appelée à la fois par le cron 8h ET au démarrage du serveur : un serveur éteint pile à 8h rattrape l'envoi dès qu'il redémarre, quelle que soit l'heure, sans jamais produire de second email le même jour.</w:t>
+        <w:t>Solution : un fichier `data/scheduler_state.json` retenant la date de dernière exécution par job — auparavant une table MySQL, devenue un simple fichier local avec la suppression de la base. run_daily_alert_check_if_needed() vérifie d'abord si le job a déjà tourné aujourd'hui ; sinon, elle exécute la vérification puis marque la date. Appelée à la fois par le cron de 8h ET au démarrage du serveur : un serveur éteint pile à 8h rattrape l'envoi dès qu'il redémarre, quelle que soit l'heure, sans jamais produire de second email le même jour.</w:t>
+      </w:r>
+    </w:p>
+    <w:p>
+      <w:r>
+        <w:rPr>
+          <w:b w:val="0"/>
+          <w:i w:val="0"/>
+        </w:rPr>
+        <w:t>Détail de robustesse : si la vérification anti-doublon elle-même échoue (fichier illisible), l'alerte est envoyée quand même. Un mécanisme de suivi cassé ne doit jamais avoir pour conséquence de supprimer silencieusement l'alerte qu'il protège.</w:t>
       </w:r>
     </w:p>
     <w:p>
@@ -3204,7 +3199,7 @@
           <w:color w:val="F2405A"/>
           <w:sz w:val="36"/>
         </w:rPr>
-        <w:t>11. Synchronisation Google Sheets -&gt; MySQL</w:t>
+        <w:t>11. Le pont DuckDB (backend/duckdb_export.py)</w:t>
       </w:r>
     </w:p>
     <w:p>
@@ -3213,7 +3208,7 @@
           <w:b w:val="0"/>
           <w:i w:val="0"/>
         </w:rPr>
-        <w:t>backend/sheets_sync.py. Le Sheet devient un formulaire d'ajout/modification d'opportunités, plus simple à éditer au quotidien qu'une base de données directement — l'application continue de LIRE depuis MySQL comme avant (chat, graphiques, alertes) ; ce module importe uniquement les changements du Sheet vers la base, jamais l'inverse.</w:t>
+        <w:t>Bruin DAC ne sait interroger que des connexions SQL. Les données vivant désormais dans un DataFrame en mémoire, un pont est nécessaire : ce module réécrit le DataFrame dans un fichier DuckDB local à chaque rafraîchissement.</w:t>
       </w:r>
     </w:p>
     <w:p>
@@ -3227,7 +3222,7 @@
           <w:color w:val="242422"/>
           <w:sz w:val="27"/>
         </w:rPr>
-        <w:t>11.1 Authentification par compte de service, pas une simple clé API</w:t>
+        <w:t>11.1 Une projection, pas une base de données</w:t>
       </w:r>
     </w:p>
     <w:p>
@@ -3236,7 +3231,16 @@
           <w:b w:val="0"/>
           <w:i w:val="0"/>
         </w:rPr>
-        <w:t>La synchro doit pouvoir ÉCRIRE dans le Sheet (réinjecter l'id MySQL généré pour chaque nouvelle ligne, condition de son idempotence — voir 11.3), ce qu'une clé API seule ne permet pas (lecture seule). Authentification par compte de service Google (fichier JSON, ajouté en Éditeur sur le Sheet cible) via gspread.service_account().</w:t>
+        <w:t>La distinction est importante : le fichier DuckDB n'est jamais lu par le code applicatif, jamais édité à la main, et intégralement régénéré à chaque cycle. pandas reste la source de vérité pour le chat et les alertes. Cette asymétrie garantit qu'aucune divergence ne peut s'installer entre ce que dit le chat et ce qu'affichent les tableaux de bord — les deux dérivent du même chargement.</w:t>
+      </w:r>
+    </w:p>
+    <w:p>
+      <w:r>
+        <w:rPr>
+          <w:b w:val="0"/>
+          <w:i w:val="0"/>
+        </w:rPr>
+        <w:t>L'écriture utilise CREATE OR REPLACE TABLE plutôt qu'un DELETE suivi d'INSERT : atomique du point de vue d'un lecteur, et le schéma est repris automatiquement du DataFrame — aucune définition de colonnes à maintenir en double.</w:t>
       </w:r>
     </w:p>
     <w:p>
@@ -3250,7 +3254,7 @@
           <w:color w:val="242422"/>
           <w:sz w:val="27"/>
         </w:rPr>
-        <w:t>11.2 Champs toujours recalculés, jamais lus depuis le Sheet</w:t>
+        <w:t>11.2 Le piège de concurrence, identifié puis testé</w:t>
       </w:r>
     </w:p>
     <w:p>
@@ -3259,7 +3263,25 @@
           <w:b w:val="0"/>
           <w:i w:val="0"/>
         </w:rPr>
-        <w:t>deadline_month, deadline_year, days_remaining et weighted_amount sont toujours dérivés des colonnes brutes (deadline, financial_offer, win_probability) au moment de la synchro, même s'ils figurent en colonne dans le Sheet — même principe que days_remaining ailleurs dans le projet (section 10.1) : une donnée calculable ne doit jamais dépendre d'une saisie externe qui pourrait diverger.</w:t>
+        <w:t>DuckDB autorise SOIT plusieurs lecteurs, SOIT un seul écrivain — jamais les deux simultanément. Or DAC lit le fichier pendant que l'application le réécrit toutes les 15 minutes : une collision était donc possible par construction.</w:t>
+      </w:r>
+    </w:p>
+    <w:p>
+      <w:r>
+        <w:rPr>
+          <w:b w:val="0"/>
+          <w:i w:val="0"/>
+        </w:rPr>
+        <w:t>Deux mesures. Côté DAC, la connexion est déclarée en lecture seule (read_only: true dans .bruin.yml) — sans quoi elle prendrait un verrou exclusif et empêcherait tout rafraîchissement. Côté écriture, la connexion est fermée immédiatement après usage, et l'opération réessaie quelques fois à intervalle court si le fichier est momentanément verrouillé. En cas d'échec complet, l'ancien fichier est conservé : les tableaux de bord affichent des données d'un cycle plus anciennes, jamais une base vide ou corrompue.</w:t>
+      </w:r>
+    </w:p>
+    <w:p>
+      <w:r>
+        <w:rPr>
+          <w:b w:val="0"/>
+          <w:i w:val="0"/>
+        </w:rPr>
+        <w:t>Vérifié sous charge plutôt que supposé : trois rafraîchissements concurrents lancés pendant vingt-sept requêtes de widgets, tous passants.</w:t>
       </w:r>
     </w:p>
     <w:p>
@@ -3273,7 +3295,7 @@
           <w:color w:val="242422"/>
           <w:sz w:val="27"/>
         </w:rPr>
-        <w:t>11.3 Idempotence de l'insertion — réécriture de l'id dans le Sheet</w:t>
+        <w:t>11.3 Authentification Google — compte de service, pas clé API</w:t>
       </w:r>
     </w:p>
     <w:p>
@@ -3282,7 +3304,16 @@
           <w:b w:val="0"/>
           <w:i w:val="0"/>
         </w:rPr>
-        <w:t>Une ligne sans id = nouvelle opportunité. Après l'INSERT MySQL, l'id généré (cur.lastrowid) est immédiatement réécrit dans la cellule id du Sheet — sans quoi la synchro suivante (15 minutes plus tard) réinsérerait la même ligne en double, faute de moyen de la reconnaître comme déjà traitée. Si cette réécriture échoue (ligne insérée mais Sheet non mis à jour), l'erreur est journalisée bruyamment plutôt que silencieusement absorbée — l'insertion MySQL, elle, reste acquise.</w:t>
+        <w:t>L'application doit pouvoir ÉCRIRE dans le Sheet (identifiants des nouvelles lignes et colonnes calculées, section 4.3), ce qu'une simple clé API ne permet pas — elle est en lecture seule. L'accès passe donc par un compte de service Google (fichier JSON, ajouté en Éditeur sur le Sheet cible).</w:t>
+      </w:r>
+    </w:p>
+    <w:p>
+      <w:r>
+        <w:rPr>
+          <w:b w:val="0"/>
+          <w:i w:val="0"/>
+        </w:rPr>
+        <w:t>Optimisation mesurée : la résolution du Sheet (open_by_key puis worksheet) coûte deux allers-retours réseau, soit 1,6 s, et était rejouée à chaque cycle alors que le client authentifié, lui, était déjà mis en cache. Mettre aussi en cache l'objet Worksheet fait tomber ce coût à zéro sur les appels suivants — un chargement complet passe de ~1,1 s à ~0,4 s. Le profilage avait d'ailleurs démenti l'intuition de départ : les écritures en base ne représentaient que 0,03 s, l'essentiel du temps était réseau.</w:t>
       </w:r>
     </w:p>
     <w:p>
@@ -3296,7 +3327,7 @@
           <w:color w:val="242422"/>
           <w:sz w:val="27"/>
         </w:rPr>
-        <w:t>11.4 Validation par ligne, jamais bloquante</w:t>
+        <w:t>11.4 Déclenchement</w:t>
       </w:r>
     </w:p>
     <w:p>
@@ -3305,99 +3336,7 @@
           <w:b w:val="0"/>
           <w:i w:val="0"/>
         </w:rPr>
-        <w:t>Chaque ligne est validée indépendamment (dates aux deux formats acceptés, nombres avec virgule décimale, probabilité en fraction ou en pourcentage, practice/opp_type/status contre la liste blanche déjà utilisée par le chat) — une ligne invalide est journalisée et sautée, sans jamais empêcher l'import des autres. Les littéraux "NULL"/"N/A" laissés par l'export CSV -&gt; Sheets sont normalisés en valeur vide plutôt que stockés tels quels comme texte.</w:t>
-      </w:r>
-    </w:p>
-    <w:p>
-      <w:pPr>
-        <w:keepNext/>
-        <w:spacing w:before="280" w:after="120"/>
-      </w:pPr>
-      <w:r>
-        <w:rPr>
-          <w:b/>
-          <w:color w:val="242422"/>
-          <w:sz w:val="27"/>
-        </w:rPr>
-        <w:t>11.5 Bug trouvé en conditions réelles — cursor.rowcount ne veut pas dire ce qu'on croit</w:t>
-      </w:r>
-    </w:p>
-    <w:p>
-      <w:r>
-        <w:rPr>
-          <w:b w:val="0"/>
-          <w:i w:val="0"/>
-        </w:rPr>
-        <w:t>Premier test en direct (pas seulement avec des mocks) : la synchro rapportait 1 ligne mise à jour et 359 ignorées pour « id introuvable », alors que ces ids existaient bel et bien en base. Cause : la détection « id existant vs nouveau » se fiait à cursor.rowcount après un UPDATE — or PyMySQL (sans CLIENT_FOUND_ROWS) renvoie le nombre de lignes réellement MODIFIÉES, pas trouvées. Le Sheet étant un export frais de la base, la quasi-totalité des UPDATE ne changeaient aucune valeur, donc rowcount valait 0 même sur un id existant. Corrigé en préchargeant une fois l'ensemble des ids existants (SELECT id FROM opportunities) plutôt que de déduire l'existence du résultat de l'UPDATE. Vérifié après correction : 348 lignes mises à jour, 12 sautées à raison — révélant un vrai problème de qualité de données préexistant (des valeurs opp_type comme "DP"/"AMI" saisies par erreur dans la colonne status).</w:t>
-      </w:r>
-    </w:p>
-    <w:p>
-      <w:pPr>
-        <w:keepNext/>
-        <w:spacing w:before="280" w:after="120"/>
-      </w:pPr>
-      <w:r>
-        <w:rPr>
-          <w:b/>
-          <w:color w:val="242422"/>
-          <w:sz w:val="27"/>
-        </w:rPr>
-        <w:t>11.6 Décision volontaire : pas de suppression automatique</w:t>
-      </w:r>
-    </w:p>
-    <w:p>
-      <w:r>
-        <w:rPr>
-          <w:b w:val="0"/>
-          <w:i w:val="0"/>
-        </w:rPr>
-        <w:t>Retirer une ligne du Sheet ne supprime jamais l'opportunité correspondante en base. Une synchro automatique et non surveillée, qui tourne indéfiniment toutes les 15 minutes, est le mauvais endroit pour une opération destructive et irréversible : une lecture partielle, un mauvais onglet ou un Sheet vidé par erreur pourrait effacer de vraies données sans que personne ne le voie venir avant le prochain passage. Ajout et modification seulement — un choix de prudence assumé plutôt qu'un oubli.</w:t>
-      </w:r>
-    </w:p>
-    <w:p>
-      <w:pPr>
-        <w:keepNext/>
-        <w:spacing w:before="280" w:after="120"/>
-      </w:pPr>
-      <w:r>
-        <w:rPr>
-          <w:b/>
-          <w:color w:val="242422"/>
-          <w:sz w:val="27"/>
-        </w:rPr>
-        <w:t>11.7 Optimisation — mettre en cache la résolution du Sheet, pas seulement le client</w:t>
-      </w:r>
-    </w:p>
-    <w:p>
-      <w:r>
-        <w:rPr>
-          <w:b w:val="0"/>
-          <w:i w:val="0"/>
-        </w:rPr>
-        <w:t>Profilage demandé après coup, pour vérifier l'absence de régression de performance : le coût réel n'était pas les écritures MySQL (360 UPDATE séquentiels mesurés à 0.032s au total) mais open_by_key() + worksheet(), deux allers-retours réseau vers l'API Google Sheets (1.6s mesurés à eux deux) — rejoués à chaque appel de sync_sheet_to_mysql() alors que le client gspread authentifié, lui, était déjà mis en cache. Corrigé en mettant aussi en cache l'objet Worksheet résolu : un appel répété passe de 1.6s à 0s, et une synchro complète de ~1.1s à ~0.4s une fois le cache chaud — un gain qui se répète indéfiniment, toutes les 15 minutes. Les trois tâches de démarrage (recalcul days_remaining, vérification d'alerte, synchro Sheets) bloquaient aussi le démarrage du serveur (exécutées avant que FastAPI n'accepte une seule requête HTTP, dans lifespan()) ; elles tournent désormais comme jobs « une fois immédiatement » sur le thread du scheduler, sans retarder la disponibilité du serveur.</w:t>
-      </w:r>
-    </w:p>
-    <w:p>
-      <w:pPr>
-        <w:keepNext/>
-        <w:spacing w:before="280" w:after="120"/>
-      </w:pPr>
-      <w:r>
-        <w:rPr>
-          <w:b/>
-          <w:color w:val="242422"/>
-          <w:sz w:val="27"/>
-        </w:rPr>
-        <w:t>11.8 Déclenchement</w:t>
-      </w:r>
-    </w:p>
-    <w:p>
-      <w:r>
-        <w:rPr>
-          <w:b w:val="0"/>
-          <w:i w:val="0"/>
-        </w:rPr>
-        <w:t>Trois déclencheurs : toutes les 15 minutes (APScheduler, job sheets_sync_periodic), une fois au démarrage du serveur, et à la demande via POST /sheets/sync — utile pour forcer un import sans attendre le prochain cycle.</w:t>
+        <w:t>Trois déclencheurs pour le cycle complet (lecture du Sheet, reconstruction du DataFrame, projection DuckDB, purge du cache de tableaux de bord) : toutes les 15 minutes via APScheduler, une fois au démarrage, et à la demande via POST /sheets/sync — ce dernier étant exposé par un bouton dans l'interface de chat, qui affiche le résumé du chargement (lignes chargées, ignorées).</w:t>
       </w:r>
     </w:p>
     <w:p>
@@ -3422,7 +3361,7 @@
         <w:pStyle w:val="ListBullet"/>
       </w:pPr>
       <w:r>
-        <w:t>Composants principaux : ChatPanel, DashboardPanel, AlertBanner, VegaChart, DataTable, StatTile, ThemeToggle, DevoteamLogo.</w:t>
+        <w:t>Composants principaux : ChatPanel, DashboardPanel (iframe DAC), AlertBanner, DataTable, StatTile, ThemeToggle, DevoteamLogo.</w:t>
       </w:r>
     </w:p>
     <w:p>
@@ -3430,7 +3369,7 @@
         <w:pStyle w:val="ListBullet"/>
       </w:pPr>
       <w:r>
-        <w:t>Hooks dédiés : useTheme (clair/sombre), useChatHistory (persistance localStorage), useVegaEmbed (rendu Vega-Lite dans le DOM).</w:t>
+        <w:t>Hooks dédiés : useTheme (clair/sombre), useChatHistory (persistance localStorage).</w:t>
       </w:r>
     </w:p>
     <w:p>
@@ -3438,7 +3377,15 @@
         <w:pStyle w:val="ListBullet"/>
       </w:pPr>
       <w:r>
-        <w:t>Thème géré par variables CSS (custom properties) — le mode sombre est SÉLECTIONNÉ avec ses propres valeurs, pas un simple filtre inversé automatique.</w:t>
+        <w:t>DashboardPanel affiche un iframe pointant sur le serveur DAC : la vue d'ensemble par défaut, ou le tableau de bord généré dès qu'une question a été posée. Deux boutons permettent de basculer entre les deux. L'URL est construite à partir du NOM du tableau de bord (DAC route par nom affiché, pas par nom de fichier), et le compteur dashboardKey sert de clé React pour forcer le rechargement de l'iframe même quand le nom ne change pas.</w:t>
+      </w:r>
+    </w:p>
+    <w:p>
+      <w:pPr>
+        <w:pStyle w:val="ListBullet"/>
+      </w:pPr>
+      <w:r>
+        <w:t>Thème géré par variables CSS (custom properties) — le mode sombre est SÉLECTIONNÉ avec ses propres valeurs, pas un simple filtre inversé automatique. Il s'applique au chat, pas à l'iframe DAC (voir section 16).</w:t>
       </w:r>
     </w:p>
     <w:p>
@@ -3584,7 +3531,16 @@
           <w:b w:val="0"/>
           <w:i w:val="0"/>
         </w:rPr>
-        <w:t>143 tests pytest, sans dépendance réseau ni base de données réelle : le client Gemini, les connexions MySQL et le client Google Sheets (gspread) sont simulés (monkeypatch) via de faux objets (fake cursor/connection capturant la requête générée pour l'affirmer dans le test). Complétés systématiquement par une vérification en conditions réelles (DB MySQL réelle, appel Gemini réel, et compilation par le vrai moteur vega-lite en Node.js) — les tests protègent contre les régressions, la vérification réelle est ce qui a révélé les deux bugs texte/graphique de la section 8.3.</w:t>
+        <w:t>152 tests pytest, sans dépendance réseau ni données réelles : le client Gemini et le client Google Sheets (gspread) sont simulés (monkeypatch), et les données sont un petit DataFrame construit dans le test. La suite tourne donc hors ligne, en quelques secondes.</w:t>
+      </w:r>
+    </w:p>
+    <w:p>
+      <w:r>
+        <w:rPr>
+          <w:b w:val="0"/>
+          <w:i w:val="0"/>
+        </w:rPr>
+        <w:t>Ces tests sont systématiquement complétés par une vérification en conditions réelles — Sheet réel, appel Gemini réel, exécution effective de chaque widget via `dac check`. La répartition des rôles est nette : les tests protègent contre les régressions, la vérification réelle est ce qui a révélé la quasi-totalité des vrais bugs de ce projet (sections 8.3 et 15).</w:t>
       </w:r>
     </w:p>
     <w:tbl>
@@ -3708,6 +3664,97 @@
               <w:rPr>
                 <w:sz w:val="19"/>
               </w:rPr>
+              <w:t>test_data_store.py</w:t>
+            </w:r>
+          </w:p>
+        </w:tc>
+        <w:tc>
+          <w:tcPr>
+            <w:tcW w:type="dxa" w:w="3137"/>
+            <w:shd w:fill="FAFAF8"/>
+          </w:tcPr>
+          <w:p>
+            <w:r/>
+            <w:r>
+              <w:rPr>
+                <w:sz w:val="19"/>
+              </w:rPr>
+              <w:t>23</w:t>
+            </w:r>
+          </w:p>
+        </w:tc>
+        <w:tc>
+          <w:tcPr>
+            <w:tcW w:type="dxa" w:w="3137"/>
+            <w:shd w:fill="FAFAF8"/>
+          </w:tcPr>
+          <w:p>
+            <w:r/>
+            <w:r>
+              <w:rPr>
+                <w:sz w:val="19"/>
+              </w:rPr>
+              <w:t>Parsing et validation par ligne, littéraux NULL, attribution et réécriture des identifiants, ligne invalide sautée sans bloquer les autres, résilience à une panne de lecture du Sheet.</w:t>
+            </w:r>
+          </w:p>
+        </w:tc>
+      </w:tr>
+      <w:tr>
+        <w:tc>
+          <w:tcPr>
+            <w:tcW w:type="dxa" w:w="3137"/>
+          </w:tcPr>
+          <w:p>
+            <w:r/>
+            <w:r>
+              <w:rPr>
+                <w:sz w:val="19"/>
+              </w:rPr>
+              <w:t>test_dac_composer.py</w:t>
+            </w:r>
+          </w:p>
+        </w:tc>
+        <w:tc>
+          <w:tcPr>
+            <w:tcW w:type="dxa" w:w="3137"/>
+          </w:tcPr>
+          <w:p>
+            <w:r/>
+            <w:r>
+              <w:rPr>
+                <w:sz w:val="19"/>
+              </w:rPr>
+              <w:t>20</w:t>
+            </w:r>
+          </w:p>
+        </w:tc>
+        <w:tc>
+          <w:tcPr>
+            <w:tcW w:type="dxa" w:w="3137"/>
+          </w:tcPr>
+          <w:p>
+            <w:r/>
+            <w:r>
+              <w:rPr>
+                <w:sz w:val="19"/>
+              </w:rPr>
+              <w:t>Génération SQL (échappement des apostrophes, refus d'injection), composition multi-widgets, filtres propagés à tous les widgets, grille 12 colonnes respectée, YAML valide et relisible.</w:t>
+            </w:r>
+          </w:p>
+        </w:tc>
+      </w:tr>
+      <w:tr>
+        <w:tc>
+          <w:tcPr>
+            <w:tcW w:type="dxa" w:w="3137"/>
+            <w:shd w:fill="FAFAF8"/>
+          </w:tcPr>
+          <w:p>
+            <w:r/>
+            <w:r>
+              <w:rPr>
+                <w:sz w:val="19"/>
+              </w:rPr>
               <w:t>test_vega_generator.py</w:t>
             </w:r>
           </w:p>
@@ -3738,98 +3785,7 @@
               <w:rPr>
                 <w:sz w:val="19"/>
               </w:rPr>
-              <w:t>Cardinalité des graphiques, palette, valeurs NULL, les 4 nouveaux types de graphiques.</w:t>
-            </w:r>
-          </w:p>
-        </w:tc>
-      </w:tr>
-      <w:tr>
-        <w:tc>
-          <w:tcPr>
-            <w:tcW w:type="dxa" w:w="3137"/>
-          </w:tcPr>
-          <w:p>
-            <w:r/>
-            <w:r>
-              <w:rPr>
-                <w:sz w:val="19"/>
-              </w:rPr>
-              <w:t>test_llm_validation.py</w:t>
-            </w:r>
-          </w:p>
-        </w:tc>
-        <w:tc>
-          <w:tcPr>
-            <w:tcW w:type="dxa" w:w="3137"/>
-          </w:tcPr>
-          <w:p>
-            <w:r/>
-            <w:r>
-              <w:rPr>
-                <w:sz w:val="19"/>
-              </w:rPr>
-              <w:t>14</w:t>
-            </w:r>
-          </w:p>
-        </w:tc>
-        <w:tc>
-          <w:tcPr>
-            <w:tcW w:type="dxa" w:w="3137"/>
-          </w:tcPr>
-          <w:p>
-            <w:r/>
-            <w:r>
-              <w:rPr>
-                <w:sz w:val="19"/>
-              </w:rPr>
-              <w:t>Anti-hallucination : clarification plutôt que valeur devinée, résolution fuzzy des filtres, chemin rapide vs LLM.</w:t>
-            </w:r>
-          </w:p>
-        </w:tc>
-      </w:tr>
-      <w:tr>
-        <w:tc>
-          <w:tcPr>
-            <w:tcW w:type="dxa" w:w="3137"/>
-            <w:shd w:fill="FAFAF8"/>
-          </w:tcPr>
-          <w:p>
-            <w:r/>
-            <w:r>
-              <w:rPr>
-                <w:sz w:val="19"/>
-              </w:rPr>
-              <w:t>test_response_builder.py</w:t>
-            </w:r>
-          </w:p>
-        </w:tc>
-        <w:tc>
-          <w:tcPr>
-            <w:tcW w:type="dxa" w:w="3137"/>
-            <w:shd w:fill="FAFAF8"/>
-          </w:tcPr>
-          <w:p>
-            <w:r/>
-            <w:r>
-              <w:rPr>
-                <w:sz w:val="19"/>
-              </w:rPr>
-              <w:t>13</w:t>
-            </w:r>
-          </w:p>
-        </w:tc>
-        <w:tc>
-          <w:tcPr>
-            <w:tcW w:type="dxa" w:w="3137"/>
-            <w:shd w:fill="FAFAF8"/>
-          </w:tcPr>
-          <w:p>
-            <w:r/>
-            <w:r>
-              <w:rPr>
-                <w:sz w:val="19"/>
-              </w:rPr>
-              <w:t>Formatage des unités, messages texte déterministes, cohérence texte/graphique pour funnel et heatmap.</w:t>
+              <w:t>Cardinalité, palette, valeurs NULL (module conservé mais plus utilisé par l'interface — voir section 16).</w:t>
             </w:r>
           </w:p>
         </w:tc>
@@ -3859,6 +3815,97 @@
               <w:rPr>
                 <w:sz w:val="19"/>
               </w:rPr>
+              <w:t>15</w:t>
+            </w:r>
+          </w:p>
+        </w:tc>
+        <w:tc>
+          <w:tcPr>
+            <w:tcW w:type="dxa" w:w="3137"/>
+          </w:tcPr>
+          <w:p>
+            <w:r/>
+            <w:r>
+              <w:rPr>
+                <w:sz w:val="19"/>
+              </w:rPr>
+              <w:t>Requêtage pandas : groupements, filtres à valeurs multiples, intervalles, exclusion de statuts, chemin brut du scatter, DataFrame vide.</w:t>
+            </w:r>
+          </w:p>
+        </w:tc>
+      </w:tr>
+      <w:tr>
+        <w:tc>
+          <w:tcPr>
+            <w:tcW w:type="dxa" w:w="3137"/>
+            <w:shd w:fill="FAFAF8"/>
+          </w:tcPr>
+          <w:p>
+            <w:r/>
+            <w:r>
+              <w:rPr>
+                <w:sz w:val="19"/>
+              </w:rPr>
+              <w:t>test_llm_validation.py</w:t>
+            </w:r>
+          </w:p>
+        </w:tc>
+        <w:tc>
+          <w:tcPr>
+            <w:tcW w:type="dxa" w:w="3137"/>
+            <w:shd w:fill="FAFAF8"/>
+          </w:tcPr>
+          <w:p>
+            <w:r/>
+            <w:r>
+              <w:rPr>
+                <w:sz w:val="19"/>
+              </w:rPr>
+              <w:t>14</w:t>
+            </w:r>
+          </w:p>
+        </w:tc>
+        <w:tc>
+          <w:tcPr>
+            <w:tcW w:type="dxa" w:w="3137"/>
+            <w:shd w:fill="FAFAF8"/>
+          </w:tcPr>
+          <w:p>
+            <w:r/>
+            <w:r>
+              <w:rPr>
+                <w:sz w:val="19"/>
+              </w:rPr>
+              <w:t>Anti-hallucination : clarification plutôt que valeur devinée, résolution fuzzy des filtres, chemin rapide vs LLM.</w:t>
+            </w:r>
+          </w:p>
+        </w:tc>
+      </w:tr>
+      <w:tr>
+        <w:tc>
+          <w:tcPr>
+            <w:tcW w:type="dxa" w:w="3137"/>
+          </w:tcPr>
+          <w:p>
+            <w:r/>
+            <w:r>
+              <w:rPr>
+                <w:sz w:val="19"/>
+              </w:rPr>
+              <w:t>test_response_builder.py</w:t>
+            </w:r>
+          </w:p>
+        </w:tc>
+        <w:tc>
+          <w:tcPr>
+            <w:tcW w:type="dxa" w:w="3137"/>
+          </w:tcPr>
+          <w:p>
+            <w:r/>
+            <w:r>
+              <w:rPr>
+                <w:sz w:val="19"/>
+              </w:rPr>
               <w:t>13</w:t>
             </w:r>
           </w:p>
@@ -3873,7 +3920,7 @@
               <w:rPr>
                 <w:sz w:val="19"/>
               </w:rPr>
-              <w:t>Construction des requêtes SQL, choix de vue, clauses IN/BETWEEN, requête 2D du heatmap, chemin brut du scatter, exclusion de statuts.</w:t>
+              <w:t>Formatage des unités, messages texte déterministes, cohérence texte/graphique pour funnel et heatmap.</w:t>
             </w:r>
           </w:p>
         </w:tc>
@@ -3920,98 +3967,7 @@
               <w:rPr>
                 <w:sz w:val="19"/>
               </w:rPr>
-              <w:t>Fenêtre de 7 jours en direct, exclusion des statuts clos, envoi email, rattrapage idempotent du scheduler.</w:t>
-            </w:r>
-          </w:p>
-        </w:tc>
-      </w:tr>
-      <w:tr>
-        <w:tc>
-          <w:tcPr>
-            <w:tcW w:type="dxa" w:w="3137"/>
-          </w:tcPr>
-          <w:p>
-            <w:r/>
-            <w:r>
-              <w:rPr>
-                <w:sz w:val="19"/>
-              </w:rPr>
-              <w:t>test_maintenance.py</w:t>
-            </w:r>
-          </w:p>
-        </w:tc>
-        <w:tc>
-          <w:tcPr>
-            <w:tcW w:type="dxa" w:w="3137"/>
-          </w:tcPr>
-          <w:p>
-            <w:r/>
-            <w:r>
-              <w:rPr>
-                <w:sz w:val="19"/>
-              </w:rPr>
-              <w:t>3</w:t>
-            </w:r>
-          </w:p>
-        </w:tc>
-        <w:tc>
-          <w:tcPr>
-            <w:tcW w:type="dxa" w:w="3137"/>
-          </w:tcPr>
-          <w:p>
-            <w:r/>
-            <w:r>
-              <w:rPr>
-                <w:sz w:val="19"/>
-              </w:rPr>
-              <w:t>Recalcul de days_remaining, résilience à une panne DB.</w:t>
-            </w:r>
-          </w:p>
-        </w:tc>
-      </w:tr>
-      <w:tr>
-        <w:tc>
-          <w:tcPr>
-            <w:tcW w:type="dxa" w:w="3137"/>
-            <w:shd w:fill="FAFAF8"/>
-          </w:tcPr>
-          <w:p>
-            <w:r/>
-            <w:r>
-              <w:rPr>
-                <w:sz w:val="19"/>
-              </w:rPr>
-              <w:t>test_sheets_sync.py</w:t>
-            </w:r>
-          </w:p>
-        </w:tc>
-        <w:tc>
-          <w:tcPr>
-            <w:tcW w:type="dxa" w:w="3137"/>
-            <w:shd w:fill="FAFAF8"/>
-          </w:tcPr>
-          <w:p>
-            <w:r/>
-            <w:r>
-              <w:rPr>
-                <w:sz w:val="19"/>
-              </w:rPr>
-              <w:t>33</w:t>
-            </w:r>
-          </w:p>
-        </w:tc>
-        <w:tc>
-          <w:tcPr>
-            <w:tcW w:type="dxa" w:w="3137"/>
-            <w:shd w:fill="FAFAF8"/>
-          </w:tcPr>
-          <w:p>
-            <w:r/>
-            <w:r>
-              <w:rPr>
-                <w:sz w:val="19"/>
-              </w:rPr>
-              <w:t>Parsing/validation par ligne, littéraux NULL, insertion + réécriture d'id et des colonnes calculées, détection id existant/inconnu, ligne invalide sautée sans bloquer les autres, résilience à une panne de lecture du Sheet.</w:t>
+              <w:t>Fenêtre de 7 jours, exclusion des statuts clos, envoi email, rattrapage idempotent du scheduler.</w:t>
             </w:r>
           </w:p>
         </w:tc>
@@ -4092,7 +4048,7 @@
           <w:color w:val="D42A45"/>
           <w:sz w:val="23"/>
         </w:rPr>
-        <w:t>Q : Pourquoi MySQL plutôt que SQLite comme prévu dans le brief initial ?</w:t>
+        <w:t>Q : Pourquoi avoir supprimé la base de données ?</w:t>
       </w:r>
     </w:p>
     <w:p>
@@ -4101,7 +4057,53 @@
           <w:b w:val="0"/>
           <w:i w:val="0"/>
         </w:rPr>
-        <w:t>Accès concurrent plus robuste pour un backend multi-requêtes, support natif de vues pré-agrégées par dimension, et un pool de connexions dédié — le schéma reste simple, donc la complexité ajoutée reste faible face au bénéfice.</w:t>
+        <w:t>Parce qu'elle ne servait plus à rien. Depuis que les équipes saisissent dans le Google Sheet, MySQL n'était qu'un intermédiaire : on y recopiait le Sheet toutes les 15 minutes pour le relire juste après. Avec ~350 lignes et 18 colonnes, les données tiennent en mémoire dans un DataFrame pandas. Bénéfice mesurable au-delà de l'installation simplifiée : toute la machinerie de vues pré-agrégées (choix de vue, vérification de compatibilité, repli sur un calcul brut) a disparu, car pandas groupe uniformément. Ce choix serait à revoir à partir de quelques dizaines de milliers de lignes, ou s'il fallait des écritures concurrentes.</w:t>
+      </w:r>
+    </w:p>
+    <w:p>
+      <w:pPr>
+        <w:keepNext/>
+        <w:spacing w:before="200" w:after="80"/>
+      </w:pPr>
+      <w:r>
+        <w:rPr>
+          <w:b/>
+          <w:color w:val="D42A45"/>
+          <w:sz w:val="23"/>
+        </w:rPr>
+        <w:t>Q : Si les données sont dans pandas, pourquoi un fichier DuckDB ?</w:t>
+      </w:r>
+    </w:p>
+    <w:p>
+      <w:r>
+        <w:rPr>
+          <w:b w:val="0"/>
+          <w:i w:val="0"/>
+        </w:rPr>
+        <w:t>Parce que le moteur de tableaux de bord (Bruin DAC) ne sait interroger que des connexions SQL. DuckDB est une projection en lecture seule du DataFrame, régénérée à chaque rafraîchissement — pas un retour à une base de données : aucun code applicatif ne la lit. pandas reste la source de vérité, ce qui garantit que le chat et les tableaux de bord ne peuvent pas afficher des chiffres différents.</w:t>
+      </w:r>
+    </w:p>
+    <w:p>
+      <w:pPr>
+        <w:keepNext/>
+        <w:spacing w:before="200" w:after="80"/>
+      </w:pPr>
+      <w:r>
+        <w:rPr>
+          <w:b/>
+          <w:color w:val="D42A45"/>
+          <w:sz w:val="23"/>
+        </w:rPr>
+        <w:t>Q : Pourquoi ne pas laisser l'IA écrire les tableaux de bord librement ?</w:t>
+      </w:r>
+    </w:p>
+    <w:p>
+      <w:r>
+        <w:rPr>
+          <w:b w:val="0"/>
+          <w:i w:val="0"/>
+        </w:rPr>
+        <w:t>Elle les écrit — mais pas le SQL. Le modèle produit une intention validée contre la liste blanche, et du code déterministe la traduit en requêtes. Laisser le modèle produire le SQL rouvrirait exactement la classe de bugs que tout le projet empêche : colonne inventée, filtre halluciné, agrégation silencieusement fausse. Le coût de cette contrainte est nul en pratique, puisque les 18 colonnes fixes du Sheet sont déjà entièrement décrites par la liste blanche.</w:t>
       </w:r>
     </w:p>
     <w:p>
@@ -4138,7 +4140,7 @@
           <w:color w:val="D42A45"/>
           <w:sz w:val="23"/>
         </w:rPr>
-        <w:t>Q : Pourquoi recalculer days_remaining plutôt que le décrémenter de 1 chaque jour ?</w:t>
+        <w:t>Q : Comment garantissez-vous que « jours restants » n'est jamais obsolète ?</w:t>
       </w:r>
     </w:p>
     <w:p>
@@ -4147,7 +4149,7 @@
           <w:b w:val="0"/>
           <w:i w:val="0"/>
         </w:rPr>
-        <w:t>Un décrément accumule une dérive silencieuse si un jour est manqué (serveur éteint). Recalculer depuis DATEDIFF(deadline, CURDATE()) est idempotent : le résultat est toujours correct, peu importe combien de jours se sont écoulés depuis la dernière exécution.</w:t>
+        <w:t>Par construction, plus par un job de maintenance. Cette valeur est recalculée à chaque chargement des données (toutes les 15 minutes) depuis la deadline réelle et la date du jour. Auparavant, c'était une colonne figée qu'un job nocturne rafraîchissait — avec le risque classique d'une dérive si le job était manqué. Le module de maintenance dédié a pu être supprimé : le mécanisme le plus fiable est ici celui qu'on a retiré.</w:t>
       </w:r>
     </w:p>
     <w:p>
@@ -4262,7 +4264,7 @@
           <w:b w:val="0"/>
           <w:i w:val="0"/>
         </w:rPr>
-        <w:t>Une table scheduler_state (job_name, last_run_date) trace la dernière exécution. run_daily_alert_check_if_needed() vérifie cette date avant d'agir, et la met à jour après — appelée à la fois par le cron 8h et au démarrage du serveur, donc un redémarrage tardif rattrape l'envoi manqué sans risquer un doublon si le cron avait déjà tourné plus tôt dans la journée.</w:t>
+        <w:t>Un fichier local (data/scheduler_state.json) trace la date de dernière exécution par job — c'était une table MySQL avant la suppression de la base. run_daily_alert_check_if_needed() vérifie cette date avant d'agir, et la met à jour après — appelée à la fois par le cron 8h et au démarrage du serveur, donc un redémarrage tardif rattrape l'envoi manqué sans risquer un doublon si le cron avait déjà tourné plus tôt dans la journée. Nuance de robustesse : si la lecture de ce fichier échoue, l'alerte part quand même — un mécanisme de suivi cassé ne doit jamais supprimer silencieusement l'alerte qu'il protège.</w:t>
       </w:r>
     </w:p>
     <w:p>
@@ -4299,7 +4301,7 @@
           <w:color w:val="D42A45"/>
           <w:sz w:val="23"/>
         </w:rPr>
-        <w:t>Q : Pourquoi ne pas synchroniser aussi les suppressions (Sheet -&gt; base) ?</w:t>
+        <w:t>Q : Un test avec des mocks peut-il garantir qu'une intégration externe fonctionne réellement ?</w:t>
       </w:r>
     </w:p>
     <w:p>
@@ -4308,7 +4310,7 @@
           <w:b w:val="0"/>
           <w:i w:val="0"/>
         </w:rPr>
-        <w:t>Choix de prudence délibéré, pas un oubli : la synchro tourne toutes les 15 minutes sans supervision humaine. Une suppression automatique y est le pire endroit possible pour une opération destructive et irréversible — une lecture partielle, un mauvais onglet ou un Sheet vidé par erreur effacerait de vraies données avant que quiconque ne le remarque. Le risque a été explicitement évalué avec le porteur du projet, qui a choisi de garantir seulement l'ajout et la modification plutôt que la fonctionnalité complète.</w:t>
+        <w:t>Non — exemple concret rencontré sur ce projet, à l'époque où les données transitaient encore par MySQL : tous les tests mockés passaient, mais le premier essai en conditions réelles rapportait 359 lignes sur 360 comme « id introuvable » alors qu'elles existaient toutes. La cause (cursor.rowcount qui compte les lignes modifiées, pas trouvées) n'était visible qu'avec de vraies données où la plupart des mises à jour ne changent rien. Les mocks avaient simulé le comportement qu'on ATTENDAIT, pas le vrai — la leçon : les mocks valident la logique connue, seule une vérification en conditions réelles révèle ce qu'on n'avait pas anticipé.</w:t>
       </w:r>
     </w:p>
     <w:p>
@@ -4322,7 +4324,7 @@
           <w:color w:val="D42A45"/>
           <w:sz w:val="23"/>
         </w:rPr>
-        <w:t>Q : Un test avec des mocks peut-il garantir qu'une intégration externe (Google Sheets, MySQL) fonctionne réellement ?</w:t>
+        <w:t>Q : Quel bug ce projet vous a-t-il appris à chercher en priorité ?</w:t>
       </w:r>
     </w:p>
     <w:p>
@@ -4331,7 +4333,30 @@
           <w:b w:val="0"/>
           <w:i w:val="0"/>
         </w:rPr>
-        <w:t>Non — exemple concret rencontré sur ce projet : tous les tests mockés de la synchro Sheets passaient, mais le premier essai en conditions réelles rapportait 359 lignes sur 360 comme « id introuvable » alors qu'elles existaient toutes en base. La cause (cursor.rowcount qui compte les lignes modifiées, pas trouvées) n'était visible qu'avec de vraies données où la plupart des UPDATE ne changent rien. Les mocks avaient simulé le comportement qu'on attendait de rowcount, pas son vrai comportement — la leçon : les mocks valident la logique connue, seule une vérification en conditions réelles révèle ce qu'on n'avait pas anticipé.</w:t>
+        <w:t>Ceux qui produisent un résultat plausible plutôt qu'une erreur. Trois exemples réels : une liste d'opportunités « urgentes » qui incluait des échéances dépassées (moins sept jours est bien inférieur à sept, mathématiquement juste et sémantiquement faux) ; un texte qui décrivait dix-neuf statuts quand le graphique n'en montrait que dix ; et un widget « budget par practice » réduit à une seule barre parce que la question filtrait déjà sur une practice. Aucun ne lève d'exception, aucun n'échoue en test unitaire — ils se voient seulement en regardant le résultat final avec de vraies données.</w:t>
+      </w:r>
+    </w:p>
+    <w:p>
+      <w:pPr>
+        <w:keepNext/>
+        <w:spacing w:before="200" w:after="80"/>
+      </w:pPr>
+      <w:r>
+        <w:rPr>
+          <w:b/>
+          <w:color w:val="D42A45"/>
+          <w:sz w:val="23"/>
+        </w:rPr>
+        <w:t>Q : Que se passe-t-il si la génération du tableau de bord échoue ?</w:t>
+      </w:r>
+    </w:p>
+    <w:p>
+      <w:r>
+        <w:rPr>
+          <w:b w:val="0"/>
+          <w:i w:val="0"/>
+        </w:rPr>
+        <w:t>La réponse textuelle est renvoyée quand même : l'appel est enveloppé dans un try/except et l'échec est journalisé, pas propagé. Le frontend retombe alors sur la vue d'ensemble. Même principe pour la projection DuckDB : si le fichier est momentanément verrouillé, l'ancien est conservé et les tableaux de bord affichent des données d'un cycle plus anciennes — jamais une erreur à l'écran, jamais une base vide.</w:t>
       </w:r>
     </w:p>
     <w:p>
@@ -4372,7 +4397,7 @@
         <w:pStyle w:val="ListBullet"/>
       </w:pPr>
       <w:r>
-        <w:t>Le nuage de points et la carte de chaleur n'ont pas de garde-fou de cardinalité aussi mûr que bar/pie pour des cas extrêmes (dimension à très forte cardinalité en axe du heatmap au-delà du plafond testé).</w:t>
+        <w:t>Trois processus doivent tourner (API, serveur DAC sur le port 8321, frontend) au lieu d'un seul. scripts/start_dev.bat les lance ensemble, mais un tableau de bord vide dans l'iframe signifie presque toujours que le serveur DAC n'est pas démarré.</w:t>
       </w:r>
     </w:p>
     <w:p>
@@ -4380,7 +4405,7 @@
         <w:pStyle w:val="ListBullet"/>
       </w:pPr>
       <w:r>
-        <w:t>La synchro Google Sheets ne détecte pas les suppressions (section 11.6, choix délibéré) et retraite chaque ligne à chaque passage plutôt que de ne toucher que les lignes changées — sans impact réel à l'échelle actuelle (360 lignes/15 min), mais à reconsidérer si le Sheet grossissait beaucoup.</w:t>
+        <w:t>La zone tableau de bord utilise l'apparence de DAC, pas le thème Devoteam : DAC sert sa propre interface web, impossible à rendre comme un composant React, donc les jetons de couleur et le mode sombre du projet ne s'y appliquent pas. Le chat, lui, garde le branding complet.</w:t>
       </w:r>
     </w:p>
     <w:p>
@@ -4388,7 +4413,39 @@
         <w:pStyle w:val="ListBullet"/>
       </w:pPr>
       <w:r>
-        <w:t>12 opportunités en base ont un status invalide, présent avant même la synchro Sheets et jamais détecté faute de validation stricte à l'écriture d'origine (section 11.5) — à corriger manuellement ou à ajouter à la liste blanche si ce sont des statuts légitimes.</w:t>
+        <w:t>Le module Vega-Lite n'est plus utilisé par l'interface depuis le passage à DAC, mais reste dans le dépôt (backend/vega_generator.py et le composant React associé) — un nettoyage dédié reste à faire, il allègerait aussi sensiblement le bundle frontend.</w:t>
+      </w:r>
+    </w:p>
+    <w:p>
+      <w:pPr>
+        <w:pStyle w:val="ListBullet"/>
+      </w:pPr>
+      <w:r>
+        <w:t>La toute première requête d'un widget prend environ 12 secondes (démarrage à froid du moteur de requête), puis ~400 ms. Sensible uniquement au premier chargement après démarrage.</w:t>
+      </w:r>
+    </w:p>
+    <w:p>
+      <w:pPr>
+        <w:pStyle w:val="ListBullet"/>
+      </w:pPr>
+      <w:r>
+        <w:t>Le chargement retraite chaque ligne du Sheet à chaque cycle plutôt que de ne toucher que les lignes modifiées — sans impact réel à l'échelle actuelle (~350 lignes toutes les 15 minutes), à reconsidérer si le Sheet grossissait beaucoup.</w:t>
+      </w:r>
+    </w:p>
+    <w:p>
+      <w:pPr>
+        <w:pStyle w:val="ListBullet"/>
+      </w:pPr>
+      <w:r>
+        <w:t>12 opportunités ont un status invalide dans le Sheet — problème de qualité de données antérieur au projet, révélé par la validation stricte (section 4.2). Ces lignes sont journalisées et ignorées à chaque chargement. À corriger dans le Sheet, ou à ajouter à la liste blanche si ces statuts sont légitimes.</w:t>
+      </w:r>
+    </w:p>
+    <w:p>
+      <w:pPr>
+        <w:pStyle w:val="ListBullet"/>
+      </w:pPr>
+      <w:r>
+        <w:t>Le mot « urgentes » seul ne pose aucun filtre de délai : il faut « urgentes (&lt; 7 jours) » pour borner l'échéance. Comportement volontaire — ne rien deviner — mais qui surprend au premier essai.</w:t>
       </w:r>
     </w:p>
     <w:sectPr>

--- a/Documentation/reports/Guide_Technique_DevoTeam_Dashboard.docx
+++ b/Documentation/reports/Guide_Technique_DevoTeam_Dashboard.docx
@@ -1006,7 +1006,7 @@
               <w:rPr>
                 <w:sz w:val="19"/>
               </w:rPr>
-              <w:t>backend/vega_generator.py</w:t>
+              <w:t>backend/business_rules.py</w:t>
             </w:r>
           </w:p>
         </w:tc>
@@ -1021,7 +1021,7 @@
               <w:rPr>
                 <w:sz w:val="19"/>
               </w:rPr>
-              <w:t>Héritage Vega-Lite — plus utilisé par l'interface (voir section 16).</w:t>
+              <w:t>Règles métier indépendantes de l'affichage (ordre du pipeline).</w:t>
             </w:r>
           </w:p>
         </w:tc>
@@ -1037,6 +1037,37 @@
               <w:rPr>
                 <w:sz w:val="19"/>
               </w:rPr>
+              <w:t>backend/data_quality.py</w:t>
+            </w:r>
+          </w:p>
+        </w:tc>
+        <w:tc>
+          <w:tcPr>
+            <w:tcW w:type="dxa" w:w="4706"/>
+          </w:tcPr>
+          <w:p>
+            <w:r/>
+            <w:r>
+              <w:rPr>
+                <w:sz w:val="19"/>
+              </w:rPr>
+              <w:t>Rapport des lignes rejetées et des valeurs manquantes.</w:t>
+            </w:r>
+          </w:p>
+        </w:tc>
+      </w:tr>
+      <w:tr>
+        <w:tc>
+          <w:tcPr>
+            <w:tcW w:type="dxa" w:w="4706"/>
+            <w:shd w:fill="FAFAF8"/>
+          </w:tcPr>
+          <w:p>
+            <w:r/>
+            <w:r>
+              <w:rPr>
+                <w:sz w:val="19"/>
+              </w:rPr>
               <w:t>dac/.bruin.yml</w:t>
             </w:r>
           </w:p>
@@ -1044,6 +1075,7 @@
         <w:tc>
           <w:tcPr>
             <w:tcW w:type="dxa" w:w="4706"/>
+            <w:shd w:fill="FAFAF8"/>
           </w:tcPr>
           <w:p>
             <w:r/>
@@ -1060,7 +1092,6 @@
         <w:tc>
           <w:tcPr>
             <w:tcW w:type="dxa" w:w="4706"/>
-            <w:shd w:fill="FAFAF8"/>
           </w:tcPr>
           <w:p>
             <w:r/>
@@ -1075,7 +1106,6 @@
         <w:tc>
           <w:tcPr>
             <w:tcW w:type="dxa" w:w="4706"/>
-            <w:shd w:fill="FAFAF8"/>
           </w:tcPr>
           <w:p>
             <w:r/>
@@ -1092,6 +1122,7 @@
         <w:tc>
           <w:tcPr>
             <w:tcW w:type="dxa" w:w="4706"/>
+            <w:shd w:fill="FAFAF8"/>
           </w:tcPr>
           <w:p>
             <w:r/>
@@ -1106,6 +1137,7 @@
         <w:tc>
           <w:tcPr>
             <w:tcW w:type="dxa" w:w="4706"/>
+            <w:shd w:fill="FAFAF8"/>
           </w:tcPr>
           <w:p>
             <w:r/>
@@ -1122,7 +1154,6 @@
         <w:tc>
           <w:tcPr>
             <w:tcW w:type="dxa" w:w="4706"/>
-            <w:shd w:fill="FAFAF8"/>
           </w:tcPr>
           <w:p>
             <w:r/>
@@ -1137,7 +1168,6 @@
         <w:tc>
           <w:tcPr>
             <w:tcW w:type="dxa" w:w="4706"/>
-            <w:shd w:fill="FAFAF8"/>
           </w:tcPr>
           <w:p>
             <w:r/>
@@ -1154,6 +1184,7 @@
         <w:tc>
           <w:tcPr>
             <w:tcW w:type="dxa" w:w="4706"/>
+            <w:shd w:fill="FAFAF8"/>
           </w:tcPr>
           <w:p>
             <w:r/>
@@ -1168,6 +1199,7 @@
         <w:tc>
           <w:tcPr>
             <w:tcW w:type="dxa" w:w="4706"/>
+            <w:shd w:fill="FAFAF8"/>
           </w:tcPr>
           <w:p>
             <w:r/>
@@ -1184,7 +1216,6 @@
         <w:tc>
           <w:tcPr>
             <w:tcW w:type="dxa" w:w="4706"/>
-            <w:shd w:fill="FAFAF8"/>
           </w:tcPr>
           <w:p>
             <w:r/>
@@ -1199,7 +1230,6 @@
         <w:tc>
           <w:tcPr>
             <w:tcW w:type="dxa" w:w="4706"/>
-            <w:shd w:fill="FAFAF8"/>
           </w:tcPr>
           <w:p>
             <w:r/>
@@ -1216,6 +1246,7 @@
         <w:tc>
           <w:tcPr>
             <w:tcW w:type="dxa" w:w="4706"/>
+            <w:shd w:fill="FAFAF8"/>
           </w:tcPr>
           <w:p>
             <w:r/>
@@ -1230,6 +1261,7 @@
         <w:tc>
           <w:tcPr>
             <w:tcW w:type="dxa" w:w="4706"/>
+            <w:shd w:fill="FAFAF8"/>
           </w:tcPr>
           <w:p>
             <w:r/>
@@ -1246,7 +1278,6 @@
         <w:tc>
           <w:tcPr>
             <w:tcW w:type="dxa" w:w="4706"/>
-            <w:shd w:fill="FAFAF8"/>
           </w:tcPr>
           <w:p>
             <w:r/>
@@ -1261,7 +1292,6 @@
         <w:tc>
           <w:tcPr>
             <w:tcW w:type="dxa" w:w="4706"/>
-            <w:shd w:fill="FAFAF8"/>
           </w:tcPr>
           <w:p>
             <w:r/>
@@ -3531,7 +3561,7 @@
           <w:b w:val="0"/>
           <w:i w:val="0"/>
         </w:rPr>
-        <w:t>152 tests pytest, sans dépendance réseau ni données réelles : le client Gemini et le client Google Sheets (gspread) sont simulés (monkeypatch), et les données sont un petit DataFrame construit dans le test. La suite tourne donc hors ligne, en quelques secondes.</w:t>
+        <w:t>158 tests pytest, sans dépendance réseau ni données réelles : le client Gemini et le client Google Sheets (gspread) sont simulés (monkeypatch), et les données sont un petit DataFrame construit dans le test. La suite tourne donc hors ligne, en quelques secondes.</w:t>
       </w:r>
     </w:p>
     <w:p>
@@ -4405,15 +4435,7 @@
         <w:pStyle w:val="ListBullet"/>
       </w:pPr>
       <w:r>
-        <w:t>La zone tableau de bord utilise l'apparence de DAC, pas le thème Devoteam : DAC sert sa propre interface web, impossible à rendre comme un composant React, donc les jetons de couleur et le mode sombre du projet ne s'y appliquent pas. Le chat, lui, garde le branding complet.</w:t>
-      </w:r>
-    </w:p>
-    <w:p>
-      <w:pPr>
-        <w:pStyle w:val="ListBullet"/>
-      </w:pPr>
-      <w:r>
-        <w:t>Le module Vega-Lite n'est plus utilisé par l'interface depuis le passage à DAC, mais reste dans le dépôt (backend/vega_generator.py et le composant React associé) — un nettoyage dédié reste à faire, il allègerait aussi sensiblement le bundle frontend.</w:t>
+        <w:t>Le mode sombre ne s'applique pas à la zone tableau de bord. L'identité Devoteam, elle, y est appliquée par un thème dédié (couleurs et palette de graphiques reprises de l'application), mais ce thème est un paramètre du serveur de tableaux de bord, fixé à son lancement : il ne peut donc pas suivre le bouton clair/sombre du navigateur, qui ne concerne que le chat.</w:t>
       </w:r>
     </w:p>
     <w:p>

--- a/Documentation/reports/Guide_Technique_DevoTeam_Dashboard.docx
+++ b/Documentation/reports/Guide_Technique_DevoTeam_Dashboard.docx
@@ -219,6 +219,17 @@
         <w:rPr>
           <w:color w:val="242422"/>
         </w:rPr>
+        <w:t>Règles métier et assistance (backend/business_rules.py, intent_refiner.py)</w:t>
+      </w:r>
+    </w:p>
+    <w:p>
+      <w:pPr>
+        <w:pStyle w:val="ListBullet"/>
+      </w:pPr>
+      <w:r>
+        <w:rPr>
+          <w:color w:val="242422"/>
+        </w:rPr>
         <w:t>Réponses textuelles déterministes (backend/response_builder.py)</w:t>
       </w:r>
     </w:p>
@@ -388,7 +399,7 @@
         <w:br/>
         <w:t xml:space="preserve">   │  sql_builder.py génère le SQL de chacun</w:t>
         <w:br/>
-        <w:t xml:space="preserve">   ▼  écrit dac/dashboards/_analyse.yml</w:t>
+        <w:t xml:space="preserve">   ▼  réécrit _principal.yml (travail) + _analyse_&lt;hash&gt;.yml (instantané)</w:t>
         <w:br/>
         <w:t>Frontend React :: iframe → Bruin DAC (port 8321)</w:t>
         <w:br/>
@@ -401,7 +412,7 @@
           <w:b w:val="0"/>
           <w:i w:val="0"/>
         </w:rPr>
-        <w:t>En parallèle, un scheduler (APScheduler) exécute deux tâches indépendantes du chat : le rafraîchissement des données depuis le Sheet toutes les 15 minutes, et la vérification des échéances proches à 8h (voir section 10).</w:t>
+        <w:t>En parallèle, un scheduler (APScheduler) exécute deux tâches indépendantes du chat : le rafraîchissement des données depuis le Sheet toutes les 15 minutes, et la vérification des échéances proches à 8h (voir section 11).</w:t>
       </w:r>
     </w:p>
     <w:p>
@@ -468,7 +479,7 @@
           <w:b w:val="0"/>
           <w:i w:val="0"/>
         </w:rPr>
-        <w:t>Le raisonnement tient à l'échelle des données : environ 350 lignes et 18 colonnes tiennent en mémoire sans effort. Ce choix serait à revoir si le portefeuille changeait d'ordre de grandeur (dizaines de milliers de lignes), ou s'il fallait des écritures concurrentes depuis plusieurs postes.</w:t>
+        <w:t>Le raisonnement tient à l'échelle des données : environ 360 lignes et 18 colonnes tiennent en mémoire sans effort. Ce choix serait à revoir si le portefeuille changeait d'ordre de grandeur (dizaines de milliers de lignes), ou s'il fallait des écritures concurrentes depuis plusieurs postes.</w:t>
       </w:r>
     </w:p>
     <w:p>
@@ -1130,7 +1141,7 @@
               <w:rPr>
                 <w:sz w:val="19"/>
               </w:rPr>
-              <w:t>dac/dashboards/_analyse.yml</w:t>
+              <w:t>dac/dashboards/_principal.yml</w:t>
             </w:r>
           </w:p>
         </w:tc>
@@ -1145,7 +1156,7 @@
               <w:rPr>
                 <w:sz w:val="19"/>
               </w:rPr>
-              <w:t>Tableau de bord généré par question (éphémère, hors suivi git).</w:t>
+              <w:t>Tableau de bord de travail, réécrit par chaque question (éphémère, hors suivi git).</w:t>
             </w:r>
           </w:p>
         </w:tc>
@@ -1161,6 +1172,37 @@
               <w:rPr>
                 <w:sz w:val="19"/>
               </w:rPr>
+              <w:t>dac/dashboards/_analyse_*.yml</w:t>
+            </w:r>
+          </w:p>
+        </w:tc>
+        <w:tc>
+          <w:tcPr>
+            <w:tcW w:type="dxa" w:w="4706"/>
+          </w:tcPr>
+          <w:p>
+            <w:r/>
+            <w:r>
+              <w:rPr>
+                <w:sz w:val="19"/>
+              </w:rPr>
+              <w:t>Instantané figé par question, pour les rouvrir (éphémère, hors suivi git).</w:t>
+            </w:r>
+          </w:p>
+        </w:tc>
+      </w:tr>
+      <w:tr>
+        <w:tc>
+          <w:tcPr>
+            <w:tcW w:type="dxa" w:w="4706"/>
+            <w:shd w:fill="FAFAF8"/>
+          </w:tcPr>
+          <w:p>
+            <w:r/>
+            <w:r>
+              <w:rPr>
+                <w:sz w:val="19"/>
+              </w:rPr>
               <w:t>frontend/src/</w:t>
             </w:r>
           </w:p>
@@ -1168,6 +1210,7 @@
         <w:tc>
           <w:tcPr>
             <w:tcW w:type="dxa" w:w="4706"/>
+            <w:shd w:fill="FAFAF8"/>
           </w:tcPr>
           <w:p>
             <w:r/>
@@ -1184,7 +1227,6 @@
         <w:tc>
           <w:tcPr>
             <w:tcW w:type="dxa" w:w="4706"/>
-            <w:shd w:fill="FAFAF8"/>
           </w:tcPr>
           <w:p>
             <w:r/>
@@ -1199,7 +1241,6 @@
         <w:tc>
           <w:tcPr>
             <w:tcW w:type="dxa" w:w="4706"/>
-            <w:shd w:fill="FAFAF8"/>
           </w:tcPr>
           <w:p>
             <w:r/>
@@ -1216,6 +1257,7 @@
         <w:tc>
           <w:tcPr>
             <w:tcW w:type="dxa" w:w="4706"/>
+            <w:shd w:fill="FAFAF8"/>
           </w:tcPr>
           <w:p>
             <w:r/>
@@ -1230,6 +1272,7 @@
         <w:tc>
           <w:tcPr>
             <w:tcW w:type="dxa" w:w="4706"/>
+            <w:shd w:fill="FAFAF8"/>
           </w:tcPr>
           <w:p>
             <w:r/>
@@ -1246,7 +1289,6 @@
         <w:tc>
           <w:tcPr>
             <w:tcW w:type="dxa" w:w="4706"/>
-            <w:shd w:fill="FAFAF8"/>
           </w:tcPr>
           <w:p>
             <w:r/>
@@ -1261,7 +1303,6 @@
         <w:tc>
           <w:tcPr>
             <w:tcW w:type="dxa" w:w="4706"/>
-            <w:shd w:fill="FAFAF8"/>
           </w:tcPr>
           <w:p>
             <w:r/>
@@ -1278,6 +1319,7 @@
         <w:tc>
           <w:tcPr>
             <w:tcW w:type="dxa" w:w="4706"/>
+            <w:shd w:fill="FAFAF8"/>
           </w:tcPr>
           <w:p>
             <w:r/>
@@ -1292,6 +1334,7 @@
         <w:tc>
           <w:tcPr>
             <w:tcW w:type="dxa" w:w="4706"/>
+            <w:shd w:fill="FAFAF8"/>
           </w:tcPr>
           <w:p>
             <w:r/>
@@ -1352,7 +1395,7 @@
           <w:b w:val="0"/>
           <w:i w:val="0"/>
         </w:rPr>
-        <w:t>Environ 350 lignes, 18 colonnes. Les quatre dernières sont CALCULÉES à chaque chargement et jamais lues depuis le Sheet, même si elles y figurent : une donnée dérivable ne doit jamais pouvoir diverger de ce dont elle dérive.</w:t>
+        <w:t>Environ 360 lignes, 18 colonnes. Les quatre dernières sont CALCULÉES à chaque chargement et jamais lues depuis le Sheet, même si elles y figurent : une donnée dérivable ne doit jamais pouvoir diverger de ce dont elle dérive.</w:t>
       </w:r>
     </w:p>
     <w:tbl>
@@ -2064,7 +2107,7 @@
           <w:b w:val="0"/>
           <w:i w:val="0"/>
         </w:rPr>
-        <w:t>Le module écrit dans le Sheet deux choses seulement : l'identifiant des nouvelles lignes, et les quatre colonnes calculées — pour que l'utilisateur voie le résultat sans ouvrir l'application. Toutes ces cellules sont envoyées en un SEUL appel groupé : sur 350 lignes × 4 colonnes, un appel par cellule représenterait plus d'un millier d'allers-retours réseau.</w:t>
+        <w:t>Le module écrit dans le Sheet deux choses seulement : l'identifiant des nouvelles lignes, et les quatre colonnes calculées — pour que l'utilisateur voie le résultat sans ouvrir l'application. Toutes ces cellules sont envoyées en un SEUL appel groupé : sur ~360 lignes × 4 colonnes, un appel par cellule représenterait plus d'un millier d'allers-retours réseau.</w:t>
       </w:r>
     </w:p>
     <w:p>
@@ -2775,7 +2818,563 @@
           <w:color w:val="F2405A"/>
           <w:sz w:val="36"/>
         </w:rPr>
-        <w:t>9. Réponses textuelles déterministes</w:t>
+        <w:t>9. Règles métier et assistance (business_rules.py, intent_refiner.py)</w:t>
+      </w:r>
+    </w:p>
+    <w:p>
+      <w:r>
+        <w:rPr>
+          <w:b w:val="0"/>
+          <w:i w:val="0"/>
+        </w:rPr>
+        <w:t>Trois familles de règles décident de ce qui est compté, de la forme retenue pour le montrer, et de ce que devient une demande d'ajustement. Elles vivent hors du modèle de langage : ce sont des décisions métier, elles doivent être relisibles, testables et identiques d'une exécution à l'autre.</w:t>
+      </w:r>
+    </w:p>
+    <w:p>
+      <w:pPr>
+        <w:keepNext/>
+        <w:spacing w:before="280" w:after="120"/>
+      </w:pPr>
+      <w:r>
+        <w:rPr>
+          <w:b/>
+          <w:color w:val="242422"/>
+          <w:sz w:val="27"/>
+        </w:rPr>
+        <w:t>9.1 Les affaires perdues sortent des chiffres par défaut</w:t>
+      </w:r>
+    </w:p>
+    <w:p>
+      <w:r>
+        <w:rPr>
+          <w:b w:val="0"/>
+          <w:i w:val="0"/>
+        </w:rPr>
+        <w:t>Un « budget total » de 164,4 M€ additionnait 66,1 M€ d'affaires définitivement mortes — Offre perdue, Infructueux, NO GO, Hors scope, Non shortlisté. Le chiffre était exact et inutilisable : personne ne décide sur un portefeuille qui compte ses échecs comme du potentiel. La liste LOST_STATUSES est donc retirée par défaut de toutes les métriques et de tous les graphiques.</w:t>
+      </w:r>
+    </w:p>
+    <w:p>
+      <w:pPr>
+        <w:spacing w:before="40"/>
+      </w:pPr>
+      <w:r>
+        <w:rPr>
+          <w:i/>
+          <w:color w:val="52514E"/>
+          <w:sz w:val="19"/>
+        </w:rPr>
+        <w:t>Le point délicat est la SYMÉTRIE. Deux moteurs répondent à la même question : le SQL des widgets (sql_builder) et le pandas du message texte (db_layer). Si un seul appliquait la règle, le graphique et la phrase juste au-dessus annonceraient deux totaux différents. Les deux l'appliquent, et l'égalité a été vérifiée sur les vraies données — 98 320 001 € des deux côtés avant récupération des lignes rejetées.</w:t>
+      </w:r>
+    </w:p>
+    <w:p>
+      <w:r>
+        <w:rPr>
+          <w:b w:val="0"/>
+          <w:i w:val="0"/>
+        </w:rPr>
+        <w:t>C'est un défaut, pas une censure. Dès que la question filtre elle-même sur un statut, l'exclusion est levée : « liste des offres perdues » doit répondre, pas renvoyer un tableau vide. Une simple répartition PAR statut ne la lève pas, sans quoi les barres ne se réconcilieraient plus avec le total affiché au-dessus d'elles.</w:t>
+      </w:r>
+    </w:p>
+    <w:p>
+      <w:pPr>
+        <w:keepNext/>
+        <w:spacing w:before="280" w:after="120"/>
+      </w:pPr>
+      <w:r>
+        <w:rPr>
+          <w:b/>
+          <w:color w:val="242422"/>
+          <w:sz w:val="27"/>
+        </w:rPr>
+        <w:t>9.2 L'entonnoir, reconstruit depuis un instantané</w:t>
+      </w:r>
+    </w:p>
+    <w:p>
+      <w:r>
+        <w:rPr>
+          <w:b w:val="0"/>
+          <w:i w:val="0"/>
+        </w:rPr>
+        <w:t>FUNNEL_STAGE_ORDER décrit les 12 étapes du pipeline, de Lead à Offre signée. La subtilité est que le statut est l'état COURANT d'une opportunité, pas son historique : compter les opportunités par statut ne décroît pas et ne forme donc aucun entonnoir. La reconstruction cumule depuis la fin — « ayant atteint au moins cette étape » — ce qui décroît par construction. Sur les données réelles : 225 à l'entrée, 32 signées, et un taux de passage jamais supérieur à 100 %. Le dernier, gagnée → signée à 36 %, est en soi une information métier.</w:t>
+      </w:r>
+    </w:p>
+    <w:p>
+      <w:pPr>
+        <w:spacing w:before="40"/>
+      </w:pPr>
+      <w:r>
+        <w:rPr>
+          <w:i/>
+          <w:color w:val="52514E"/>
+          <w:sz w:val="19"/>
+        </w:rPr>
+        <w:t>Deux statuts ont été ajoutés après vérification auprès du métier : « Offre signée », qui n'était dans aucune étape alors que c'est l'étape finale (32 opportunités, 13,1 M€, invisibles), et « En attente du plan de charge », présent dans les données mais absent de la liste blanche — donc rejeté à chaque chargement. Ce genre de question ne se devine pas : elle se pose.</w:t>
+      </w:r>
+    </w:p>
+    <w:p>
+      <w:pPr>
+        <w:keepNext/>
+        <w:spacing w:before="280" w:after="120"/>
+      </w:pPr>
+      <w:r>
+        <w:rPr>
+          <w:b/>
+          <w:color w:val="242422"/>
+          <w:sz w:val="27"/>
+        </w:rPr>
+        <w:t>9.3 Le type de graphique est arbitré sur les données</w:t>
+      </w:r>
+    </w:p>
+    <w:p>
+      <w:r>
+        <w:rPr>
+          <w:b w:val="0"/>
+          <w:i w:val="0"/>
+        </w:rPr>
+        <w:t>Le modèle propose une forme à partir des mots de la question ; choose_chart_type la confronte ensuite à la forme réelle des données. « Répartition par pays » contient bien le mot qui appelle un camembert, mais il y a 19 pays : au-delà de six parts, deux angles voisins ne se comparent plus. La cardinalité est mesurée APRÈS application des filtres — une dimension à 19 valeurs peut n'en avoir que trois sur un périmètre restreint, et le camembert redevient alors le bon choix.</w:t>
+      </w:r>
+    </w:p>
+    <w:tbl>
+      <w:tblPr>
+        <w:tblStyle w:val="TableGrid"/>
+        <w:tblW w:type="auto" w:w="0"/>
+        <w:jc w:val="center"/>
+        <w:tblLook w:firstColumn="1" w:firstRow="1" w:lastColumn="0" w:lastRow="0" w:noHBand="0" w:noVBand="1" w:val="04A0"/>
+      </w:tblPr>
+      <w:tblGrid>
+        <w:gridCol w:w="3137"/>
+        <w:gridCol w:w="3137"/>
+        <w:gridCol w:w="3137"/>
+      </w:tblGrid>
+      <w:tr>
+        <w:tc>
+          <w:tcPr>
+            <w:tcW w:type="dxa" w:w="3137"/>
+            <w:shd w:fill="F2405A"/>
+          </w:tcPr>
+          <w:p>
+            <w:r/>
+            <w:r>
+              <w:rPr>
+                <w:b/>
+                <w:color w:val="FFFFFF"/>
+                <w:sz w:val="19"/>
+              </w:rPr>
+              <w:t>Situation</w:t>
+            </w:r>
+          </w:p>
+        </w:tc>
+        <w:tc>
+          <w:tcPr>
+            <w:tcW w:type="dxa" w:w="3137"/>
+            <w:shd w:fill="F2405A"/>
+          </w:tcPr>
+          <w:p>
+            <w:r/>
+            <w:r>
+              <w:rPr>
+                <w:b/>
+                <w:color w:val="FFFFFF"/>
+                <w:sz w:val="19"/>
+              </w:rPr>
+              <w:t>Forme retenue</w:t>
+            </w:r>
+          </w:p>
+        </w:tc>
+        <w:tc>
+          <w:tcPr>
+            <w:tcW w:type="dxa" w:w="3137"/>
+            <w:shd w:fill="F2405A"/>
+          </w:tcPr>
+          <w:p>
+            <w:r/>
+            <w:r>
+              <w:rPr>
+                <w:b/>
+                <w:color w:val="FFFFFF"/>
+                <w:sz w:val="19"/>
+              </w:rPr>
+              <w:t>Pourquoi</w:t>
+            </w:r>
+          </w:p>
+        </w:tc>
+      </w:tr>
+      <w:tr>
+        <w:tc>
+          <w:tcPr>
+            <w:tcW w:type="dxa" w:w="3137"/>
+          </w:tcPr>
+          <w:p>
+            <w:r/>
+            <w:r>
+              <w:rPr>
+                <w:sz w:val="19"/>
+              </w:rPr>
+              <w:t>Camembert sur plus de 6 valeurs</w:t>
+            </w:r>
+          </w:p>
+        </w:tc>
+        <w:tc>
+          <w:tcPr>
+            <w:tcW w:type="dxa" w:w="3137"/>
+          </w:tcPr>
+          <w:p>
+            <w:r/>
+            <w:r>
+              <w:rPr>
+                <w:sz w:val="19"/>
+              </w:rPr>
+              <w:t>Barres</w:t>
+            </w:r>
+          </w:p>
+        </w:tc>
+        <w:tc>
+          <w:tcPr>
+            <w:tcW w:type="dxa" w:w="3137"/>
+          </w:tcPr>
+          <w:p>
+            <w:r/>
+            <w:r>
+              <w:rPr>
+                <w:sz w:val="19"/>
+              </w:rPr>
+              <w:t>Les angles ne se distinguent plus.</w:t>
+            </w:r>
+          </w:p>
+        </w:tc>
+      </w:tr>
+      <w:tr>
+        <w:tc>
+          <w:tcPr>
+            <w:tcW w:type="dxa" w:w="3137"/>
+            <w:shd w:fill="FAFAF8"/>
+          </w:tcPr>
+          <w:p>
+            <w:r/>
+            <w:r>
+              <w:rPr>
+                <w:sz w:val="19"/>
+              </w:rPr>
+              <w:t>Camembert d'une moyenne</w:t>
+            </w:r>
+          </w:p>
+        </w:tc>
+        <w:tc>
+          <w:tcPr>
+            <w:tcW w:type="dxa" w:w="3137"/>
+            <w:shd w:fill="FAFAF8"/>
+          </w:tcPr>
+          <w:p>
+            <w:r/>
+            <w:r>
+              <w:rPr>
+                <w:sz w:val="19"/>
+              </w:rPr>
+              <w:t>Barres</w:t>
+            </w:r>
+          </w:p>
+        </w:tc>
+        <w:tc>
+          <w:tcPr>
+            <w:tcW w:type="dxa" w:w="3137"/>
+            <w:shd w:fill="FAFAF8"/>
+          </w:tcPr>
+          <w:p>
+            <w:r/>
+            <w:r>
+              <w:rPr>
+                <w:sz w:val="19"/>
+              </w:rPr>
+              <w:t>Une moyenne ne s'additionne pas : elle ne forme pas des parts d'un tout.</w:t>
+            </w:r>
+          </w:p>
+        </w:tc>
+      </w:tr>
+      <w:tr>
+        <w:tc>
+          <w:tcPr>
+            <w:tcW w:type="dxa" w:w="3137"/>
+          </w:tcPr>
+          <w:p>
+            <w:r/>
+            <w:r>
+              <w:rPr>
+                <w:sz w:val="19"/>
+              </w:rPr>
+              <w:t>Camembert d'un top N</w:t>
+            </w:r>
+          </w:p>
+        </w:tc>
+        <w:tc>
+          <w:tcPr>
+            <w:tcW w:type="dxa" w:w="3137"/>
+          </w:tcPr>
+          <w:p>
+            <w:r/>
+            <w:r>
+              <w:rPr>
+                <w:sz w:val="19"/>
+              </w:rPr>
+              <w:t>Barres</w:t>
+            </w:r>
+          </w:p>
+        </w:tc>
+        <w:tc>
+          <w:tcPr>
+            <w:tcW w:type="dxa" w:w="3137"/>
+          </w:tcPr>
+          <w:p>
+            <w:r/>
+            <w:r>
+              <w:rPr>
+                <w:sz w:val="19"/>
+              </w:rPr>
+              <w:t>Les parts ne totalisent pas le portefeuille, les pourcentages seraient faux.</w:t>
+            </w:r>
+          </w:p>
+        </w:tc>
+      </w:tr>
+      <w:tr>
+        <w:tc>
+          <w:tcPr>
+            <w:tcW w:type="dxa" w:w="3137"/>
+            <w:shd w:fill="FAFAF8"/>
+          </w:tcPr>
+          <w:p>
+            <w:r/>
+            <w:r>
+              <w:rPr>
+                <w:sz w:val="19"/>
+              </w:rPr>
+              <w:t>Courbe sur une dimension non temporelle</w:t>
+            </w:r>
+          </w:p>
+        </w:tc>
+        <w:tc>
+          <w:tcPr>
+            <w:tcW w:type="dxa" w:w="3137"/>
+            <w:shd w:fill="FAFAF8"/>
+          </w:tcPr>
+          <w:p>
+            <w:r/>
+            <w:r>
+              <w:rPr>
+                <w:sz w:val="19"/>
+              </w:rPr>
+              <w:t>Barres</w:t>
+            </w:r>
+          </w:p>
+        </w:tc>
+        <w:tc>
+          <w:tcPr>
+            <w:tcW w:type="dxa" w:w="3137"/>
+            <w:shd w:fill="FAFAF8"/>
+          </w:tcPr>
+          <w:p>
+            <w:r/>
+            <w:r>
+              <w:rPr>
+                <w:sz w:val="19"/>
+              </w:rPr>
+              <w:t>Relier des catégories suggère une progression qui n'existe pas.</w:t>
+            </w:r>
+          </w:p>
+        </w:tc>
+      </w:tr>
+      <w:tr>
+        <w:tc>
+          <w:tcPr>
+            <w:tcW w:type="dxa" w:w="3137"/>
+          </w:tcPr>
+          <w:p>
+            <w:r/>
+            <w:r>
+              <w:rPr>
+                <w:sz w:val="19"/>
+              </w:rPr>
+              <w:t>Barres sur une dimension temporelle</w:t>
+            </w:r>
+          </w:p>
+        </w:tc>
+        <w:tc>
+          <w:tcPr>
+            <w:tcW w:type="dxa" w:w="3137"/>
+          </w:tcPr>
+          <w:p>
+            <w:r/>
+            <w:r>
+              <w:rPr>
+                <w:sz w:val="19"/>
+              </w:rPr>
+              <w:t>Courbe</w:t>
+            </w:r>
+          </w:p>
+        </w:tc>
+        <w:tc>
+          <w:tcPr>
+            <w:tcW w:type="dxa" w:w="3137"/>
+          </w:tcPr>
+          <w:p>
+            <w:r/>
+            <w:r>
+              <w:rPr>
+                <w:sz w:val="19"/>
+              </w:rPr>
+              <w:t>La question porte sur le mouvement d'ensemble, pas sur des comparaisons deux à deux.</w:t>
+            </w:r>
+          </w:p>
+        </w:tc>
+      </w:tr>
+      <w:tr>
+        <w:tc>
+          <w:tcPr>
+            <w:tcW w:type="dxa" w:w="3137"/>
+            <w:shd w:fill="FAFAF8"/>
+          </w:tcPr>
+          <w:p>
+            <w:r/>
+            <w:r>
+              <w:rPr>
+                <w:sz w:val="19"/>
+              </w:rPr>
+              <w:t>Tableau, entonnoir, nuage, carte de chaleur</w:t>
+            </w:r>
+          </w:p>
+        </w:tc>
+        <w:tc>
+          <w:tcPr>
+            <w:tcW w:type="dxa" w:w="3137"/>
+            <w:shd w:fill="FAFAF8"/>
+          </w:tcPr>
+          <w:p>
+            <w:r/>
+            <w:r>
+              <w:rPr>
+                <w:sz w:val="19"/>
+              </w:rPr>
+              <w:t>Inchangée</w:t>
+            </w:r>
+          </w:p>
+        </w:tc>
+        <w:tc>
+          <w:tcPr>
+            <w:tcW w:type="dxa" w:w="3137"/>
+            <w:shd w:fill="FAFAF8"/>
+          </w:tcPr>
+          <w:p>
+            <w:r/>
+            <w:r>
+              <w:rPr>
+                <w:sz w:val="19"/>
+              </w:rPr>
+              <w:t>Formes demandées nommément : les remplacer trahirait la question.</w:t>
+            </w:r>
+          </w:p>
+        </w:tc>
+      </w:tr>
+    </w:tbl>
+    <w:p/>
+    <w:p>
+      <w:r>
+        <w:rPr>
+          <w:b w:val="0"/>
+          <w:i w:val="0"/>
+        </w:rPr>
+        <w:t>Quand la forme change, la raison est affichée sous le graphique. Voir des barres après avoir demandé un camembert, sans explication, donne le sentiment que l'outil n'a pas compris la question.</w:t>
+      </w:r>
+    </w:p>
+    <w:p>
+      <w:pPr>
+        <w:keepNext/>
+        <w:spacing w:before="280" w:after="120"/>
+      </w:pPr>
+      <w:r>
+        <w:rPr>
+          <w:b/>
+          <w:color w:val="242422"/>
+          <w:sz w:val="27"/>
+        </w:rPr>
+        <w:t>9.4 Les retouches sont appliquées par le code, pas par le modèle</w:t>
+      </w:r>
+    </w:p>
+    <w:p>
+      <w:r>
+        <w:rPr>
+          <w:b w:val="0"/>
+          <w:i w:val="0"/>
+        </w:rPr>
+        <w:t>« En camembert », « top 5 », « par practice », « sans filtre » ne sont pas des questions : ce sont des ajustements du tableau de bord affiché. Les traiter comme des questions neuves faisait perdre le contexte — « par pays » repartait sur le nombre d'opportunités alors que la question d'avant portait sur le budget — et consommait une requête du quota gratuit pour un changement que le code sait appliquer instantanément.</w:t>
+      </w:r>
+    </w:p>
+    <w:p>
+      <w:pPr>
+        <w:spacing w:before="40"/>
+      </w:pPr>
+      <w:r>
+        <w:rPr>
+          <w:i/>
+          <w:color w:val="52514E"/>
+          <w:sz w:val="19"/>
+        </w:rPr>
+        <w:t>Le garde-fou est le cœur du mécanisme. Une retouche hérite EN SILENCE de tout le contexte précédent : si un seul mot de la demande n'a pas été compris, hériter revient à répondre à une autre question. Chaque mot porteur de sens doit donc avoir été consommé par une règle ; au moindre reliquat, la main est rendue au chemin complet. Le premier jet ne vérifiait que la longueur, et servait « Risk Advisory » à quelqu'un qui demandait le Maroc.</w:t>
+      </w:r>
+    </w:p>
+    <w:p>
+      <w:r>
+        <w:rPr>
+          <w:b w:val="0"/>
+          <w:i w:val="0"/>
+        </w:rPr>
+        <w:t>Une règle secondaire mérite d'être notée : changer d'axe retire le filtre à valeur unique qui figeait cette même colonne, sinon grouper PAR practice alors qu'un filtre fige UNE practice donnerait un graphique à une seule barre. Les filtres à plusieurs valeurs sont épargnés — « compare la France et le Maroc » veut précisément cet axe ET cette restriction.</w:t>
+      </w:r>
+    </w:p>
+    <w:p>
+      <w:pPr>
+        <w:keepNext/>
+        <w:spacing w:before="280" w:after="120"/>
+      </w:pPr>
+      <w:r>
+        <w:rPr>
+          <w:b/>
+          <w:color w:val="242422"/>
+          <w:sz w:val="27"/>
+        </w:rPr>
+        <w:t>9.5 Un seul tableau de bord, modifié sur place</w:t>
+      </w:r>
+    </w:p>
+    <w:p>
+      <w:r>
+        <w:rPr>
+          <w:b w:val="0"/>
+          <w:i w:val="0"/>
+        </w:rPr>
+        <w:t>Chaque question réécrit _principal.yml, dont le nom de dashboard ne change jamais — donc l'URL de l'iframe non plus. L'utilisateur voit son tableau de bord se transformer au lieu d'en voir apparaître un de plus. En parallèle, un instantané _analyse_&lt;hash&gt;.yml fige le résultat de cette question précise : c'est ce qui permet à la liste déroulante du chat de rouvrir une analyse passée telle qu'elle était, sans repasser par le modèle.</w:t>
+      </w:r>
+    </w:p>
+    <w:p>
+      <w:r>
+        <w:rPr>
+          <w:b w:val="0"/>
+          <w:i w:val="0"/>
+        </w:rPr>
+        <w:t>Le nom de l'instantané vient de l'objectif résolu et non de la phrase tapée : nommer un tableau de bord « En camembert » ne dirait rien de ce qu'il montre, et deux formulations aboutissant à la même analyse partagent ainsi un seul fichier au lieu d'en accumuler deux identiques.</w:t>
+      </w:r>
+    </w:p>
+    <w:p>
+      <w:pPr>
+        <w:keepNext/>
+        <w:spacing w:before="400" w:after="200"/>
+        <w:pBdr>
+          <w:bottom w:val="single" w:sz="18" w:space="4" w:color="D42A45"/>
+        </w:pBdr>
+      </w:pPr>
+      <w:r>
+        <w:rPr>
+          <w:b/>
+          <w:color w:val="F2405A"/>
+          <w:sz w:val="36"/>
+        </w:rPr>
+        <w:t>10. Réponses textuelles déterministes</w:t>
       </w:r>
     </w:p>
     <w:p>
@@ -2801,7 +3400,7 @@
           <w:color w:val="F2405A"/>
           <w:sz w:val="36"/>
         </w:rPr>
-        <w:t>10. Alertes deadlines</w:t>
+        <w:t>11. Alertes deadlines</w:t>
       </w:r>
     </w:p>
     <w:p>
@@ -2815,7 +3414,7 @@
           <w:color w:val="242422"/>
           <w:sz w:val="27"/>
         </w:rPr>
-        <w:t>10.1 Une donnée « jours restants » qui ne peut pas devenir obsolète</w:t>
+        <w:t>11.1 Une donnée « jours restants » qui ne peut pas devenir obsolète</w:t>
       </w:r>
     </w:p>
     <w:p>
@@ -2847,7 +3446,7 @@
           <w:color w:val="242422"/>
           <w:sz w:val="27"/>
         </w:rPr>
-        <w:t>10.2 Un job planifié (APScheduler, backend/main.py)</w:t>
+        <w:t>11.2 Un job planifié (APScheduler, backend/main.py)</w:t>
       </w:r>
     </w:p>
     <w:tbl>
@@ -3028,7 +3627,7 @@
           <w:color w:val="242422"/>
           <w:sz w:val="27"/>
         </w:rPr>
-        <w:t>10.4 Envoi de l'email (Gmail SMTP)</w:t>
+        <w:t>11.4 Envoi de l'email (Gmail SMTP)</w:t>
       </w:r>
     </w:p>
     <w:p>
@@ -3051,7 +3650,7 @@
           <w:color w:val="242422"/>
           <w:sz w:val="27"/>
         </w:rPr>
-        <w:t>10.5 Exclusion des statuts clos</w:t>
+        <w:t>11.5 Exclusion des statuts clos</w:t>
       </w:r>
     </w:p>
     <w:p>
@@ -3074,7 +3673,7 @@
           <w:color w:val="242422"/>
           <w:sz w:val="27"/>
         </w:rPr>
-        <w:t>10.6 Bandeau frontend (AlertBanner.jsx)</w:t>
+        <w:t>11.6 Bandeau frontend (AlertBanner.jsx)</w:t>
       </w:r>
     </w:p>
     <w:p>
@@ -3097,7 +3696,7 @@
           <w:color w:val="242422"/>
           <w:sz w:val="27"/>
         </w:rPr>
-        <w:t>10.7 Bug trouvé : une échéance déjà passée dans une liste « urgente »</w:t>
+        <w:t>11.7 Bug trouvé : une échéance déjà passée dans une liste « urgente »</w:t>
       </w:r>
     </w:p>
     <w:p>
@@ -3162,7 +3761,7 @@
           <w:color w:val="242422"/>
           <w:sz w:val="27"/>
         </w:rPr>
-        <w:t>10.8 Statuts clos exclus des requêtes « urgentes » du chat</w:t>
+        <w:t>11.8 Statuts clos exclus des requêtes « urgentes » du chat</w:t>
       </w:r>
     </w:p>
     <w:p>
@@ -3185,7 +3784,7 @@
           <w:color w:val="242422"/>
           <w:sz w:val="27"/>
         </w:rPr>
-        <w:t>10.9 Rattrapage du scheduler</w:t>
+        <w:t>11.9 Rattrapage du scheduler</w:t>
       </w:r>
     </w:p>
     <w:p>
@@ -3229,7 +3828,7 @@
           <w:color w:val="F2405A"/>
           <w:sz w:val="36"/>
         </w:rPr>
-        <w:t>11. Le pont DuckDB (backend/duckdb_export.py)</w:t>
+        <w:t>12. Le pont DuckDB (backend/duckdb_export.py)</w:t>
       </w:r>
     </w:p>
     <w:p>
@@ -3252,7 +3851,7 @@
           <w:color w:val="242422"/>
           <w:sz w:val="27"/>
         </w:rPr>
-        <w:t>11.1 Une projection, pas une base de données</w:t>
+        <w:t>12.1 Une projection, pas une base de données</w:t>
       </w:r>
     </w:p>
     <w:p>
@@ -3284,7 +3883,7 @@
           <w:color w:val="242422"/>
           <w:sz w:val="27"/>
         </w:rPr>
-        <w:t>11.2 Le piège de concurrence, identifié puis testé</w:t>
+        <w:t>12.2 Le piège de concurrence, identifié puis testé</w:t>
       </w:r>
     </w:p>
     <w:p>
@@ -3325,7 +3924,7 @@
           <w:color w:val="242422"/>
           <w:sz w:val="27"/>
         </w:rPr>
-        <w:t>11.3 Authentification Google — compte de service, pas clé API</w:t>
+        <w:t>12.3 Authentification Google — compte de service, pas clé API</w:t>
       </w:r>
     </w:p>
     <w:p>
@@ -3357,7 +3956,7 @@
           <w:color w:val="242422"/>
           <w:sz w:val="27"/>
         </w:rPr>
-        <w:t>11.4 Déclenchement</w:t>
+        <w:t>12.4 Déclenchement</w:t>
       </w:r>
     </w:p>
     <w:p>
@@ -3383,7 +3982,7 @@
           <w:color w:val="F2405A"/>
           <w:sz w:val="36"/>
         </w:rPr>
-        <w:t>12. Frontend (Vite + React)</w:t>
+        <w:t>13. Frontend (Vite + React)</w:t>
       </w:r>
     </w:p>
     <w:p>
@@ -3415,7 +4014,7 @@
         <w:pStyle w:val="ListBullet"/>
       </w:pPr>
       <w:r>
-        <w:t>Thème géré par variables CSS (custom properties) — le mode sombre est SÉLECTIONNÉ avec ses propres valeurs, pas un simple filtre inversé automatique. Il s'applique au chat, pas à l'iframe DAC (voir section 16).</w:t>
+        <w:t>Thème géré par variables CSS (custom properties) — le mode sombre est SÉLECTIONNÉ avec ses propres valeurs, pas un simple filtre inversé automatique. Il s'applique au chat, pas à l'iframe DAC (voir section 17).</w:t>
       </w:r>
     </w:p>
     <w:p>
@@ -3445,7 +4044,7 @@
           <w:color w:val="242422"/>
           <w:sz w:val="27"/>
         </w:rPr>
-        <w:t>12.1 Historique de conversation persistant (useChatHistory.js)</w:t>
+        <w:t>13.1 Historique de conversation persistant (useChatHistory.js)</w:t>
       </w:r>
     </w:p>
     <w:p>
@@ -3468,7 +4067,52 @@
           <w:color w:val="242422"/>
           <w:sz w:val="27"/>
         </w:rPr>
-        <w:t>12.2 Bug trouvé : header illisible en mode sombre</w:t>
+        <w:t>13.2 La saisie en tête de panneau et la liste des analyses</w:t>
+      </w:r>
+    </w:p>
+    <w:p>
+      <w:r>
+        <w:rPr>
+          <w:b w:val="0"/>
+          <w:i w:val="0"/>
+        </w:rPr>
+        <w:t>La zone de saisie était en pied de panneau, sous les messages : elle descendait avec la conversation et demandait de faire défiler pour être retrouvée. Elle est désormais en tête, juste sous l'en-tête, et ne bouge plus. Le trait de séparation passe simplement de border-top à border-bottom.</w:t>
+      </w:r>
+    </w:p>
+    <w:p>
+      <w:r>
+        <w:rPr>
+          <w:b w:val="0"/>
+          <w:i w:val="0"/>
+        </w:rPr>
+        <w:t>Elle y est accompagnée de deux éléments qui répondent au même besoin. Des retouches en un clic (« En camembert », « Top 5 », « Par practice », « Sans filtre ») rendent visible que l'assistant sait MODIFIER le tableau de bord affiché, là où une zone de texte seule laisse croire qu'il ne sait qu'en créer. Et une liste déroulante rassemble toutes les demandes déjà posées : chacune rouvre le tableau de bord qu'elle avait produit.</w:t>
+      </w:r>
+    </w:p>
+    <w:p>
+      <w:pPr>
+        <w:spacing w:before="40"/>
+      </w:pPr>
+      <w:r>
+        <w:rPr>
+          <w:i/>
+          <w:color w:val="52514E"/>
+          <w:sz w:val="19"/>
+        </w:rPr>
+        <w:t>La liste retrace ce que l'utilisateur a écrit, pas ce que le backend a produit : deux formulations aboutissant au même tableau de bord y restent deux entrées, parce que c'est par sa propre phrase qu'on retrouve une analyse. D'où la clé sur l'identifiant du message et non sur le nom du tableau de bord, qui peut se répéter. Un &lt;select&gt; natif plutôt qu'un menu maison : navigable au clavier, lu par un lecteur d'écran, rendu par le système sur mobile, zéro JS à maintenir.</w:t>
+      </w:r>
+    </w:p>
+    <w:p>
+      <w:pPr>
+        <w:keepNext/>
+        <w:spacing w:before="280" w:after="120"/>
+      </w:pPr>
+      <w:r>
+        <w:rPr>
+          <w:b/>
+          <w:color w:val="242422"/>
+          <w:sz w:val="27"/>
+        </w:rPr>
+        <w:t>13.3 Bug trouvé : header illisible en mode sombre</w:t>
       </w:r>
     </w:p>
     <w:p>
@@ -3503,7 +4147,7 @@
           <w:color w:val="F2405A"/>
           <w:sz w:val="36"/>
         </w:rPr>
-        <w:t>13. Sécurité</w:t>
+        <w:t>14. Sécurité</w:t>
       </w:r>
     </w:p>
     <w:p>
@@ -3552,7 +4196,7 @@
           <w:color w:val="F2405A"/>
           <w:sz w:val="36"/>
         </w:rPr>
-        <w:t>14. Tests automatisés</w:t>
+        <w:t>15. Tests automatisés</w:t>
       </w:r>
     </w:p>
     <w:p>
@@ -3754,7 +4398,7 @@
               <w:rPr>
                 <w:sz w:val="19"/>
               </w:rPr>
-              <w:t>20</w:t>
+              <w:t>35</w:t>
             </w:r>
           </w:p>
         </w:tc>
@@ -3768,7 +4412,7 @@
               <w:rPr>
                 <w:sz w:val="19"/>
               </w:rPr>
-              <w:t>Génération SQL (échappement des apostrophes, refus d'injection), composition multi-widgets, filtres propagés à tous les widgets, grille 12 colonnes respectée, YAML valide et relisible.</w:t>
+              <w:t>Génération SQL (échappement des apostrophes, refus d'injection), composition multi-widgets, filtres propagés à tous les widgets, grille 12 colonnes respectée, exclusion des affaires perdues, nom du dashboard de travail constant, YAML valide et relisible.</w:t>
             </w:r>
           </w:p>
         </w:tc>
@@ -3785,7 +4429,7 @@
               <w:rPr>
                 <w:sz w:val="19"/>
               </w:rPr>
-              <w:t>test_vega_generator.py</w:t>
+              <w:t>test_db_layer.py</w:t>
             </w:r>
           </w:p>
         </w:tc>
@@ -3800,7 +4444,7 @@
               <w:rPr>
                 <w:sz w:val="19"/>
               </w:rPr>
-              <w:t>18</w:t>
+              <w:t>20</w:t>
             </w:r>
           </w:p>
         </w:tc>
@@ -3815,7 +4459,7 @@
               <w:rPr>
                 <w:sz w:val="19"/>
               </w:rPr>
-              <w:t>Cardinalité, palette, valeurs NULL (module conservé mais plus utilisé par l'interface — voir section 16).</w:t>
+              <w:t>Requêtage pandas : groupements, filtres à valeurs multiples, intervalles, exclusion des affaires perdues et son échappatoire, chemin brut du scatter, DataFrame vide.</w:t>
             </w:r>
           </w:p>
         </w:tc>
@@ -3831,7 +4475,7 @@
               <w:rPr>
                 <w:sz w:val="19"/>
               </w:rPr>
-              <w:t>test_db_layer.py</w:t>
+              <w:t>test_llm_validation.py</w:t>
             </w:r>
           </w:p>
         </w:tc>
@@ -3845,7 +4489,7 @@
               <w:rPr>
                 <w:sz w:val="19"/>
               </w:rPr>
-              <w:t>15</w:t>
+              <w:t>16</w:t>
             </w:r>
           </w:p>
         </w:tc>
@@ -3859,7 +4503,7 @@
               <w:rPr>
                 <w:sz w:val="19"/>
               </w:rPr>
-              <w:t>Requêtage pandas : groupements, filtres à valeurs multiples, intervalles, exclusion de statuts, chemin brut du scatter, DataFrame vide.</w:t>
+              <w:t>Anti-hallucination : clarification plutôt que valeur devinée, résolution fuzzy des filtres, chemin rapide vs LLM.</w:t>
             </w:r>
           </w:p>
         </w:tc>
@@ -3876,7 +4520,7 @@
               <w:rPr>
                 <w:sz w:val="19"/>
               </w:rPr>
-              <w:t>test_llm_validation.py</w:t>
+              <w:t>test_response_builder.py</w:t>
             </w:r>
           </w:p>
         </w:tc>
@@ -3891,7 +4535,7 @@
               <w:rPr>
                 <w:sz w:val="19"/>
               </w:rPr>
-              <w:t>14</w:t>
+              <w:t>13</w:t>
             </w:r>
           </w:p>
         </w:tc>
@@ -3899,50 +4543,6 @@
           <w:tcPr>
             <w:tcW w:type="dxa" w:w="3137"/>
             <w:shd w:fill="FAFAF8"/>
-          </w:tcPr>
-          <w:p>
-            <w:r/>
-            <w:r>
-              <w:rPr>
-                <w:sz w:val="19"/>
-              </w:rPr>
-              <w:t>Anti-hallucination : clarification plutôt que valeur devinée, résolution fuzzy des filtres, chemin rapide vs LLM.</w:t>
-            </w:r>
-          </w:p>
-        </w:tc>
-      </w:tr>
-      <w:tr>
-        <w:tc>
-          <w:tcPr>
-            <w:tcW w:type="dxa" w:w="3137"/>
-          </w:tcPr>
-          <w:p>
-            <w:r/>
-            <w:r>
-              <w:rPr>
-                <w:sz w:val="19"/>
-              </w:rPr>
-              <w:t>test_response_builder.py</w:t>
-            </w:r>
-          </w:p>
-        </w:tc>
-        <w:tc>
-          <w:tcPr>
-            <w:tcW w:type="dxa" w:w="3137"/>
-          </w:tcPr>
-          <w:p>
-            <w:r/>
-            <w:r>
-              <w:rPr>
-                <w:sz w:val="19"/>
-              </w:rPr>
-              <w:t>13</w:t>
-            </w:r>
-          </w:p>
-        </w:tc>
-        <w:tc>
-          <w:tcPr>
-            <w:tcW w:type="dxa" w:w="3137"/>
           </w:tcPr>
           <w:p>
             <w:r/>
@@ -3959,7 +4559,6 @@
         <w:tc>
           <w:tcPr>
             <w:tcW w:type="dxa" w:w="3137"/>
-            <w:shd w:fill="FAFAF8"/>
           </w:tcPr>
           <w:p>
             <w:r/>
@@ -3974,7 +4573,6 @@
         <w:tc>
           <w:tcPr>
             <w:tcW w:type="dxa" w:w="3137"/>
-            <w:shd w:fill="FAFAF8"/>
           </w:tcPr>
           <w:p>
             <w:r/>
@@ -3989,7 +4587,6 @@
         <w:tc>
           <w:tcPr>
             <w:tcW w:type="dxa" w:w="3137"/>
-            <w:shd w:fill="FAFAF8"/>
           </w:tcPr>
           <w:p>
             <w:r/>
@@ -4018,7 +4615,7 @@
           <w:color w:val="F2405A"/>
           <w:sz w:val="36"/>
         </w:rPr>
-        <w:t>15. Questions d'entretien probables</w:t>
+        <w:t>16. Questions d'entretien probables</w:t>
       </w:r>
     </w:p>
     <w:p>
@@ -4087,7 +4684,7 @@
           <w:b w:val="0"/>
           <w:i w:val="0"/>
         </w:rPr>
-        <w:t>Parce qu'elle ne servait plus à rien. Depuis que les équipes saisissent dans le Google Sheet, MySQL n'était qu'un intermédiaire : on y recopiait le Sheet toutes les 15 minutes pour le relire juste après. Avec ~350 lignes et 18 colonnes, les données tiennent en mémoire dans un DataFrame pandas. Bénéfice mesurable au-delà de l'installation simplifiée : toute la machinerie de vues pré-agrégées (choix de vue, vérification de compatibilité, repli sur un calcul brut) a disparu, car pandas groupe uniformément. Ce choix serait à revoir à partir de quelques dizaines de milliers de lignes, ou s'il fallait des écritures concurrentes.</w:t>
+        <w:t>Parce qu'elle ne servait plus à rien. Depuis que les équipes saisissent dans le Google Sheet, MySQL n'était qu'un intermédiaire : on y recopiait le Sheet toutes les 15 minutes pour le relire juste après. Avec ~360 lignes et 18 colonnes, les données tiennent en mémoire dans un DataFrame pandas. Bénéfice mesurable au-delà de l'installation simplifiée : toute la machinerie de vues pré-agrégées (choix de vue, vérification de compatibilité, repli sur un calcul brut) a disparu, car pandas groupe uniformément. Ce choix serait à revoir à partir de quelques dizaines de milliers de lignes, ou s'il fallait des écritures concurrentes.</w:t>
       </w:r>
     </w:p>
     <w:p>
@@ -4403,7 +5000,7 @@
           <w:color w:val="F2405A"/>
           <w:sz w:val="36"/>
         </w:rPr>
-        <w:t>16. Limites connues</w:t>
+        <w:t>17. Limites connues</w:t>
       </w:r>
     </w:p>
     <w:p>
@@ -4451,7 +5048,7 @@
         <w:pStyle w:val="ListBullet"/>
       </w:pPr>
       <w:r>
-        <w:t>Le chargement retraite chaque ligne du Sheet à chaque cycle plutôt que de ne toucher que les lignes modifiées — sans impact réel à l'échelle actuelle (~350 lignes toutes les 15 minutes), à reconsidérer si le Sheet grossissait beaucoup.</w:t>
+        <w:t>Le chargement retraite chaque ligne du Sheet à chaque cycle plutôt que de ne toucher que les lignes modifiées — sans impact réel à l'échelle actuelle (~360 lignes toutes les 15 minutes), à reconsidérer si le Sheet grossissait beaucoup.</w:t>
       </w:r>
     </w:p>
     <w:p>
@@ -4459,7 +5056,15 @@
         <w:pStyle w:val="ListBullet"/>
       </w:pPr>
       <w:r>
-        <w:t>12 opportunités ont un status invalide dans le Sheet — problème de qualité de données antérieur au projet, révélé par la validation stricte (section 4.2). Ces lignes sont journalisées et ignorées à chaque chargement. À corriger dans le Sheet, ou à ajouter à la liste blanche si ces statuts sont légitimes.</w:t>
+        <w:t>Les retouches appliquées par le code ne couvrent pas les valeurs dynamiques : « en camembert » ou « par practice » sont traités sans appel au modèle, mais « et pour le Maroc ? » repart par le chemin complet, la liste des pays venant des données. Délibéré — mieux vaut un appel de plus qu'un filtre pays silencieusement ignoré (section 9.4).</w:t>
+      </w:r>
+    </w:p>
+    <w:p>
+      <w:pPr>
+        <w:pStyle w:val="ListBullet"/>
+      </w:pPr>
+      <w:r>
+        <w:t>Le tableau de bord de travail est un fichier unique côté serveur : deux personnes utilisant l'application en même temps réécriraient le même. Sans effet en usage local mono-utilisateur, bloquant pour un déploiement multi-utilisateurs — qui demanderait de toute façon une authentification.</w:t>
       </w:r>
     </w:p>
     <w:p>

--- a/Documentation/reports/Guide_Technique_DevoTeam_Dashboard.docx
+++ b/Documentation/reports/Guide_Technique_DevoTeam_Dashboard.docx
@@ -2075,7 +2075,20 @@
           <w:b w:val="0"/>
           <w:i w:val="0"/>
         </w:rPr>
-        <w:t>Chaque ligne est validée indépendamment : dates acceptées dans deux formats, nombres à virgule décimale, probabilité tolérée en fraction (0.8) comme en pourcentage (80), et practice/opp_type/status vérifiés contre la liste blanche de schema_and_whitelist.py. Une ligne invalide est journalisée et sautée — jamais bloquante pour les autres.</w:t>
+        <w:t>Chaque ligne est validée indépendamment : dates acceptées dans deux formats, nombres à virgule décimale, probabilité tolérée en fraction (0.8) comme en pourcentage (80), et practice/opp_type/status vérifiés contre la liste blanche de schema_and_whitelist.py. Une cellule illisible coûte la CELLULE, jamais la ligne : elle est remplacée par « Non renseigné » et l'opportunité est conservée avec son budget, son échéance et son client.</w:t>
+      </w:r>
+    </w:p>
+    <w:p>
+      <w:pPr>
+        <w:spacing w:before="40"/>
+      </w:pPr>
+      <w:r>
+        <w:rPr>
+          <w:i/>
+          <w:color w:val="52514E"/>
+          <w:sz w:val="19"/>
+        </w:rPr>
+        <w:t>Le rejet de la ligne entière était le choix initial, et il était trop cher : une opportunité complète disparaissait des totaux à cause d'un statut mal tapé. « Non renseigné » n'invente rien — il DIT que la donnée manque, reste visible comme catégorie à part dans les graphiques, et se filtre comme n'importe quelle autre valeur.</w:t>
       </w:r>
     </w:p>
     <w:p>
@@ -2084,7 +2097,25 @@
           <w:b w:val="0"/>
           <w:i w:val="0"/>
         </w:rPr>
-        <w:t>Détail qui a compté en pratique : l'export CSV vers Sheets écrit parfois les valeurs vides comme le texte littéral « NULL ». Sans normalisation explicite, un partenaire se serait appelé « NULL ». C'est aussi cette validation qui a révélé douze opportunités au statut invalide, présentes de longue date et jamais détectées faute de contrôle à l'écriture.</w:t>
+        <w:t>La contrepartie est non négociable : réparer sans tracer reviendrait à corrompre les données en silence, exactement ce que le rejet servait à éviter. Chaque remplacement est recensé avec son numéro de ligne, sa colonne et sa valeur d'origine, exposé par GET /data/quality et par le tableau de bord « Qualité des données » — qui porte un compteur « Lignes écartées malgré tout » devant rester à zéro.</w:t>
+      </w:r>
+    </w:p>
+    <w:p>
+      <w:r>
+        <w:rPr>
+          <w:b w:val="0"/>
+          <w:i w:val="0"/>
+        </w:rPr>
+        <w:t>Cas particulier de l'échéance : tous les champs dérivés en dépendent (deadline_month, deadline_year, days_remaining). Sans elle ils restent vides, et la ligne sort naturellement des analyses temporelles et du filtre « urgentes » sans cesser de compter dans les totaux — ce qui est précisément le but de la conserver.</w:t>
+      </w:r>
+    </w:p>
+    <w:p>
+      <w:r>
+        <w:rPr>
+          <w:b w:val="0"/>
+          <w:i w:val="0"/>
+        </w:rPr>
+        <w:t>Détail qui a compté en pratique : l'export CSV vers Sheets écrit parfois les valeurs vides comme le texte littéral « NULL ». Sans normalisation explicite, un partenaire se serait appelé « NULL ». C'est aussi cette validation qui a révélé douze opportunités au statut invalide, présentes de longue date et jamais détectées faute de contrôle à l'écriture. Onze d'entre elles relevaient d'une décision métier (deux statuts légitimes à ajouter à la liste blanche) ; les quatre dernières portaient un type d'opportunité dans la colonne statut. Aucune n'est plus perdue aujourd'hui.</w:t>
       </w:r>
     </w:p>
     <w:p>
@@ -3307,6 +3338,15 @@
       </w:r>
     </w:p>
     <w:p>
+      <w:r>
+        <w:rPr>
+          <w:b w:val="0"/>
+          <w:i w:val="0"/>
+        </w:rPr>
+        <w:t>Ces retouches se TAPENT, elles ne se cliquent pas. Une rangée de raccourcis avait été essayée puis retirée : décrire ce que l'on veut est plus expressif qu'un choix parmi quatre, et la présence des boutons suggérait à tort que le reste ne se demandait pas.</w:t>
+      </w:r>
+    </w:p>
+    <w:p>
       <w:pPr>
         <w:spacing w:before="40"/>
       </w:pPr>
@@ -3339,7 +3379,52 @@
           <w:color w:val="242422"/>
           <w:sz w:val="27"/>
         </w:rPr>
-        <w:t>9.5 Un seul tableau de bord, modifié sur place</w:t>
+        <w:t>9.5 Dire ce qui a changé</w:t>
+      </w:r>
+    </w:p>
+    <w:p>
+      <w:r>
+        <w:rPr>
+          <w:b w:val="0"/>
+          <w:i w:val="0"/>
+        </w:rPr>
+        <w:t>Une demande de suite modifie le tableau de bord affiché. Sans le dire, l'utilisateur voit l'iframe se recharger sans savoir ce qui a été pris en compte. La phrase est construite en comparant les deux intentions — jamais par le modèle : elle décrit ce qui a réellement changé dans les requêtes, pas ce qu'on croit avoir compris.</w:t>
+      </w:r>
+    </w:p>
+    <w:p>
+      <w:pPr>
+        <w:spacing w:before="40"/>
+      </w:pPr>
+      <w:r>
+        <w:rPr>
+          <w:i/>
+          <w:color w:val="52514E"/>
+          <w:sz w:val="19"/>
+        </w:rPr>
+        <w:t>Deux cas restaient muets, et seule l'exécution les a montrés. « En camembert » sur dix-neuf pays ne produisait AUCUN message : la forme était bien refusée, mais la raison ne vivait que dans le tableau de bord, et rien d'autre n'ayant bougé, la comparaison ne trouvait rien à dire. Une demande sans effet — un filtre déjà posé — était tout aussi silencieuse. Chaque demande reçoit désormais une réponse explicite.</w:t>
+      </w:r>
+    </w:p>
+    <w:p>
+      <w:r>
+        <w:rPr>
+          <w:b w:val="0"/>
+          <w:i w:val="0"/>
+        </w:rPr>
+        <w:t>Au-delà de trois différences, rien n'est annoncé : le mot « modifié » deviendrait trompeur, ce n'est plus une retouche mais une autre analyse.</w:t>
+      </w:r>
+    </w:p>
+    <w:p>
+      <w:pPr>
+        <w:keepNext/>
+        <w:spacing w:before="280" w:after="120"/>
+      </w:pPr>
+      <w:r>
+        <w:rPr>
+          <w:b/>
+          <w:color w:val="242422"/>
+          <w:sz w:val="27"/>
+        </w:rPr>
+        <w:t>9.6 Un seul tableau de bord, modifié sur place</w:t>
       </w:r>
     </w:p>
     <w:p>
@@ -4067,7 +4152,7 @@
           <w:color w:val="242422"/>
           <w:sz w:val="27"/>
         </w:rPr>
-        <w:t>13.2 La saisie en tête de panneau et la liste des analyses</w:t>
+        <w:t>13.2 La saisie en tête de panneau et le volet d'historique</w:t>
       </w:r>
     </w:p>
     <w:p>
@@ -4085,7 +4170,16 @@
           <w:b w:val="0"/>
           <w:i w:val="0"/>
         </w:rPr>
-        <w:t>Elle y est accompagnée de deux éléments qui répondent au même besoin. Des retouches en un clic (« En camembert », « Top 5 », « Par practice », « Sans filtre ») rendent visible que l'assistant sait MODIFIER le tableau de bord affiché, là où une zone de texte seule laisse croire qu'il ne sait qu'en créer. Et une liste déroulante rassemble toutes les demandes déjà posées : chacune rouvre le tableau de bord qu'elle avait produit.</w:t>
+        <w:t>C'est le SEUL moyen de modifier le tableau de bord affiché. Une rangée de retouches en un clic avait été essayée puis retirée : décrire ce que l'on veut est plus expressif qu'un choix parmi quatre raccourcis, et la présence des boutons suggérait à tort que le reste ne se demandait pas.</w:t>
+      </w:r>
+    </w:p>
+    <w:p>
+      <w:r>
+        <w:rPr>
+          <w:b w:val="0"/>
+          <w:i w:val="0"/>
+        </w:rPr>
+        <w:t>Les analyses déjà produites vivent dans un volet d'historique, ouvert depuis l'en-tête et superposé au chat : groupé par jour, il signale l'analyse affichée et rouvre n'importe quelle demande passée d'un clic. Une liste déroulante avait d'abord été livrée, puis remplacée — elle cachait son contenu tant qu'on ne l'ouvrait pas, tronquait des intitulés qui sont des phrases entières, et ne pouvait porter ni date ni état courant.</w:t>
       </w:r>
     </w:p>
     <w:p>
@@ -4098,7 +4192,7 @@
           <w:color w:val="52514E"/>
           <w:sz w:val="19"/>
         </w:rPr>
-        <w:t>La liste retrace ce que l'utilisateur a écrit, pas ce que le backend a produit : deux formulations aboutissant au même tableau de bord y restent deux entrées, parce que c'est par sa propre phrase qu'on retrouve une analyse. D'où la clé sur l'identifiant du message et non sur le nom du tableau de bord, qui peut se répéter. Un &lt;select&gt; natif plutôt qu'un menu maison : navigable au clavier, lu par un lecteur d'écran, rendu par le système sur mobile, zéro JS à maintenir.</w:t>
+        <w:t>L'historique retrace ce que l'utilisateur a écrit, pas ce que le backend a produit : deux formulations aboutissant au même tableau de bord y restent deux entrées, parce que c'est par sa propre phrase qu'on retrouve une analyse. D'où la clé sur l'identifiant du message et non sur le nom du tableau de bord, qui peut se répéter. Les conversations enregistrées avant l'ajout de l'horodatage sont regroupées sous « Plus ancien » plutôt que de porter une fausse date.</w:t>
       </w:r>
     </w:p>
     <w:p>
@@ -4205,7 +4299,7 @@
           <w:b w:val="0"/>
           <w:i w:val="0"/>
         </w:rPr>
-        <w:t>158 tests pytest, sans dépendance réseau ni données réelles : le client Gemini et le client Google Sheets (gspread) sont simulés (monkeypatch), et les données sont un petit DataFrame construit dans le test. La suite tourne donc hors ligne, en quelques secondes.</w:t>
+        <w:t>193 tests pytest, sans dépendance réseau ni données réelles : le client Gemini et le client Google Sheets (gspread) sont simulés (monkeypatch), et les données sont un petit DataFrame construit dans le test. La suite tourne donc hors ligne, en quelques secondes.</w:t>
       </w:r>
     </w:p>
     <w:p>
@@ -4307,7 +4401,7 @@
               <w:rPr>
                 <w:sz w:val="19"/>
               </w:rPr>
-              <w:t>37</w:t>
+              <w:t>53</w:t>
             </w:r>
           </w:p>
         </w:tc>
@@ -4321,7 +4415,7 @@
               <w:rPr>
                 <w:sz w:val="19"/>
               </w:rPr>
-              <w:t>Dates relatives, parseur par mots-clés, affinage d'intention, normalisation funnel/heatmap/scatter/days_remaining/exclude_statuses.</w:t>
+              <w:t>Dates relatives, parseur par mots-clés, affinage d'intention, normalisation funnel/heatmap/scatter/days_remaining/exclude_statuses, arbitrage du type de graphique, retouches et vérification de couverture mot à mot.</w:t>
             </w:r>
           </w:p>
         </w:tc>
@@ -4353,7 +4447,7 @@
               <w:rPr>
                 <w:sz w:val="19"/>
               </w:rPr>
-              <w:t>23</w:t>
+              <w:t>26</w:t>
             </w:r>
           </w:p>
         </w:tc>
@@ -4368,7 +4462,7 @@
               <w:rPr>
                 <w:sz w:val="19"/>
               </w:rPr>
-              <w:t>Parsing et validation par ligne, littéraux NULL, attribution et réécriture des identifiants, ligne invalide sautée sans bloquer les autres, résilience à une panne de lecture du Sheet.</w:t>
+              <w:t>Parsing et validation par ligne, littéraux NULL, attribution et réécriture des identifiants, réparation cellule par cellule sans perdre la ligne, traçabilité de chaque remplacement, résilience à une panne de lecture du Sheet.</w:t>
             </w:r>
           </w:p>
         </w:tc>
@@ -4535,7 +4629,7 @@
               <w:rPr>
                 <w:sz w:val="19"/>
               </w:rPr>
-              <w:t>13</w:t>
+              <w:t>25</w:t>
             </w:r>
           </w:p>
         </w:tc>
@@ -4550,7 +4644,7 @@
               <w:rPr>
                 <w:sz w:val="19"/>
               </w:rPr>
-              <w:t>Formatage des unités, messages texte déterministes, cohérence texte/graphique pour funnel et heatmap.</w:t>
+              <w:t>Formatage des unités, messages texte déterministes, cohérence texte/graphique pour funnel et heatmap, description de ce qui a changé dans le tableau de bord.</w:t>
             </w:r>
           </w:p>
         </w:tc>

--- a/Documentation/reports/Guide_Technique_DevoTeam_Dashboard.docx
+++ b/Documentation/reports/Guide_Technique_DevoTeam_Dashboard.docx
@@ -4179,7 +4179,7 @@
           <w:b w:val="0"/>
           <w:i w:val="0"/>
         </w:rPr>
-        <w:t>Les analyses déjà produites vivent dans un volet d'historique, ouvert depuis l'en-tête et superposé au chat : groupé par jour, il signale l'analyse affichée et rouvre n'importe quelle demande passée d'un clic. Une liste déroulante avait d'abord été livrée, puis remplacée — elle cachait son contenu tant qu'on ne l'ouvrait pas, tronquait des intitulés qui sont des phrases entières, et ne pouvait porter ni date ni état courant.</w:t>
+        <w:t>Les analyses déjà produites vivent dans un volet d'historique, ouvert depuis l'en-tête du TABLEAU DE BORD — pas du chat : c'est par lui qu'on choisit quelle analyse regarder, il précède donc le sélecteur de vue, qui ne fait ensuite que basculer entre elle et la vue d'ensemble. Superposé au chat, groupé par jour, il signale l'analyse affichée et rouvre n'importe quelle demande passée d'un clic. Une liste déroulante avait d'abord été livrée, puis remplacée — elle cachait son contenu tant qu'on ne l'ouvrait pas, tronquait des intitulés qui sont des phrases entières, et ne pouvait porter ni date ni état courant.</w:t>
       </w:r>
     </w:p>
     <w:p>

--- a/Documentation/reports/Guide_Technique_DevoTeam_Dashboard.docx
+++ b/Documentation/reports/Guide_Technique_DevoTeam_Dashboard.docx
@@ -1124,7 +1124,7 @@
               <w:rPr>
                 <w:sz w:val="19"/>
               </w:rPr>
-              <w:t>Vue d'ensemble écrite à la main, versionnée et relue en revue.</w:t>
+              <w:t>Vue d'ensemble écrite à la main (19 widgets), versionnée et relue en revue.</w:t>
             </w:r>
           </w:p>
         </w:tc>
@@ -3379,7 +3379,61 @@
           <w:color w:val="242422"/>
           <w:sz w:val="27"/>
         </w:rPr>
-        <w:t>9.5 Dire ce qui a changé</w:t>
+        <w:t>9.5 « Offre remise » est un terme métier, pas un statut</w:t>
+      </w:r>
+    </w:p>
+    <w:p>
+      <w:r>
+        <w:rPr>
+          <w:b w:val="0"/>
+          <w:i w:val="0"/>
+        </w:rPr>
+        <w:t>Le statut décrit l'état COURANT d'une opportunité, pas son historique. Une offre partie chez le client et gagnée depuis n'est plus au statut « Offre remise » : compter ce seul statut donne 4 offres là où 57 ont réellement été déposées. Sont donc « remises » les opportunités dont le statut ATTESTE le dépôt — Offre remise, En attente du plan de charge, Offre gagnée, Offre signée, Offre perdue.</w:t>
+      </w:r>
+    </w:p>
+    <w:p>
+      <w:pPr>
+        <w:spacing w:before="40"/>
+      </w:pPr>
+      <w:r>
+        <w:rPr>
+          <w:i/>
+          <w:color w:val="52514E"/>
+          <w:sz w:val="19"/>
+        </w:rPr>
+        <w:t>Trois définitions étaient défendables selon qu'on y range les appels d'offres infructueux et les candidatures non shortlistées — 57, 62 ou 67 offres, pour un taux de réussite de 53 %, 48 % ou 45 %. L'écart est trop grand pour être tranché par le code : la question a été posée au métier, qui a retenu la définition la plus stricte. Il n'existe par ailleurs aucune colonne « date de remise » : l'échéance en tient lieu, la date limite de dépôt étant, pour un appel d'offres, la date de remise.</w:t>
+      </w:r>
+    </w:p>
+    <w:p>
+      <w:r>
+        <w:rPr>
+          <w:b w:val="0"/>
+          <w:i w:val="0"/>
+        </w:rPr>
+        <w:t>Filtrer sur ces statuts lève au passage l'exclusion par défaut des affaires perdues (section 9.1) — ce qui est exactement voulu : une offre perdue a bien été remise, et sans cela la question « sur le total remis, combien de perdues ? » n'aurait pas de réponse. La définition sert le dashboard ET le chat : sans règle dédiée, la même question posée dans la conversation aurait répondu 4.</w:t>
+      </w:r>
+    </w:p>
+    <w:p>
+      <w:r>
+        <w:rPr>
+          <w:b w:val="0"/>
+          <w:i w:val="0"/>
+        </w:rPr>
+        <w:t>Le taux de réussite se calcule sur les offres DÉCIDÉES, pas sur le total remis : une offre en attente n'est ni un succès ni un échec, la compter au dénominateur écraserait le taux sans rien dire de vrai.</w:t>
+      </w:r>
+    </w:p>
+    <w:p>
+      <w:pPr>
+        <w:keepNext/>
+        <w:spacing w:before="280" w:after="120"/>
+      </w:pPr>
+      <w:r>
+        <w:rPr>
+          <w:b/>
+          <w:color w:val="242422"/>
+          <w:sz w:val="27"/>
+        </w:rPr>
+        <w:t>9.6 Dire ce qui a changé</w:t>
       </w:r>
     </w:p>
     <w:p>
@@ -3424,7 +3478,7 @@
           <w:color w:val="242422"/>
           <w:sz w:val="27"/>
         </w:rPr>
-        <w:t>9.6 Un seul tableau de bord, modifié sur place</w:t>
+        <w:t>9.7 Un seul tableau de bord, modifié sur place</w:t>
       </w:r>
     </w:p>
     <w:p>
@@ -4299,7 +4353,7 @@
           <w:b w:val="0"/>
           <w:i w:val="0"/>
         </w:rPr>
-        <w:t>193 tests pytest, sans dépendance réseau ni données réelles : le client Gemini et le client Google Sheets (gspread) sont simulés (monkeypatch), et les données sont un petit DataFrame construit dans le test. La suite tourne donc hors ligne, en quelques secondes.</w:t>
+        <w:t>199 tests pytest, sans dépendance réseau ni données réelles : le client Gemini et le client Google Sheets (gspread) sont simulés (monkeypatch), et les données sont un petit DataFrame construit dans le test. La suite tourne donc hors ligne, en quelques secondes.</w:t>
       </w:r>
     </w:p>
     <w:p>
@@ -4401,7 +4455,7 @@
               <w:rPr>
                 <w:sz w:val="19"/>
               </w:rPr>
-              <w:t>53</w:t>
+              <w:t>59</w:t>
             </w:r>
           </w:p>
         </w:tc>

--- a/Documentation/reports/Guide_Technique_DevoTeam_Dashboard.docx
+++ b/Documentation/reports/Guide_Technique_DevoTeam_Dashboard.docx
@@ -1124,7 +1124,7 @@
               <w:rPr>
                 <w:sz w:val="19"/>
               </w:rPr>
-              <w:t>Vue d'ensemble écrite à la main (19 widgets), versionnée et relue en revue.</w:t>
+              <w:t>Vue d'ensemble (24 widgets), produite par scripts/generate_accueil.py, versionnée et relue en revue.</w:t>
             </w:r>
           </w:p>
         </w:tc>
@@ -3433,7 +3433,61 @@
           <w:color w:val="242422"/>
           <w:sz w:val="27"/>
         </w:rPr>
-        <w:t>9.6 Dire ce qui a changé</w:t>
+        <w:t>9.6 Affaires chaudes, et le piège du range_filter</w:t>
+      </w:r>
+    </w:p>
+    <w:p>
+      <w:r>
+        <w:rPr>
+          <w:b w:val="0"/>
+          <w:i w:val="0"/>
+        </w:rPr>
+        <w:t>Une « affaire chaude » est une offre déjà partie chez le client, dont la probabilité de gain atteint 80 % et dont la décision n'est pas tombée : le pipeline le plus proche de se concrétiser. Le périmètre des statuts a été arrêté avec le métier — inclure « En attente du plan de charge », l'étape suivant immédiatement « Offre remise », fait passer le portefeuille chaud de 7 à 14 affaires et de 3,0 à 7,3 M€.</w:t>
+      </w:r>
+    </w:p>
+    <w:p>
+      <w:r>
+        <w:rPr>
+          <w:b w:val="0"/>
+          <w:i w:val="0"/>
+        </w:rPr>
+        <w:t>L'application connaissait déjà le terme « offre pondérée » avec la même intention mais un périmètre plus étroit. Deux définitions divergentes pour une même réalité auraient donné deux chiffres selon le mot employé : elles sont unifiées dans business_rules.HOT_DEAL_STATUSES, partagée par le dashboard et par le chat.</w:t>
+      </w:r>
+    </w:p>
+    <w:p>
+      <w:pPr>
+        <w:spacing w:before="40"/>
+      </w:pPr>
+      <w:r>
+        <w:rPr>
+          <w:i/>
+          <w:color w:val="52514E"/>
+          <w:sz w:val="19"/>
+        </w:rPr>
+        <w:t>Brancher ce terme a révélé un même défaut logé dans TROIS modules. db_layer, sql_builder et response_builder ne s'accordaient pas sur ce que signifie un range_filter : deux le traitaient comme une demande de liste brute, le troisième non. « Affaires chaudes par practice » renvoyait donc les lignes brutes dans le chat pendant que le dashboard groupait, et « combien d'affaires chaudes ? » répondait « 1 opportunité » — le nombre de LIGNES du résultat agrégé, au lieu des 14 qu'il contenait.</w:t>
+      </w:r>
+    </w:p>
+    <w:p>
+      <w:r>
+        <w:rPr>
+          <w:b w:val="0"/>
+          <w:i w:val="0"/>
+        </w:rPr>
+        <w:t>Borner une valeur n'est pas demander une liste. Le souhait d'une liste s'exprime par use_raw_table ou chart_type == « table », et les trois modules appliquent maintenant cette règle. Deux tests de non-régression la verrouillent, un par module concerné.</w:t>
+      </w:r>
+    </w:p>
+    <w:p>
+      <w:pPr>
+        <w:keepNext/>
+        <w:spacing w:before="280" w:after="120"/>
+      </w:pPr>
+      <w:r>
+        <w:rPr>
+          <w:b/>
+          <w:color w:val="242422"/>
+          <w:sz w:val="27"/>
+        </w:rPr>
+        <w:t>9.7 Dire ce qui a changé</w:t>
       </w:r>
     </w:p>
     <w:p>
@@ -3478,7 +3532,7 @@
           <w:color w:val="242422"/>
           <w:sz w:val="27"/>
         </w:rPr>
-        <w:t>9.7 Un seul tableau de bord, modifié sur place</w:t>
+        <w:t>9.8 Un seul tableau de bord, modifié sur place</w:t>
       </w:r>
     </w:p>
     <w:p>
@@ -4353,7 +4407,7 @@
           <w:b w:val="0"/>
           <w:i w:val="0"/>
         </w:rPr>
-        <w:t>199 tests pytest, sans dépendance réseau ni données réelles : le client Gemini et le client Google Sheets (gspread) sont simulés (monkeypatch), et les données sont un petit DataFrame construit dans le test. La suite tourne donc hors ligne, en quelques secondes.</w:t>
+        <w:t>202 tests pytest, sans dépendance réseau ni données réelles : le client Gemini et le client Google Sheets (gspread) sont simulés (monkeypatch), et les données sont un petit DataFrame construit dans le test. La suite tourne donc hors ligne, en quelques secondes.</w:t>
       </w:r>
     </w:p>
     <w:p>
@@ -4592,7 +4646,7 @@
               <w:rPr>
                 <w:sz w:val="19"/>
               </w:rPr>
-              <w:t>20</w:t>
+              <w:t>22</w:t>
             </w:r>
           </w:p>
         </w:tc>
@@ -4683,7 +4737,7 @@
               <w:rPr>
                 <w:sz w:val="19"/>
               </w:rPr>
-              <w:t>25</w:t>
+              <w:t>26</w:t>
             </w:r>
           </w:p>
         </w:tc>

--- a/Documentation/reports/Guide_Technique_DevoTeam_Dashboard.docx
+++ b/Documentation/reports/Guide_Technique_DevoTeam_Dashboard.docx
@@ -3473,6 +3473,28 @@
           <w:b w:val="0"/>
           <w:i w:val="0"/>
         </w:rPr>
+        <w:t>Le seuil est un MINIMUM : 90 % ou 100 % entrent aussi dans les affaires chaudes. Encore fallait-il le prouver — sur les vraies données, aucune affaire encore en jeu ne dépasse 80 %, donc remplacer « &gt;= » par « = » n'aurait changé aucun chiffre et serait passé inaperçu. dac check prouve qu'une requête s'exécute, pas qu'elle sélectionne les bonnes lignes : un fichier de tests dédié exécute désormais le SQL de la vue d'ensemble sur des lignes fabriquées, et la protection a été vérifiée par mutation.</w:t>
+      </w:r>
+    </w:p>
+    <w:p>
+      <w:pPr>
+        <w:spacing w:before="40"/>
+      </w:pPr>
+      <w:r>
+        <w:rPr>
+          <w:i/>
+          <w:color w:val="52514E"/>
+          <w:sz w:val="19"/>
+        </w:rPr>
+        <w:t>Découverte au passage : dans ce Sheet, 100 % n'est pas une prévision mais un CONSTAT. Les 88 opportunités à 1,0 sont exactement les 88 déjà gagnées ou signées — correspondance parfaite. Aucune affaire chaude n'apparaît donc à 100 %, non par un défaut du filtre, mais parce qu'une affaire dont la décision est tombée n'est plus en jeu.</w:t>
+      </w:r>
+    </w:p>
+    <w:p>
+      <w:r>
+        <w:rPr>
+          <w:b w:val="0"/>
+          <w:i w:val="0"/>
+        </w:rPr>
         <w:t>Borner une valeur n'est pas demander une liste. Le souhait d'une liste s'exprime par use_raw_table ou chart_type == « table », et les trois modules appliquent maintenant cette règle. Deux tests de non-régression la verrouillent, un par module concerné.</w:t>
       </w:r>
     </w:p>
@@ -4407,7 +4429,7 @@
           <w:b w:val="0"/>
           <w:i w:val="0"/>
         </w:rPr>
-        <w:t>202 tests pytest, sans dépendance réseau ni données réelles : le client Gemini et le client Google Sheets (gspread) sont simulés (monkeypatch), et les données sont un petit DataFrame construit dans le test. La suite tourne donc hors ligne, en quelques secondes.</w:t>
+        <w:t>210 tests pytest, sans dépendance réseau ni données réelles : le client Gemini et le client Google Sheets (gspread) sont simulés (monkeypatch), et les données sont un petit DataFrame construit dans le test. La suite tourne donc hors ligne, en quelques secondes.</w:t>
       </w:r>
     </w:p>
     <w:p>
@@ -4768,6 +4790,51 @@
               <w:rPr>
                 <w:sz w:val="19"/>
               </w:rPr>
+              <w:t>test_accueil_dashboard.py</w:t>
+            </w:r>
+          </w:p>
+        </w:tc>
+        <w:tc>
+          <w:tcPr>
+            <w:tcW w:type="dxa" w:w="3137"/>
+          </w:tcPr>
+          <w:p>
+            <w:r/>
+            <w:r>
+              <w:rPr>
+                <w:sz w:val="19"/>
+              </w:rPr>
+              <w:t>8</w:t>
+            </w:r>
+          </w:p>
+        </w:tc>
+        <w:tc>
+          <w:tcPr>
+            <w:tcW w:type="dxa" w:w="3137"/>
+          </w:tcPr>
+          <w:p>
+            <w:r/>
+            <w:r>
+              <w:rPr>
+                <w:sz w:val="19"/>
+              </w:rPr>
+              <w:t>SQL de la vue d'ensemble exécuté sur des lignes fabriquées : seuil des affaires chaudes inclusif, issues qui totalisent les offres remises, taux de réussite calculé sur les seules offres décidées.</w:t>
+            </w:r>
+          </w:p>
+        </w:tc>
+      </w:tr>
+      <w:tr>
+        <w:tc>
+          <w:tcPr>
+            <w:tcW w:type="dxa" w:w="3137"/>
+            <w:shd w:fill="FAFAF8"/>
+          </w:tcPr>
+          <w:p>
+            <w:r/>
+            <w:r>
+              <w:rPr>
+                <w:sz w:val="19"/>
+              </w:rPr>
               <w:t>test_alerts.py</w:t>
             </w:r>
           </w:p>
@@ -4775,6 +4842,7 @@
         <w:tc>
           <w:tcPr>
             <w:tcW w:type="dxa" w:w="3137"/>
+            <w:shd w:fill="FAFAF8"/>
           </w:tcPr>
           <w:p>
             <w:r/>
@@ -4789,6 +4857,7 @@
         <w:tc>
           <w:tcPr>
             <w:tcW w:type="dxa" w:w="3137"/>
+            <w:shd w:fill="FAFAF8"/>
           </w:tcPr>
           <w:p>
             <w:r/>

--- a/Documentation/reports/Guide_Technique_DevoTeam_Dashboard.docx
+++ b/Documentation/reports/Guide_Technique_DevoTeam_Dashboard.docx
@@ -3509,7 +3509,52 @@
           <w:color w:val="242422"/>
           <w:sz w:val="27"/>
         </w:rPr>
-        <w:t>9.7 Dire ce qui a changé</w:t>
+        <w:t>9.7 Compléter plutôt que remplacer</w:t>
+      </w:r>
+    </w:p>
+    <w:p>
+      <w:r>
+        <w:rPr>
+          <w:b w:val="0"/>
+          <w:i w:val="0"/>
+        </w:rPr>
+        <w:t>« Ajoute le budget par pays » place un widget de plus sur le tableau de bord affiché au lieu de le recomposer. Le verbe ne change rien à l'analyse demandée — même métrique, même axe, mêmes filtres — seulement la façon dont le résultat rejoint l'écran : d'où un simple drapeau porté par l'intention, plutôt qu'un chemin de composition parallèle à maintenir.</w:t>
+      </w:r>
+    </w:p>
+    <w:p>
+      <w:pPr>
+        <w:spacing w:before="40"/>
+      </w:pPr>
+      <w:r>
+        <w:rPr>
+          <w:i/>
+          <w:color w:val="52514E"/>
+          <w:sz w:val="19"/>
+        </w:rPr>
+        <w:t>Limite acceptée volontairement : l'ajout ne complète PAS la vue d'ensemble, seulement le tableau de bord de travail. Les widgets de la vue d'ensemble suivent les filtres de période et de practice de la page, qu'un widget ajouté ne connaît pas — déplacer le filtre mettrait 24 widgets à jour et pas le 25e. Un piège silencieux vaut moins qu'une limite énoncée.</w:t>
+      </w:r>
+    </w:p>
+    <w:p>
+      <w:r>
+        <w:rPr>
+          <w:b w:val="0"/>
+          <w:i w:val="0"/>
+        </w:rPr>
+        <w:t>Un ajout déjà présent est signalé comme tel plutôt qu'annoncé à tort, et un plafond de 24 widgets empêche la page de devenir un mur où l'on ne trouve plus rien.</w:t>
+      </w:r>
+    </w:p>
+    <w:p>
+      <w:pPr>
+        <w:keepNext/>
+        <w:spacing w:before="280" w:after="120"/>
+      </w:pPr>
+      <w:r>
+        <w:rPr>
+          <w:b/>
+          <w:color w:val="242422"/>
+          <w:sz w:val="27"/>
+        </w:rPr>
+        <w:t>9.8 Dire ce qui a changé</w:t>
       </w:r>
     </w:p>
     <w:p>
@@ -3554,7 +3599,7 @@
           <w:color w:val="242422"/>
           <w:sz w:val="27"/>
         </w:rPr>
-        <w:t>9.8 Un seul tableau de bord, modifié sur place</w:t>
+        <w:t>9.9 Un seul tableau de bord, modifié sur place</w:t>
       </w:r>
     </w:p>
     <w:p>
@@ -4336,7 +4381,52 @@
           <w:color w:val="242422"/>
           <w:sz w:val="27"/>
         </w:rPr>
-        <w:t>13.3 Bug trouvé : header illisible en mode sombre</w:t>
+        <w:t>13.3 Un seul tableau de bord, et des transitions en fondu</w:t>
+      </w:r>
+    </w:p>
+    <w:p>
+      <w:r>
+        <w:rPr>
+          <w:b w:val="0"/>
+          <w:i w:val="0"/>
+        </w:rPr>
+        <w:t>La bascule entre « Vue d'ensemble » et « Mon tableau de bord » a été retirée : il n'y a plus qu'un tableau de bord, qui s'ouvre sur la vue d'ensemble et que les questions transforment. Le rechargement de la page y revient — l'affichage et le contexte de la dernière question ne sont plus restaurés, car les conserver rouvrait une analyse que personne n'avait redemandée et laissait une suite comme « en camembert » ajuster un tableau de bord qu'on ne regardait plus. La conversation, elle, reste conservée.</w:t>
+      </w:r>
+    </w:p>
+    <w:p>
+      <w:pPr>
+        <w:spacing w:before="40"/>
+      </w:pPr>
+      <w:r>
+        <w:rPr>
+          <w:i/>
+          <w:color w:val="52514E"/>
+          <w:sz w:val="19"/>
+        </w:rPr>
+        <w:t>Recharger l'iframe en place la vidait le temps du chargement : l'écran passait au blanc à chaque question. Deux cadres se superposent désormais — celui qu'on regarde, et le suivant qui charge par-dessus, invisible. Quand il est prêt il devient opaque, et l'ancien n'est retiré qu'ENSUITE, une fois le fondu terminé : retirer l'ancien au moment de la promotion aurait laissé apparaître le fond entre les deux.</w:t>
+      </w:r>
+    </w:p>
+    <w:p>
+      <w:r>
+        <w:rPr>
+          <w:b w:val="0"/>
+          <w:i w:val="0"/>
+        </w:rPr>
+        <w:t>Le squelette animé ne sert donc plus qu'au tout premier affichage, quand il n'y a effectivement rien à montrer en attendant (démarrage à froid du moteur de requête). Les fois suivantes, le tableau de bord précédent tient ce rôle bien mieux, et un fil d'attente de deux pixels en tête signale le travail en cours. La préférence système « mouvement réduit » ramène le tout à un basculement instantané, sans jamais rouvrir de fenêtre de vide.</w:t>
+      </w:r>
+    </w:p>
+    <w:p>
+      <w:pPr>
+        <w:keepNext/>
+        <w:spacing w:before="280" w:after="120"/>
+      </w:pPr>
+      <w:r>
+        <w:rPr>
+          <w:b/>
+          <w:color w:val="242422"/>
+          <w:sz w:val="27"/>
+        </w:rPr>
+        <w:t>13.4 Bug trouvé : header illisible en mode sombre</w:t>
       </w:r>
     </w:p>
     <w:p>
@@ -4429,7 +4519,7 @@
           <w:b w:val="0"/>
           <w:i w:val="0"/>
         </w:rPr>
-        <w:t>210 tests pytest, sans dépendance réseau ni données réelles : le client Gemini et le client Google Sheets (gspread) sont simulés (monkeypatch), et les données sont un petit DataFrame construit dans le test. La suite tourne donc hors ligne, en quelques secondes.</w:t>
+        <w:t>218 tests pytest, sans dépendance réseau ni données réelles : le client Gemini et le client Google Sheets (gspread) sont simulés (monkeypatch), et les données sont un petit DataFrame construit dans le test. La suite tourne donc hors ligne, en quelques secondes.</w:t>
       </w:r>
     </w:p>
     <w:p>
@@ -4531,7 +4621,7 @@
               <w:rPr>
                 <w:sz w:val="19"/>
               </w:rPr>
-              <w:t>59</w:t>
+              <w:t>62</w:t>
             </w:r>
           </w:p>
         </w:tc>
@@ -4622,7 +4712,7 @@
               <w:rPr>
                 <w:sz w:val="19"/>
               </w:rPr>
-              <w:t>35</w:t>
+              <w:t>40</w:t>
             </w:r>
           </w:p>
         </w:tc>

--- a/Documentation/reports/Guide_Technique_DevoTeam_Dashboard.docx
+++ b/Documentation/reports/Guide_Technique_DevoTeam_Dashboard.docx
@@ -3442,7 +3442,29 @@
           <w:b w:val="0"/>
           <w:i w:val="0"/>
         </w:rPr>
-        <w:t>Une « affaire chaude » est une offre déjà partie chez le client, dont la probabilité de gain atteint 80 % et dont la décision n'est pas tombée : le pipeline le plus proche de se concrétiser. Le périmètre des statuts a été arrêté avec le métier — inclure « En attente du plan de charge », l'étape suivant immédiatement « Offre remise », fait passer le portefeuille chaud de 7 à 14 affaires et de 3,0 à 7,3 M€.</w:t>
+        <w:t>Une « affaire chaude » est toute opportunité dont la probabilité de gain atteint 80 %. UN SEUL critère : le statut n'entre pas en compte. Le portefeuille compte ainsi 105 opportunités et 51,3 M€ sur l'ensemble de l'historique. Les offres perdues en sortent d'elles-mêmes sans qu'aucun filtre soit nécessaire — leur pondération est vide dans le Sheet, et une comparaison avec une valeur absente est toujours fausse.</w:t>
+      </w:r>
+    </w:p>
+    <w:p>
+      <w:pPr>
+        <w:spacing w:before="40"/>
+      </w:pPr>
+      <w:r>
+        <w:rPr>
+          <w:i/>
+          <w:color w:val="52514E"/>
+          <w:sz w:val="19"/>
+        </w:rPr>
+        <w:t>Ce périmètre a d'abord été restreint aux offres encore en jeu (14 affaires), puis élargi sur décision métier. La question qui l'a déclenché — « pourquoi des offres à 100 % n'apparaissent-elles pas ? » — a d'ailleurs mis au jour une convention de saisie : la pondération est une PRÉVISION tant que l'offre est ouverte (40 % ou 80 %), un CONSTAT à 100 % une fois gagnée, et vide une fois perdue. Les 88 opportunités à 100 % sont exactement les 88 déjà gagnées ou signées, sans une exception.</w:t>
+      </w:r>
+    </w:p>
+    <w:p>
+      <w:r>
+        <w:rPr>
+          <w:b w:val="0"/>
+          <w:i w:val="0"/>
+        </w:rPr>
+        <w:t>L'indicateur ne mesure donc plus un pipeline à pousser mais un portefeuille à forte confiance, mêlant l'acquis et l'à-venir. Les intitulés le disent : « Budget à forte confiance » plutôt que « Budget en jeu », qui laissait entendre une affaire encore ouverte.</w:t>
       </w:r>
     </w:p>
     <w:p>

--- a/Documentation/reports/Guide_Technique_DevoTeam_Dashboard.docx
+++ b/Documentation/reports/Guide_Technique_DevoTeam_Dashboard.docx
@@ -3468,6 +3468,28 @@
       </w:r>
     </w:p>
     <w:p>
+      <w:pPr>
+        <w:spacing w:before="40"/>
+      </w:pPr>
+      <w:r>
+        <w:rPr>
+          <w:i/>
+          <w:color w:val="52514E"/>
+          <w:sz w:val="19"/>
+        </w:rPr>
+        <w:t>Une limite de l'outil, sondée plutôt que supposée : Bruin DAC n'offre AUCUN réglage de hauteur — son schéma refuse explicitement la propriété height — et un thème n'accepte pas de CSS personnalisé. Son tableau est enveloppé dans un overflow-x-auto : il défile à l'horizontale, pas à la verticale. Le TSX partage exactement le même modèle que le YAML, donc pas d'échappatoire de ce côté non plus.</w:t>
+      </w:r>
+    </w:p>
+    <w:p>
+      <w:r>
+        <w:rPr>
+          <w:b w:val="0"/>
+          <w:i w:val="0"/>
+        </w:rPr>
+        <w:t>Le nombre de lignes est par conséquent le seul levier sur la hauteur d'un tableau. Celui des affaires chaudes est plafonné à ses dix plus fortes espérances de gain pour garder la taille des autres widgets, la liste complète restant accessible par le chat. Le KPI, lui, continue de compter tout le périmètre — un test le vérifie, sans quoi le chiffre affiché ne serait que la hauteur du tableau.</w:t>
+      </w:r>
+    </w:p>
+    <w:p>
       <w:r>
         <w:rPr>
           <w:b w:val="0"/>
@@ -4541,7 +4563,7 @@
           <w:b w:val="0"/>
           <w:i w:val="0"/>
         </w:rPr>
-        <w:t>218 tests pytest, sans dépendance réseau ni données réelles : le client Gemini et le client Google Sheets (gspread) sont simulés (monkeypatch), et les données sont un petit DataFrame construit dans le test. La suite tourne donc hors ligne, en quelques secondes.</w:t>
+        <w:t>219 tests pytest, sans dépendance réseau ni données réelles : le client Gemini et le client Google Sheets (gspread) sont simulés (monkeypatch), et les données sont un petit DataFrame construit dans le test. La suite tourne donc hors ligne, en quelques secondes.</w:t>
       </w:r>
     </w:p>
     <w:p>
@@ -4916,7 +4938,7 @@
               <w:rPr>
                 <w:sz w:val="19"/>
               </w:rPr>
-              <w:t>8</w:t>
+              <w:t>9</w:t>
             </w:r>
           </w:p>
         </w:tc>

--- a/Documentation/reports/Guide_Technique_DevoTeam_Dashboard.docx
+++ b/Documentation/reports/Guide_Technique_DevoTeam_Dashboard.docx
@@ -3468,6 +3468,15 @@
       </w:r>
     </w:p>
     <w:p>
+      <w:r>
+        <w:rPr>
+          <w:b w:val="0"/>
+          <w:i w:val="0"/>
+        </w:rPr>
+        <w:t>Le tableau des affaires chaudes tient dans la hauteur des autres widgets et défile à la molette pour la suite. La hauteur se règle sur la LIGNE de grille (`height: 360`), jamais sur le widget : le schéma la refuse à ce niveau. Le widget étant en `h-full` dans sa cellule, il cesse alors de s'étirer avec son contenu ; son conteneur porte `overflow-x-auto`, et CSS fait calculer `auto` pour l'axe vertical dès qu'un axe n'est plus `visible`, d'où le défilement.</w:t>
+      </w:r>
+    </w:p>
+    <w:p>
       <w:pPr>
         <w:spacing w:before="40"/>
       </w:pPr>
@@ -3477,16 +3486,7 @@
           <w:color w:val="52514E"/>
           <w:sz w:val="19"/>
         </w:rPr>
-        <w:t>Une limite de l'outil, sondée plutôt que supposée : Bruin DAC n'offre AUCUN réglage de hauteur — son schéma refuse explicitement la propriété height — et un thème n'accepte pas de CSS personnalisé. Son tableau est enveloppé dans un overflow-x-auto : il défile à l'horizontale, pas à la verticale. Le TSX partage exactement le même modèle que le YAML, donc pas d'échappatoire de ce côté non plus.</w:t>
-      </w:r>
-    </w:p>
-    <w:p>
-      <w:r>
-        <w:rPr>
-          <w:b w:val="0"/>
-          <w:i w:val="0"/>
-        </w:rPr>
-        <w:t>Le nombre de lignes est par conséquent le seul levier sur la hauteur d'un tableau. Celui des affaires chaudes est plafonné à ses dix plus fortes espérances de gain pour garder la taille des autres widgets, la liste complète restant accessible par le chat. Le KPI, lui, continue de compter tout le périmètre — un test le vérifie, sans quoi le chiffre affiché ne serait que la hauteur du tableau.</w:t>
+        <w:t>Cette hauteur avait d'abord été déclarée impossible, et le tableau plafonné à dix lignes en conséquence. La sonde avait porté sur le mauvais niveau — le widget — et la conclusion avait été généralisée à l'outil entier. Sonder un seul niveau d'un schéma puis en déduire une fatalité est le vrai défaut ici ; aucune ligne n'est désormais retirée de la requête, un LIMIT rendant les affaires suivantes inatteignables, molette ou pas.</w:t>
       </w:r>
     </w:p>
     <w:p>
@@ -4563,7 +4563,7 @@
           <w:b w:val="0"/>
           <w:i w:val="0"/>
         </w:rPr>
-        <w:t>219 tests pytest, sans dépendance réseau ni données réelles : le client Gemini et le client Google Sheets (gspread) sont simulés (monkeypatch), et les données sont un petit DataFrame construit dans le test. La suite tourne donc hors ligne, en quelques secondes.</w:t>
+        <w:t>221 tests pytest, sans dépendance réseau ni données réelles : le client Gemini et le client Google Sheets (gspread) sont simulés (monkeypatch), et les données sont un petit DataFrame construit dans le test. La suite tourne donc hors ligne, en quelques secondes.</w:t>
       </w:r>
     </w:p>
     <w:p>
@@ -4938,7 +4938,7 @@
               <w:rPr>
                 <w:sz w:val="19"/>
               </w:rPr>
-              <w:t>9</w:t>
+              <w:t>11</w:t>
             </w:r>
           </w:p>
         </w:tc>

--- a/Documentation/reports/Guide_Technique_DevoTeam_Dashboard.docx
+++ b/Documentation/reports/Guide_Technique_DevoTeam_Dashboard.docx
@@ -3473,7 +3473,7 @@
           <w:b w:val="0"/>
           <w:i w:val="0"/>
         </w:rPr>
-        <w:t>Le tableau des affaires chaudes tient dans la hauteur des autres widgets et défile à la molette pour la suite. La hauteur se règle sur la LIGNE de grille (`height: 360`), jamais sur le widget : le schéma la refuse à ce niveau. Le widget étant en `h-full` dans sa cellule, il cesse alors de s'étirer avec son contenu ; son conteneur porte `overflow-x-auto`, et CSS fait calculer `auto` pour l'axe vertical dès qu'un axe n'est plus `visible`, d'où le défilement.</w:t>
+        <w:t>Le tableau de détail des affaires chaudes est le SEUL bloc du tableau de bord rendu par l'application et non par Bruin DAC. Le tableau de DAC ne défile pas verticalement : son élément externe est un simple overflow-x-auto, sans hauteur ni overflow-y, à l'intérieur d'un cadre h-full overflow-hidden. Borner la hauteur de la ligne le CLIPPE donc au lieu de le rendre défilable, et aucun réglage n'existe — le schéma refuse height sur un widget, le thème refuse le CSS, et le TSX partage le même modèle que le YAML.</w:t>
       </w:r>
     </w:p>
     <w:p>
@@ -3486,7 +3486,16 @@
           <w:color w:val="52514E"/>
           <w:sz w:val="19"/>
         </w:rPr>
-        <w:t>Cette hauteur avait d'abord été déclarée impossible, et le tableau plafonné à dix lignes en conséquence. La sonde avait porté sur le mauvais niveau — le widget — et la conclusion avait été généralisée à l'outil entier. Sonder un seul niveau d'un schéma puis en déduire une fatalité est le vrai défaut ici ; aucune ligne n'est désormais retirée de la requête, un LIMIT rendant les affaires suivantes inatteignables, molette ou pas.</w:t>
+        <w:t>Sortir ce seul tableau de l'iframe était la seule façon d'obtenir la molette sans amputer la liste. Contrepartie assumée et écrite dans son en-tête : il ne peut pas suivre le filtre de période du dashboard, qui vit dans l'iframe et lui est inaccessible. Il montre donc toujours l'ensemble. Un filtre silencieusement ignoré serait un piège ; annoncé, c'est une portée.</w:t>
+      </w:r>
+    </w:p>
+    <w:p>
+      <w:r>
+        <w:rPr>
+          <w:b w:val="0"/>
+          <w:i w:val="0"/>
+        </w:rPr>
+        <w:t>Le tableau passant par pandas et les KPI par du SQL, un test confronte les deux définitions sur les mêmes lignes. Il a révélé un piège de DuckDB : « NaN &gt;= 0.8 » y vaut VRAI. Le vrai export écrit des NULL, donc rien n'est faux en production, mais s'il écrivait des NaN le KPI passerait de 105 à 275 sans qu'aucune requête n'échoue. Un test l'interdit désormais.</w:t>
       </w:r>
     </w:p>
     <w:p>
@@ -4563,7 +4572,7 @@
           <w:b w:val="0"/>
           <w:i w:val="0"/>
         </w:rPr>
-        <w:t>221 tests pytest, sans dépendance réseau ni données réelles : le client Gemini et le client Google Sheets (gspread) sont simulés (monkeypatch), et les données sont un petit DataFrame construit dans le test. La suite tourne donc hors ligne, en quelques secondes.</w:t>
+        <w:t>224 tests pytest, sans dépendance réseau ni données réelles : le client Gemini et le client Google Sheets (gspread) sont simulés (monkeypatch), et les données sont un petit DataFrame construit dans le test. La suite tourne donc hors ligne, en quelques secondes.</w:t>
       </w:r>
     </w:p>
     <w:p>
@@ -4924,7 +4933,7 @@
               <w:rPr>
                 <w:sz w:val="19"/>
               </w:rPr>
-              <w:t>test_accueil_dashboard.py</w:t>
+              <w:t>test_hot_deals.py</w:t>
             </w:r>
           </w:p>
         </w:tc>
@@ -4938,13 +4947,60 @@
               <w:rPr>
                 <w:sz w:val="19"/>
               </w:rPr>
-              <w:t>11</w:t>
+              <w:t>8</w:t>
             </w:r>
           </w:p>
         </w:tc>
         <w:tc>
           <w:tcPr>
             <w:tcW w:type="dxa" w:w="3137"/>
+          </w:tcPr>
+          <w:p>
+            <w:r/>
+            <w:r>
+              <w:rPr>
+                <w:sz w:val="19"/>
+              </w:rPr>
+              <w:t>Le critere des affaires chaudes de bout en bout : seuil inclusif, statut sans effet, ponderation absente ecartee, accord entre la definition pandas et le SQL des KPI, et NULL plutot que NaN a l export.</w:t>
+            </w:r>
+          </w:p>
+        </w:tc>
+      </w:tr>
+      <w:tr>
+        <w:tc>
+          <w:tcPr>
+            <w:tcW w:type="dxa" w:w="3137"/>
+            <w:shd w:fill="FAFAF8"/>
+          </w:tcPr>
+          <w:p>
+            <w:r/>
+            <w:r>
+              <w:rPr>
+                <w:sz w:val="19"/>
+              </w:rPr>
+              <w:t>test_accueil_dashboard.py</w:t>
+            </w:r>
+          </w:p>
+        </w:tc>
+        <w:tc>
+          <w:tcPr>
+            <w:tcW w:type="dxa" w:w="3137"/>
+            <w:shd w:fill="FAFAF8"/>
+          </w:tcPr>
+          <w:p>
+            <w:r/>
+            <w:r>
+              <w:rPr>
+                <w:sz w:val="19"/>
+              </w:rPr>
+              <w:t>8</w:t>
+            </w:r>
+          </w:p>
+        </w:tc>
+        <w:tc>
+          <w:tcPr>
+            <w:tcW w:type="dxa" w:w="3137"/>
+            <w:shd w:fill="FAFAF8"/>
           </w:tcPr>
           <w:p>
             <w:r/>
@@ -4961,7 +5017,6 @@
         <w:tc>
           <w:tcPr>
             <w:tcW w:type="dxa" w:w="3137"/>
-            <w:shd w:fill="FAFAF8"/>
           </w:tcPr>
           <w:p>
             <w:r/>
@@ -4976,7 +5031,6 @@
         <w:tc>
           <w:tcPr>
             <w:tcW w:type="dxa" w:w="3137"/>
-            <w:shd w:fill="FAFAF8"/>
           </w:tcPr>
           <w:p>
             <w:r/>
@@ -4991,7 +5045,6 @@
         <w:tc>
           <w:tcPr>
             <w:tcW w:type="dxa" w:w="3137"/>
-            <w:shd w:fill="FAFAF8"/>
           </w:tcPr>
           <w:p>
             <w:r/>

--- a/Documentation/reports/Guide_Technique_DevoTeam_Dashboard.docx
+++ b/Documentation/reports/Guide_Technique_DevoTeam_Dashboard.docx
@@ -4572,7 +4572,7 @@
           <w:b w:val="0"/>
           <w:i w:val="0"/>
         </w:rPr>
-        <w:t>224 tests pytest, sans dépendance réseau ni données réelles : le client Gemini et le client Google Sheets (gspread) sont simulés (monkeypatch), et les données sont un petit DataFrame construit dans le test. La suite tourne donc hors ligne, en quelques secondes.</w:t>
+        <w:t>227 tests pytest, sans dépendance réseau ni données réelles : le client Gemini et le client Google Sheets (gspread) sont simulés (monkeypatch), et les données sont un petit DataFrame construit dans le test. La suite tourne donc hors ligne, en quelques secondes.</w:t>
       </w:r>
     </w:p>
     <w:p>
@@ -5024,6 +5024,51 @@
               <w:rPr>
                 <w:sz w:val="19"/>
               </w:rPr>
+              <w:t>test_frontend_proxy.py</w:t>
+            </w:r>
+          </w:p>
+        </w:tc>
+        <w:tc>
+          <w:tcPr>
+            <w:tcW w:type="dxa" w:w="3137"/>
+          </w:tcPr>
+          <w:p>
+            <w:r/>
+            <w:r>
+              <w:rPr>
+                <w:sz w:val="19"/>
+              </w:rPr>
+              <w:t>3</w:t>
+            </w:r>
+          </w:p>
+        </w:tc>
+        <w:tc>
+          <w:tcPr>
+            <w:tcW w:type="dxa" w:w="3137"/>
+          </w:tcPr>
+          <w:p>
+            <w:r/>
+            <w:r>
+              <w:rPr>
+                <w:sz w:val="19"/>
+              </w:rPr>
+              <w:t>Les appels de src/api.js, les prefixes du proxy Vite et les routes de main.py doivent rester d accord ; le montage statique reste declare en dernier.</w:t>
+            </w:r>
+          </w:p>
+        </w:tc>
+      </w:tr>
+      <w:tr>
+        <w:tc>
+          <w:tcPr>
+            <w:tcW w:type="dxa" w:w="3137"/>
+            <w:shd w:fill="FAFAF8"/>
+          </w:tcPr>
+          <w:p>
+            <w:r/>
+            <w:r>
+              <w:rPr>
+                <w:sz w:val="19"/>
+              </w:rPr>
               <w:t>test_alerts.py</w:t>
             </w:r>
           </w:p>
@@ -5031,6 +5076,7 @@
         <w:tc>
           <w:tcPr>
             <w:tcW w:type="dxa" w:w="3137"/>
+            <w:shd w:fill="FAFAF8"/>
           </w:tcPr>
           <w:p>
             <w:r/>
@@ -5045,6 +5091,7 @@
         <w:tc>
           <w:tcPr>
             <w:tcW w:type="dxa" w:w="3137"/>
+            <w:shd w:fill="FAFAF8"/>
           </w:tcPr>
           <w:p>
             <w:r/>

--- a/Documentation/reports/Guide_Technique_DevoTeam_Dashboard.docx
+++ b/Documentation/reports/Guide_Technique_DevoTeam_Dashboard.docx
@@ -3473,7 +3473,7 @@
           <w:b w:val="0"/>
           <w:i w:val="0"/>
         </w:rPr>
-        <w:t>Le tableau de détail des affaires chaudes est le SEUL bloc du tableau de bord rendu par l'application et non par Bruin DAC. Le tableau de DAC ne défile pas verticalement : son élément externe est un simple overflow-x-auto, sans hauteur ni overflow-y, à l'intérieur d'un cadre h-full overflow-hidden. Borner la hauteur de la ligne le CLIPPE donc au lieu de le rendre défilable, et aucun réglage n'existe — le schéma refuse height sur un widget, le thème refuse le CSS, et le TSX partage le même modèle que le YAML.</w:t>
+        <w:t>Le tableau de détail occupe sa propre ligne, en pleine largeur, sans hauteur imposée. Aucune ligne n'est retirée de la requête : les 105 affaires y sont, et l'on atteint les dernières en faisant défiler la page.</w:t>
       </w:r>
     </w:p>
     <w:p>
@@ -3486,7 +3486,7 @@
           <w:color w:val="52514E"/>
           <w:sz w:val="19"/>
         </w:rPr>
-        <w:t>Sortir ce seul tableau de l'iframe était la seule façon d'obtenir la molette sans amputer la liste. Contrepartie assumée et écrite dans son en-tête : il ne peut pas suivre le filtre de période du dashboard, qui vit dans l'iframe et lui est inaccessible. Il montre donc toujours l'ensemble. Un filtre silencieusement ignoré serait un piège ; annoncé, c'est une portée.</w:t>
+        <w:t>Le widget tableau de Bruin DAC ne défile pas verticalement : son élément externe est un simple overflow-x-auto, sans hauteur ni overflow-y, dans un cadre overflow-hidden. Borner la hauteur de la ligne le CLIPPE au lieu de le rendre défilable, et aucun contournement n'existe — le schéma refuse height sur un widget, le thème refuse le CSS, le TSX partage le même modèle que le YAML, et le markdown d'un widget text est rendu sans rehype-raw, donc sans HTML brut. Un rendu React hors de l'iframe a été essayé puis retiré : il donnait la molette mais sortait le tableau du dashboard.</w:t>
       </w:r>
     </w:p>
     <w:p>
@@ -4572,7 +4572,7 @@
           <w:b w:val="0"/>
           <w:i w:val="0"/>
         </w:rPr>
-        <w:t>227 tests pytest, sans dépendance réseau ni données réelles : le client Gemini et le client Google Sheets (gspread) sont simulés (monkeypatch), et les données sont un petit DataFrame construit dans le test. La suite tourne donc hors ligne, en quelques secondes.</w:t>
+        <w:t>226 tests pytest, sans dépendance réseau ni données réelles : le client Gemini et le client Google Sheets (gspread) sont simulés (monkeypatch), et les données sont un petit DataFrame construit dans le test. La suite tourne donc hors ligne, en quelques secondes.</w:t>
       </w:r>
     </w:p>
     <w:p>
@@ -4947,7 +4947,7 @@
               <w:rPr>
                 <w:sz w:val="19"/>
               </w:rPr>
-              <w:t>8</w:t>
+              <w:t>7</w:t>
             </w:r>
           </w:p>
         </w:tc>

--- a/Documentation/reports/Guide_Technique_DevoTeam_Dashboard.docx
+++ b/Documentation/reports/Guide_Technique_DevoTeam_Dashboard.docx
@@ -3473,7 +3473,7 @@
           <w:b w:val="0"/>
           <w:i w:val="0"/>
         </w:rPr>
-        <w:t>Le tableau de détail occupe sa propre ligne, en pleine largeur, sans hauteur imposée. Aucune ligne n'est retirée de la requête : les 105 affaires y sont, et l'on atteint les dernières en faisant défiler la page.</w:t>
+        <w:t>Le détail occupe sa propre ligne, répartie en TROIS tables côte à côte. Le tableau de DAC ne défilant pas verticalement, sa hauteur est son nombre de lignes : la répartir en trois la divise par trois sans en retirer une seule, ce qui était la contrainte. NTILE(3) plutôt qu'un seuil de rang en dur, le total changeant avec le filtre de période — 35/35/35 sur l'historique, 19/18/18 par défaut, rangs continus et sans doublon. Le rang est affiché : trois listes triées côte à côte ne diraient pas, sinon, laquelle vient en premier.</w:t>
       </w:r>
     </w:p>
     <w:p>
@@ -4572,7 +4572,7 @@
           <w:b w:val="0"/>
           <w:i w:val="0"/>
         </w:rPr>
-        <w:t>226 tests pytest, sans dépendance réseau ni données réelles : le client Gemini et le client Google Sheets (gspread) sont simulés (monkeypatch), et les données sont un petit DataFrame construit dans le test. La suite tourne donc hors ligne, en quelques secondes.</w:t>
+        <w:t>227 tests pytest, sans dépendance réseau ni données réelles : le client Gemini et le client Google Sheets (gspread) sont simulés (monkeypatch), et les données sont un petit DataFrame construit dans le test. La suite tourne donc hors ligne, en quelques secondes.</w:t>
       </w:r>
     </w:p>
     <w:p>
@@ -4947,7 +4947,7 @@
               <w:rPr>
                 <w:sz w:val="19"/>
               </w:rPr>
-              <w:t>7</w:t>
+              <w:t>9</w:t>
             </w:r>
           </w:p>
         </w:tc>

--- a/Documentation/reports/Guide_Technique_DevoTeam_Dashboard.docx
+++ b/Documentation/reports/Guide_Technique_DevoTeam_Dashboard.docx
@@ -4572,7 +4572,7 @@
           <w:b w:val="0"/>
           <w:i w:val="0"/>
         </w:rPr>
-        <w:t>227 tests pytest, sans dépendance réseau ni données réelles : le client Gemini et le client Google Sheets (gspread) sont simulés (monkeypatch), et les données sont un petit DataFrame construit dans le test. La suite tourne donc hors ligne, en quelques secondes.</w:t>
+        <w:t>230 tests pytest, sans dépendance réseau ni données réelles : le client Gemini et le client Google Sheets (gspread) sont simulés (monkeypatch), et les données sont un petit DataFrame construit dans le test. La suite tourne donc hors ligne, en quelques secondes.</w:t>
       </w:r>
     </w:p>
     <w:p>
@@ -5024,7 +5024,7 @@
               <w:rPr>
                 <w:sz w:val="19"/>
               </w:rPr>
-              <w:t>test_frontend_proxy.py</w:t>
+              <w:t>test_palette.py</w:t>
             </w:r>
           </w:p>
         </w:tc>
@@ -5052,7 +5052,7 @@
               <w:rPr>
                 <w:sz w:val="19"/>
               </w:rPr>
-              <w:t>Les appels de src/api.js, les prefixes du proxy Vite et les routes de main.py doivent rester d accord ; le montage statique reste declare en dernier.</w:t>
+              <w:t>La palette de graphiques vit dans deux fichiers qui doivent rester identiques ; chaque teinte atteint 3:1 avec la surface ; aucune n est employee deux fois.</w:t>
             </w:r>
           </w:p>
         </w:tc>
@@ -5069,7 +5069,7 @@
               <w:rPr>
                 <w:sz w:val="19"/>
               </w:rPr>
-              <w:t>test_alerts.py</w:t>
+              <w:t>test_frontend_proxy.py</w:t>
             </w:r>
           </w:p>
         </w:tc>
@@ -5084,6 +5084,51 @@
               <w:rPr>
                 <w:sz w:val="19"/>
               </w:rPr>
+              <w:t>3</w:t>
+            </w:r>
+          </w:p>
+        </w:tc>
+        <w:tc>
+          <w:tcPr>
+            <w:tcW w:type="dxa" w:w="3137"/>
+            <w:shd w:fill="FAFAF8"/>
+          </w:tcPr>
+          <w:p>
+            <w:r/>
+            <w:r>
+              <w:rPr>
+                <w:sz w:val="19"/>
+              </w:rPr>
+              <w:t>Les appels de src/api.js, les prefixes du proxy Vite et les routes de main.py doivent rester d accord ; le montage statique reste declare en dernier.</w:t>
+            </w:r>
+          </w:p>
+        </w:tc>
+      </w:tr>
+      <w:tr>
+        <w:tc>
+          <w:tcPr>
+            <w:tcW w:type="dxa" w:w="3137"/>
+          </w:tcPr>
+          <w:p>
+            <w:r/>
+            <w:r>
+              <w:rPr>
+                <w:sz w:val="19"/>
+              </w:rPr>
+              <w:t>test_alerts.py</w:t>
+            </w:r>
+          </w:p>
+        </w:tc>
+        <w:tc>
+          <w:tcPr>
+            <w:tcW w:type="dxa" w:w="3137"/>
+          </w:tcPr>
+          <w:p>
+            <w:r/>
+            <w:r>
+              <w:rPr>
+                <w:sz w:val="19"/>
+              </w:rPr>
               <w:t>12</w:t>
             </w:r>
           </w:p>
@@ -5091,7 +5136,6 @@
         <w:tc>
           <w:tcPr>
             <w:tcW w:type="dxa" w:w="3137"/>
-            <w:shd w:fill="FAFAF8"/>
           </w:tcPr>
           <w:p>
             <w:r/>

--- a/Documentation/reports/Guide_Technique_DevoTeam_Dashboard.docx
+++ b/Documentation/reports/Guide_Technique_DevoTeam_Dashboard.docx
@@ -4572,7 +4572,7 @@
           <w:b w:val="0"/>
           <w:i w:val="0"/>
         </w:rPr>
-        <w:t>230 tests pytest, sans dépendance réseau ni données réelles : le client Gemini et le client Google Sheets (gspread) sont simulés (monkeypatch), et les données sont un petit DataFrame construit dans le test. La suite tourne donc hors ligne, en quelques secondes.</w:t>
+        <w:t>234 tests pytest, sans dépendance réseau ni données réelles : le client Gemini et le client Google Sheets (gspread) sont simulés (monkeypatch), et les données sont un petit DataFrame construit dans le test. La suite tourne donc hors ligne, en quelques secondes.</w:t>
       </w:r>
     </w:p>
     <w:p>
@@ -4993,7 +4993,7 @@
               <w:rPr>
                 <w:sz w:val="19"/>
               </w:rPr>
-              <w:t>8</w:t>
+              <w:t>10</w:t>
             </w:r>
           </w:p>
         </w:tc>

--- a/Documentation/reports/Guide_Technique_DevoTeam_Dashboard.docx
+++ b/Documentation/reports/Guide_Technique_DevoTeam_Dashboard.docx
@@ -4572,7 +4572,7 @@
           <w:b w:val="0"/>
           <w:i w:val="0"/>
         </w:rPr>
-        <w:t>234 tests pytest, sans dépendance réseau ni données réelles : le client Gemini et le client Google Sheets (gspread) sont simulés (monkeypatch), et les données sont un petit DataFrame construit dans le test. La suite tourne donc hors ligne, en quelques secondes.</w:t>
+        <w:t>235 tests pytest, sans dépendance réseau ni données réelles : le client Gemini et le client Google Sheets (gspread) sont simulés (monkeypatch), et les données sont un petit DataFrame construit dans le test. La suite tourne donc hors ligne, en quelques secondes.</w:t>
       </w:r>
     </w:p>
     <w:p>
@@ -4993,7 +4993,7 @@
               <w:rPr>
                 <w:sz w:val="19"/>
               </w:rPr>
-              <w:t>10</w:t>
+              <w:t>11</w:t>
             </w:r>
           </w:p>
         </w:tc>

--- a/Documentation/reports/Guide_Technique_DevoTeam_Dashboard.docx
+++ b/Documentation/reports/Guide_Technique_DevoTeam_Dashboard.docx
@@ -4572,7 +4572,7 @@
           <w:b w:val="0"/>
           <w:i w:val="0"/>
         </w:rPr>
-        <w:t>235 tests pytest, sans dépendance réseau ni données réelles : le client Gemini et le client Google Sheets (gspread) sont simulés (monkeypatch), et les données sont un petit DataFrame construit dans le test. La suite tourne donc hors ligne, en quelques secondes.</w:t>
+        <w:t>234 tests pytest, sans dépendance réseau ni données réelles : le client Gemini et le client Google Sheets (gspread) sont simulés (monkeypatch), et les données sont un petit DataFrame construit dans le test. La suite tourne donc hors ligne, en quelques secondes.</w:t>
       </w:r>
     </w:p>
     <w:p>

--- a/Documentation/reports/Guide_Technique_DevoTeam_Dashboard.docx
+++ b/Documentation/reports/Guide_Technique_DevoTeam_Dashboard.docx
@@ -3490,6 +3490,19 @@
       </w:r>
     </w:p>
     <w:p>
+      <w:pPr>
+        <w:spacing w:before="40"/>
+      </w:pPr>
+      <w:r>
+        <w:rPr>
+          <w:i/>
+          <w:color w:val="52514E"/>
+          <w:sz w:val="19"/>
+        </w:rPr>
+        <w:t>Les montants sont en dinars, et DAC ne sait pas l'ecrire a cote du nombre : son schema refuse suffix, unit et prefix sur une valeur, et son format currency applique le prefixe $ de son formateur d3 — soit des dollars affiches la ou il s'agit de dinars. L'unite vit donc sur les LIBELLES (nom de KPI, titre d'axe, en-tete de colonne), ou elle se lit tout aussi bien sans empecher le nombre de rester triable et aligne a droite.</w:t>
+      </w:r>
+    </w:p>
+    <w:p>
       <w:r>
         <w:rPr>
           <w:b w:val="0"/>
@@ -4572,7 +4585,7 @@
           <w:b w:val="0"/>
           <w:i w:val="0"/>
         </w:rPr>
-        <w:t>234 tests pytest, sans dépendance réseau ni données réelles : le client Gemini et le client Google Sheets (gspread) sont simulés (monkeypatch), et les données sont un petit DataFrame construit dans le test. La suite tourne donc hors ligne, en quelques secondes.</w:t>
+        <w:t>235 tests pytest, sans dépendance réseau ni données réelles : le client Gemini et le client Google Sheets (gspread) sont simulés (monkeypatch), et les données sont un petit DataFrame construit dans le test. La suite tourne donc hors ligne, en quelques secondes.</w:t>
       </w:r>
     </w:p>
     <w:p>

--- a/Documentation/reports/Guide_Technique_DevoTeam_Dashboard.docx
+++ b/Documentation/reports/Guide_Technique_DevoTeam_Dashboard.docx
@@ -4585,7 +4585,7 @@
           <w:b w:val="0"/>
           <w:i w:val="0"/>
         </w:rPr>
-        <w:t>235 tests pytest, sans dépendance réseau ni données réelles : le client Gemini et le client Google Sheets (gspread) sont simulés (monkeypatch), et les données sont un petit DataFrame construit dans le test. La suite tourne donc hors ligne, en quelques secondes.</w:t>
+        <w:t>238 tests pytest, sans dépendance réseau ni données réelles : le client Gemini et le client Google Sheets (gspread) sont simulés (monkeypatch), et les données sont un petit DataFrame construit dans le test. La suite tourne donc hors ligne, en quelques secondes.</w:t>
       </w:r>
     </w:p>
     <w:p>
@@ -4733,7 +4733,7 @@
               <w:rPr>
                 <w:sz w:val="19"/>
               </w:rPr>
-              <w:t>26</w:t>
+              <w:t>29</w:t>
             </w:r>
           </w:p>
         </w:tc>

--- a/Documentation/reports/Guide_Technique_DevoTeam_Dashboard.docx
+++ b/Documentation/reports/Guide_Technique_DevoTeam_Dashboard.docx
@@ -297,6 +297,17 @@
           <w:color w:val="242422"/>
         </w:rPr>
         <w:t>Questions d'entretien probables</w:t>
+      </w:r>
+    </w:p>
+    <w:p>
+      <w:pPr>
+        <w:pStyle w:val="ListBullet"/>
+      </w:pPr>
+      <w:r>
+        <w:rPr>
+          <w:color w:val="242422"/>
+        </w:rPr>
+        <w:t>Les deux modes d'exécution</w:t>
       </w:r>
     </w:p>
     <w:p>
@@ -1124,7 +1135,7 @@
               <w:rPr>
                 <w:sz w:val="19"/>
               </w:rPr>
-              <w:t>Vue d'ensemble (24 widgets), produite par scripts/generate_accueil.py, versionnée et relue en revue.</w:t>
+              <w:t>Vue d'ensemble (28 widgets), produite par scripts/generate_accueil.py, versionnée et relue en revue.</w:t>
             </w:r>
           </w:p>
         </w:tc>
@@ -2881,7 +2892,7 @@
           <w:b w:val="0"/>
           <w:i w:val="0"/>
         </w:rPr>
-        <w:t>Un « budget total » de 164,4 M€ additionnait 66,1 M€ d'affaires définitivement mortes — Offre perdue, Infructueux, NO GO, Hors scope, Non shortlisté. Le chiffre était exact et inutilisable : personne ne décide sur un portefeuille qui compte ses échecs comme du potentiel. La liste LOST_STATUSES est donc retirée par défaut de toutes les métriques et de tous les graphiques.</w:t>
+        <w:t>Un « budget total » de 170,0 M DT additionnait 66,1 M DT d'affaires définitivement mortes — Offre perdue, Infructueux, NO GO, Hors scope, Non shortlisté. Le chiffre était exact et inutilisable : personne ne décide sur un portefeuille qui compte ses échecs comme du potentiel. La liste LOST_STATUSES est donc retirée par défaut de toutes les métriques et de tous les graphiques.</w:t>
       </w:r>
     </w:p>
     <w:p>
@@ -2939,7 +2950,7 @@
           <w:color w:val="52514E"/>
           <w:sz w:val="19"/>
         </w:rPr>
-        <w:t>Deux statuts ont été ajoutés après vérification auprès du métier : « Offre signée », qui n'était dans aucune étape alors que c'est l'étape finale (32 opportunités, 13,1 M€, invisibles), et « En attente du plan de charge », présent dans les données mais absent de la liste blanche — donc rejeté à chaque chargement. Ce genre de question ne se devine pas : elle se pose.</w:t>
+        <w:t>Deux statuts ont été ajoutés après vérification auprès du métier : « Offre signée », qui n'était dans aucune étape alors que c'est l'étape finale (32 opportunités, 13,1 M DT, invisibles), et « En attente du plan de charge », présent dans les données mais absent de la liste blanche — donc rejeté à chaque chargement. Ce genre de question ne se devine pas : elle se pose.</w:t>
       </w:r>
     </w:p>
     <w:p>
@@ -3442,7 +3453,7 @@
           <w:b w:val="0"/>
           <w:i w:val="0"/>
         </w:rPr>
-        <w:t>Une « affaire chaude » est toute opportunité dont la probabilité de gain atteint 80 %. UN SEUL critère : le statut n'entre pas en compte. Le portefeuille compte ainsi 105 opportunités et 51,3 M€ sur l'ensemble de l'historique. Les offres perdues en sortent d'elles-mêmes sans qu'aucun filtre soit nécessaire — leur pondération est vide dans le Sheet, et une comparaison avec une valeur absente est toujours fausse.</w:t>
+        <w:t>Une « affaire chaude » est une affaire qu'on va PROBABLEMENT gagner et qui n'est PAS ENCORE gagnée : statut « Offre remise », OU probabilité de gain dans [80 %, 100 %[. Une réunion, pas une intersection — l'un des deux critères suffit. La borne haute est exclue parce que 100 % n'est pas une prévision dans ces données mais un constat : les 88 lignes à 1,0 sont toutes « Offre gagnée » ou « Offre signée ». Le portefeuille chaud compte ainsi 9 opportunités — celles qu'il reste à aller chercher. Les offres perdues en sortent d'elles-mêmes sans qu'aucun filtre soit nécessaire : ni leur statut ni leur pondération, vide dans le Sheet, ne les retiennent.</w:t>
       </w:r>
     </w:p>
     <w:p>
@@ -3508,7 +3519,7 @@
           <w:b w:val="0"/>
           <w:i w:val="0"/>
         </w:rPr>
-        <w:t>Le tableau passant par pandas et les KPI par du SQL, un test confronte les deux définitions sur les mêmes lignes. Il a révélé un piège de DuckDB : « NaN &gt;= 0.8 » y vaut VRAI. Le vrai export écrit des NULL, donc rien n'est faux en production, mais s'il écrivait des NaN le KPI passerait de 105 à 275 sans qu'aucune requête n'échoue. Un test l'interdit désormais.</w:t>
+        <w:t>Le tableau passant par pandas et les KPI par du SQL, un test confronte les deux définitions sur les mêmes lignes. Il a révélé un piège de DuckDB : « NaN &gt;= 0.8 » y vaut VRAI. Le vrai export écrit des NULL, donc rien n'est faux en production, mais s'il écrivait des NaN le KPI des affaires chaudes compterait les 170 lignes sans pondération sans qu'aucune requête n'échoue. Un test l'interdit désormais.</w:t>
       </w:r>
     </w:p>
     <w:p>
@@ -4585,7 +4596,7 @@
           <w:b w:val="0"/>
           <w:i w:val="0"/>
         </w:rPr>
-        <w:t>238 tests pytest, sans dépendance réseau ni données réelles : le client Gemini et le client Google Sheets (gspread) sont simulés (monkeypatch), et les données sont un petit DataFrame construit dans le test. La suite tourne donc hors ligne, en quelques secondes.</w:t>
+        <w:t>337 tests pytest, sans dépendance réseau ni données réelles : le client Gemini et le client Google Sheets (gspread) sont simulés (monkeypatch), et les données sont un petit DataFrame construit dans le test. La suite tourne donc hors ligne, en quelques secondes.</w:t>
       </w:r>
     </w:p>
     <w:p>
@@ -5562,7 +5573,394 @@
           <w:color w:val="F2405A"/>
           <w:sz w:val="36"/>
         </w:rPr>
-        <w:t>17. Limites connues</w:t>
+        <w:t>17. Les deux modes d'exécution</w:t>
+      </w:r>
+    </w:p>
+    <w:p>
+      <w:r>
+        <w:rPr>
+          <w:b w:val="0"/>
+          <w:i w:val="0"/>
+        </w:rPr>
+        <w:t>L'application se lance de deux façons, et se tromper est silencieux. Un raccourci de Bureau existe pour chacune (scripts/create_shortcut.ps1 les crée toutes les deux).</w:t>
+      </w:r>
+    </w:p>
+    <w:tbl>
+      <w:tblPr>
+        <w:tblStyle w:val="TableGrid"/>
+        <w:tblW w:type="auto" w:w="0"/>
+        <w:jc w:val="center"/>
+        <w:tblLook w:firstColumn="1" w:firstRow="1" w:lastColumn="0" w:lastRow="0" w:noHBand="0" w:noVBand="1" w:val="04A0"/>
+      </w:tblPr>
+      <w:tblGrid>
+        <w:gridCol w:w="3137"/>
+        <w:gridCol w:w="3137"/>
+        <w:gridCol w:w="3137"/>
+      </w:tblGrid>
+      <w:tr>
+        <w:tc>
+          <w:tcPr>
+            <w:tcW w:type="dxa" w:w="3137"/>
+            <w:shd w:fill="F2405A"/>
+          </w:tcPr>
+          <w:p>
+            <w:r/>
+            <w:r>
+              <w:rPr>
+                <w:b/>
+                <w:color w:val="FFFFFF"/>
+                <w:sz w:val="19"/>
+              </w:rPr>
+            </w:r>
+          </w:p>
+        </w:tc>
+        <w:tc>
+          <w:tcPr>
+            <w:tcW w:type="dxa" w:w="3137"/>
+            <w:shd w:fill="F2405A"/>
+          </w:tcPr>
+          <w:p>
+            <w:r/>
+            <w:r>
+              <w:rPr>
+                <w:b/>
+                <w:color w:val="FFFFFF"/>
+                <w:sz w:val="19"/>
+              </w:rPr>
+              <w:t>Développement</w:t>
+            </w:r>
+          </w:p>
+        </w:tc>
+        <w:tc>
+          <w:tcPr>
+            <w:tcW w:type="dxa" w:w="3137"/>
+            <w:shd w:fill="F2405A"/>
+          </w:tcPr>
+          <w:p>
+            <w:r/>
+            <w:r>
+              <w:rPr>
+                <w:b/>
+                <w:color w:val="FFFFFF"/>
+                <w:sz w:val="19"/>
+              </w:rPr>
+              <w:t>Production</w:t>
+            </w:r>
+          </w:p>
+        </w:tc>
+      </w:tr>
+      <w:tr>
+        <w:tc>
+          <w:tcPr>
+            <w:tcW w:type="dxa" w:w="3137"/>
+          </w:tcPr>
+          <w:p>
+            <w:r/>
+            <w:r>
+              <w:rPr>
+                <w:sz w:val="19"/>
+              </w:rPr>
+              <w:t>Lanceur</w:t>
+            </w:r>
+          </w:p>
+        </w:tc>
+        <w:tc>
+          <w:tcPr>
+            <w:tcW w:type="dxa" w:w="3137"/>
+          </w:tcPr>
+          <w:p>
+            <w:r/>
+            <w:r>
+              <w:rPr>
+                <w:sz w:val="19"/>
+              </w:rPr>
+              <w:t>scripts/start_dev.bat</w:t>
+            </w:r>
+          </w:p>
+        </w:tc>
+        <w:tc>
+          <w:tcPr>
+            <w:tcW w:type="dxa" w:w="3137"/>
+          </w:tcPr>
+          <w:p>
+            <w:r/>
+            <w:r>
+              <w:rPr>
+                <w:sz w:val="19"/>
+              </w:rPr>
+              <w:t>scripts/start_prod.bat</w:t>
+            </w:r>
+          </w:p>
+        </w:tc>
+      </w:tr>
+      <w:tr>
+        <w:tc>
+          <w:tcPr>
+            <w:tcW w:type="dxa" w:w="3137"/>
+            <w:shd w:fill="FAFAF8"/>
+          </w:tcPr>
+          <w:p>
+            <w:r/>
+            <w:r>
+              <w:rPr>
+                <w:sz w:val="19"/>
+              </w:rPr>
+              <w:t>Processus</w:t>
+            </w:r>
+          </w:p>
+        </w:tc>
+        <w:tc>
+          <w:tcPr>
+            <w:tcW w:type="dxa" w:w="3137"/>
+            <w:shd w:fill="FAFAF8"/>
+          </w:tcPr>
+          <w:p>
+            <w:r/>
+            <w:r>
+              <w:rPr>
+                <w:sz w:val="19"/>
+              </w:rPr>
+              <w:t>3 (API, DAC, Vite)</w:t>
+            </w:r>
+          </w:p>
+        </w:tc>
+        <w:tc>
+          <w:tcPr>
+            <w:tcW w:type="dxa" w:w="3137"/>
+            <w:shd w:fill="FAFAF8"/>
+          </w:tcPr>
+          <w:p>
+            <w:r/>
+            <w:r>
+              <w:rPr>
+                <w:sz w:val="19"/>
+              </w:rPr>
+              <w:t>2 (API + interface, DAC)</w:t>
+            </w:r>
+          </w:p>
+        </w:tc>
+      </w:tr>
+      <w:tr>
+        <w:tc>
+          <w:tcPr>
+            <w:tcW w:type="dxa" w:w="3137"/>
+          </w:tcPr>
+          <w:p>
+            <w:r/>
+            <w:r>
+              <w:rPr>
+                <w:sz w:val="19"/>
+              </w:rPr>
+              <w:t>Frontend</w:t>
+            </w:r>
+          </w:p>
+        </w:tc>
+        <w:tc>
+          <w:tcPr>
+            <w:tcW w:type="dxa" w:w="3137"/>
+          </w:tcPr>
+          <w:p>
+            <w:r/>
+            <w:r>
+              <w:rPr>
+                <w:sz w:val="19"/>
+              </w:rPr>
+              <w:t>servi par Vite, port 5173</w:t>
+            </w:r>
+          </w:p>
+        </w:tc>
+        <w:tc>
+          <w:tcPr>
+            <w:tcW w:type="dxa" w:w="3137"/>
+          </w:tcPr>
+          <w:p>
+            <w:r/>
+            <w:r>
+              <w:rPr>
+                <w:sz w:val="19"/>
+              </w:rPr>
+              <w:t>compilé, servi par le backend</w:t>
+            </w:r>
+          </w:p>
+        </w:tc>
+      </w:tr>
+      <w:tr>
+        <w:tc>
+          <w:tcPr>
+            <w:tcW w:type="dxa" w:w="3137"/>
+            <w:shd w:fill="FAFAF8"/>
+          </w:tcPr>
+          <w:p>
+            <w:r/>
+            <w:r>
+              <w:rPr>
+                <w:sz w:val="19"/>
+              </w:rPr>
+              <w:t>Adresse</w:t>
+            </w:r>
+          </w:p>
+        </w:tc>
+        <w:tc>
+          <w:tcPr>
+            <w:tcW w:type="dxa" w:w="3137"/>
+            <w:shd w:fill="FAFAF8"/>
+          </w:tcPr>
+          <w:p>
+            <w:r/>
+            <w:r>
+              <w:rPr>
+                <w:sz w:val="19"/>
+              </w:rPr>
+              <w:t>http://localhost:5173</w:t>
+            </w:r>
+          </w:p>
+        </w:tc>
+        <w:tc>
+          <w:tcPr>
+            <w:tcW w:type="dxa" w:w="3137"/>
+            <w:shd w:fill="FAFAF8"/>
+          </w:tcPr>
+          <w:p>
+            <w:r/>
+            <w:r>
+              <w:rPr>
+                <w:sz w:val="19"/>
+              </w:rPr>
+              <w:t>http://127.0.0.1:8000</w:t>
+            </w:r>
+          </w:p>
+        </w:tc>
+      </w:tr>
+      <w:tr>
+        <w:tc>
+          <w:tcPr>
+            <w:tcW w:type="dxa" w:w="3137"/>
+          </w:tcPr>
+          <w:p>
+            <w:r/>
+            <w:r>
+              <w:rPr>
+                <w:sz w:val="19"/>
+              </w:rPr>
+              <w:t>Rechargement à chaud</w:t>
+            </w:r>
+          </w:p>
+        </w:tc>
+        <w:tc>
+          <w:tcPr>
+            <w:tcW w:type="dxa" w:w="3137"/>
+          </w:tcPr>
+          <w:p>
+            <w:r/>
+            <w:r>
+              <w:rPr>
+                <w:sz w:val="19"/>
+              </w:rPr>
+              <w:t>oui (--reload)</w:t>
+            </w:r>
+          </w:p>
+        </w:tc>
+        <w:tc>
+          <w:tcPr>
+            <w:tcW w:type="dxa" w:w="3137"/>
+          </w:tcPr>
+          <w:p>
+            <w:r/>
+            <w:r>
+              <w:rPr>
+                <w:sz w:val="19"/>
+              </w:rPr>
+              <w:t>non</w:t>
+            </w:r>
+          </w:p>
+        </w:tc>
+      </w:tr>
+      <w:tr>
+        <w:tc>
+          <w:tcPr>
+            <w:tcW w:type="dxa" w:w="3137"/>
+            <w:shd w:fill="FAFAF8"/>
+          </w:tcPr>
+          <w:p>
+            <w:r/>
+            <w:r>
+              <w:rPr>
+                <w:sz w:val="19"/>
+              </w:rPr>
+              <w:t>Workers uvicorn</w:t>
+            </w:r>
+          </w:p>
+        </w:tc>
+        <w:tc>
+          <w:tcPr>
+            <w:tcW w:type="dxa" w:w="3137"/>
+            <w:shd w:fill="FAFAF8"/>
+          </w:tcPr>
+          <w:p>
+            <w:r/>
+            <w:r>
+              <w:rPr>
+                <w:sz w:val="19"/>
+              </w:rPr>
+              <w:t>1</w:t>
+            </w:r>
+          </w:p>
+        </w:tc>
+        <w:tc>
+          <w:tcPr>
+            <w:tcW w:type="dxa" w:w="3137"/>
+            <w:shd w:fill="FAFAF8"/>
+          </w:tcPr>
+          <w:p>
+            <w:r/>
+            <w:r>
+              <w:rPr>
+                <w:sz w:val="19"/>
+              </w:rPr>
+              <w:t>1 (imposé)</w:t>
+            </w:r>
+          </w:p>
+        </w:tc>
+      </w:tr>
+    </w:tbl>
+    <w:p/>
+    <w:p>
+      <w:r>
+        <w:rPr>
+          <w:b w:val="0"/>
+          <w:i w:val="0"/>
+        </w:rPr>
+        <w:t>Trois différences méritent leur justification. Le rechargement à chaud surveille l'arborescence — que l'application modifie elle-même, puisque chaque question réécrit dac/dashboards/_principal.yml : en production, le serveur se redémarrerait à chaque réponse qu'il vient de produire. Le frontend doit être compilé AVANT le démarrage, car le backend sert frontend/dist tel qu'il le trouve : partir sur une compilation périmée afficherait l'ancienne interface sans le moindre signe, et le script s'arrête donc si npm run build échoue. Enfin un seul worker, parce que le jeu de données vit en mémoire dans le processus et qu'un planificateur y tourne : plusieurs workers garderaient chacun leur copie des données ET relanceraient le planificateur — emails d'alerte en double, écritures concurrentes dans le Google Sheet.</w:t>
+      </w:r>
+    </w:p>
+    <w:p>
+      <w:pPr>
+        <w:spacing w:before="40"/>
+      </w:pPr>
+      <w:r>
+        <w:rPr>
+          <w:i/>
+          <w:color w:val="52514E"/>
+          <w:sz w:val="19"/>
+        </w:rPr>
+        <w:t>tests/test_lanceurs.py confronte les deux scripts : ils ne peuvent pas dériver l'un vers l'autre sans faire échouer les tests.</w:t>
+      </w:r>
+    </w:p>
+    <w:p>
+      <w:pPr>
+        <w:keepNext/>
+        <w:spacing w:before="400" w:after="200"/>
+        <w:pBdr>
+          <w:bottom w:val="single" w:sz="18" w:space="4" w:color="D42A45"/>
+        </w:pBdr>
+      </w:pPr>
+      <w:r>
+        <w:rPr>
+          <w:b/>
+          <w:color w:val="F2405A"/>
+          <w:sz w:val="36"/>
+        </w:rPr>
+        <w:t>18. Limites connues</w:t>
       </w:r>
     </w:p>
     <w:p>

--- a/Documentation/reports/Guide_Technique_DevoTeam_Dashboard.docx
+++ b/Documentation/reports/Guide_Technique_DevoTeam_Dashboard.docx
@@ -1135,7 +1135,69 @@
               <w:rPr>
                 <w:sz w:val="19"/>
               </w:rPr>
-              <w:t>Vue d'ensemble (28 widgets), produite par scripts/generate_accueil.py, versionnée et relue en revue.</w:t>
+              <w:t>Section « Vue d'ensemble commerciale » (11 widgets), produite par scripts/generate_accueil.py, versionnée et relue en revue.</w:t>
+            </w:r>
+          </w:p>
+        </w:tc>
+      </w:tr>
+      <w:tr>
+        <w:tc>
+          <w:tcPr>
+            <w:tcW w:type="dxa" w:w="4706"/>
+            <w:shd w:fill="FAFAF8"/>
+          </w:tcPr>
+          <w:p>
+            <w:r/>
+            <w:r>
+              <w:rPr>
+                <w:sz w:val="19"/>
+              </w:rPr>
+              <w:t>dac/dashboards/section_*.yml</w:t>
+            </w:r>
+          </w:p>
+        </w:tc>
+        <w:tc>
+          <w:tcPr>
+            <w:tcW w:type="dxa" w:w="4706"/>
+            <w:shd w:fill="FAFAF8"/>
+          </w:tcPr>
+          <w:p>
+            <w:r/>
+            <w:r>
+              <w:rPr>
+                <w:sz w:val="19"/>
+              </w:rPr>
+              <w:t>Les quatre autres sections du tableau de bord principal (affaires chaudes, santé du portefeuille, pipeline, échéances) — 17 widgets, même générateur.</w:t>
+            </w:r>
+          </w:p>
+        </w:tc>
+      </w:tr>
+      <w:tr>
+        <w:tc>
+          <w:tcPr>
+            <w:tcW w:type="dxa" w:w="4706"/>
+          </w:tcPr>
+          <w:p>
+            <w:r/>
+            <w:r>
+              <w:rPr>
+                <w:sz w:val="19"/>
+              </w:rPr>
+              <w:t>backend/overview_match.py</w:t>
+            </w:r>
+          </w:p>
+        </w:tc>
+        <w:tc>
+          <w:tcPr>
+            <w:tcW w:type="dxa" w:w="4706"/>
+          </w:tcPr>
+          <w:p>
+            <w:r/>
+            <w:r>
+              <w:rPr>
+                <w:sz w:val="19"/>
+              </w:rPr>
+              <w:t>Décide si une section répond déjà à la question posée, et laquelle ; sa table est prouvée par les tests.</w:t>
             </w:r>
           </w:p>
         </w:tc>
@@ -1259,7 +1321,7 @@
               <w:rPr>
                 <w:sz w:val="19"/>
               </w:rPr>
-              <w:t>Suite pytest — 152 tests, aucune dépendance réseau ni données réelles.</w:t>
+              <w:t>Suite pytest — 418 tests, aucune dépendance réseau ni données réelles.</w:t>
             </w:r>
           </w:p>
         </w:tc>
@@ -3676,7 +3738,7 @@
           <w:color w:val="242422"/>
           <w:sz w:val="27"/>
         </w:rPr>
-        <w:t>9.9 Un seul tableau de bord, modifié sur place</w:t>
+        <w:t>9.9 Un seul cadre, cinq sections, modifié sur place</w:t>
       </w:r>
     </w:p>
     <w:p>
@@ -3695,6 +3757,88 @@
           <w:i w:val="0"/>
         </w:rPr>
         <w:t>Le nom de l'instantané vient de l'objectif résolu et non de la phrase tapée : nommer un tableau de bord « En camembert » ne dirait rien de ce qu'il montre, et deux formulations aboutissant à la même analyse partagent ainsi un seul fichier au lieu d'en accumuler deux identiques.</w:t>
+      </w:r>
+    </w:p>
+    <w:p>
+      <w:r>
+        <w:rPr>
+          <w:b w:val="0"/>
+          <w:i w:val="0"/>
+        </w:rPr>
+        <w:t>Le tableau de bord principal, lui, est découpé en cinq dashboards (accueil.yml et section_*.yml) que la barre d'onglets fait défiler. Le découpage n'est pas un choix d'esthétique : DAC ne gère pas les dashboards multi-pages — la clé « pages » est rejetée par son schéma — et douze rangées à faire défiler en sachant où regarder valaient moins que cinq pages qu'on choisit. Les cinq fichiers sont découpés par scripts/generate_accueil.py à partir du même document assemblé, aux mêmes intertitres qui séparaient déjà les groupes : les règles métier restent donc écrites en un seul endroit.</w:t>
+      </w:r>
+    </w:p>
+    <w:p>
+      <w:pPr>
+        <w:keepNext/>
+        <w:spacing w:before="280" w:after="120"/>
+      </w:pPr>
+      <w:r>
+        <w:rPr>
+          <w:b/>
+          <w:color w:val="242422"/>
+          <w:sz w:val="27"/>
+        </w:rPr>
+        <w:t>9.10 « Offres gagnées » est un terme métier, comme « offre remise »</w:t>
+      </w:r>
+    </w:p>
+    <w:p>
+      <w:r>
+        <w:rPr>
+          <w:b w:val="0"/>
+          <w:i w:val="0"/>
+        </w:rPr>
+        <w:t>La question « combien d'offres gagnées ? » donnait tantôt 56, tantôt 88 selon la formulation : le modèle proposait parfois le statut littéral « Offre gagnée », parfois l'ensemble des issues favorables — qui comprend aussi « Offre signée ». Le terme est désormais tranché par le code, comme « offre remise » l'était déjà : il vaut toujours les deux statuts, quelle que soit la phrase.</w:t>
+      </w:r>
+    </w:p>
+    <w:p>
+      <w:r>
+        <w:rPr>
+          <w:b w:val="0"/>
+          <w:i w:val="0"/>
+        </w:rPr>
+        <w:t>La correction a mis au jour la même asymétrie sur la négation : « offres non gagnées » n'écartait qu'un des deux statuts, si bien que les offres signées comptaient dans les DEUX réponses et que les deux questions inverses ne partitionnaient pas le portefeuille. Les deux formes sont désormais traitées ensemble — 88 gagnées et 141 non gagnées redonnent bien les 229 opportunités actives.</w:t>
+      </w:r>
+    </w:p>
+    <w:p>
+      <w:pPr>
+        <w:keepNext/>
+        <w:spacing w:before="280" w:after="120"/>
+      </w:pPr>
+      <w:r>
+        <w:rPr>
+          <w:b/>
+          <w:color w:val="242422"/>
+          <w:sz w:val="27"/>
+        </w:rPr>
+        <w:t>9.11 Réutiliser une section : une table prouvée, jamais supposée</w:t>
+      </w:r>
+    </w:p>
+    <w:p>
+      <w:r>
+        <w:rPr>
+          <w:b w:val="0"/>
+          <w:i w:val="0"/>
+        </w:rPr>
+        <w:t>Composer un tableau de bord pour une question à laquelle une section répond déjà fait perdre deux choses : l'utilisateur quitte une page qu'il connaît, et le chiffre affiché provient d'une composition faite à la volée plutôt que d'un widget relu. backend/overview_match.py décide donc, avant toute écriture, si une section porte la réponse — et laquelle.</w:t>
+      </w:r>
+    </w:p>
+    <w:p>
+      <w:r>
+        <w:rPr>
+          <w:b w:val="0"/>
+          <w:i w:val="0"/>
+        </w:rPr>
+        <w:t>La première version de cette table associait (métrique, axe) à une page en supposant qu'une même métrique sur un même axe désignait la même question. C'est faux : le périmètre diffère. Vérification faite widget par widget, cinq des huit entrées désignaient une page répondant à autre chose — « budget par pays » menait à une section sans aucun widget par pays, et « combien d'offres » à un indicateur valant 147 quand le chat en annonce 229 (les offres remises dont l'échéance est passée, contre le portefeuille actif). Les deux chiffres sont justes ; la page contredisait la phrase qu'on venait de lire.</w:t>
+      </w:r>
+    </w:p>
+    <w:p>
+      <w:r>
+        <w:rPr>
+          <w:b w:val="0"/>
+          <w:i w:val="0"/>
+        </w:rPr>
+        <w:t>La leçon porte moins sur la table que sur la méthode. Elle ne conserve que les entrées prouvées, et la preuve est devenue un test : tests/test_reutilisation_fidele.py exécute les deux moteurs sur les mêmes lignes et refuse toute entrée dont le total ou le nombre de lignes diffère, avec un contrôle négatif qui vérifie que le test sait dire non. Ajouter une entrée fausse fait désormais tomber la suite au lieu d'atteindre l'utilisateur.</w:t>
       </w:r>
     </w:p>
     <w:p>

--- a/Documentation/reports/Guide_Technique_DevoTeam_Dashboard.docx
+++ b/Documentation/reports/Guide_Technique_DevoTeam_Dashboard.docx
@@ -1321,7 +1321,7 @@
               <w:rPr>
                 <w:sz w:val="19"/>
               </w:rPr>
-              <w:t>Suite pytest — 418 tests, aucune dépendance réseau ni données réelles.</w:t>
+              <w:t>Suite pytest — 489 tests, aucune dépendance réseau ni données réelles.</w:t>
             </w:r>
           </w:p>
         </w:tc>
